--- a/уп 0104.docx
+++ b/уп 0104.docx
@@ -427,50 +427,71 @@
     </w:p>
     <w:p>
       <w:pPr>
-        <w:rPr>
-          <w:rFonts w:ascii="Times New Roman" w:hAnsi="Times New Roman" w:cs="Times New Roman"/>
-        </w:rPr>
-      </w:pPr>
-      <w:r>
-        <w:rPr>
-          <w:rFonts w:ascii="Times New Roman" w:hAnsi="Times New Roman" w:cs="Times New Roman"/>
+        <w:pStyle w:val="a3"/>
+        <w:numPr>
+          <w:ilvl w:val="0"/>
+          <w:numId w:val="12"/>
+        </w:numPr>
+        <w:rPr>
+          <w:rFonts w:ascii="Times New Roman" w:hAnsi="Times New Roman" w:cs="Times New Roman"/>
+          <w:sz w:val="24"/>
+        </w:rPr>
+      </w:pPr>
+      <w:r>
+        <w:rPr>
+          <w:rFonts w:ascii="Times New Roman" w:hAnsi="Times New Roman" w:cs="Times New Roman"/>
+          <w:sz w:val="24"/>
         </w:rPr>
         <w:t>Название теста</w:t>
       </w:r>
     </w:p>
     <w:p>
       <w:pPr>
-        <w:rPr>
-          <w:rFonts w:ascii="Times New Roman" w:hAnsi="Times New Roman" w:cs="Times New Roman"/>
-        </w:rPr>
-      </w:pPr>
-      <w:r>
-        <w:rPr>
-          <w:rFonts w:ascii="Times New Roman" w:hAnsi="Times New Roman" w:cs="Times New Roman"/>
+        <w:pStyle w:val="a3"/>
+        <w:numPr>
+          <w:ilvl w:val="0"/>
+          <w:numId w:val="12"/>
+        </w:numPr>
+        <w:rPr>
+          <w:rFonts w:ascii="Times New Roman" w:hAnsi="Times New Roman" w:cs="Times New Roman"/>
+          <w:sz w:val="24"/>
+        </w:rPr>
+      </w:pPr>
+      <w:r>
+        <w:rPr>
+          <w:rFonts w:ascii="Times New Roman" w:hAnsi="Times New Roman" w:cs="Times New Roman"/>
+          <w:sz w:val="24"/>
         </w:rPr>
         <w:t>Кнопка «данные о разработчиках»</w:t>
       </w:r>
     </w:p>
     <w:p>
       <w:pPr>
-        <w:rPr>
-          <w:rFonts w:ascii="Times New Roman" w:hAnsi="Times New Roman" w:cs="Times New Roman"/>
-        </w:rPr>
-      </w:pPr>
-      <w:r>
-        <w:rPr>
-          <w:rFonts w:ascii="Times New Roman" w:hAnsi="Times New Roman" w:cs="Times New Roman"/>
-        </w:rPr>
-        <w:t>Кнопка «</w:t>
-      </w:r>
-      <w:bookmarkStart w:id="0" w:name="_GoBack"/>
-      <w:bookmarkEnd w:id="0"/>
-      <w:r>
-        <w:rPr>
-          <w:rFonts w:ascii="Times New Roman" w:hAnsi="Times New Roman" w:cs="Times New Roman"/>
-        </w:rPr>
-        <w:t xml:space="preserve">Справка по работе» </w:t>
-      </w:r>
+        <w:pStyle w:val="a3"/>
+        <w:numPr>
+          <w:ilvl w:val="0"/>
+          <w:numId w:val="12"/>
+        </w:numPr>
+        <w:rPr>
+          <w:rFonts w:ascii="Times New Roman" w:hAnsi="Times New Roman" w:cs="Times New Roman"/>
+          <w:sz w:val="24"/>
+        </w:rPr>
+      </w:pPr>
+      <w:r>
+        <w:rPr>
+          <w:rFonts w:ascii="Times New Roman" w:hAnsi="Times New Roman" w:cs="Times New Roman"/>
+          <w:sz w:val="24"/>
+        </w:rPr>
+        <w:t xml:space="preserve">Кнопка «Справка по работе» </w:t>
+      </w:r>
+    </w:p>
+    <w:p>
+      <w:pPr>
+        <w:pStyle w:val="a3"/>
+        <w:rPr>
+          <w:rFonts w:ascii="Times New Roman" w:hAnsi="Times New Roman" w:cs="Times New Roman"/>
+        </w:rPr>
+      </w:pPr>
     </w:p>
     <w:p>
       <w:pPr>
@@ -899,6 +920,13 @@
         </w:rPr>
         <w:t>Запуск программы</w:t>
       </w:r>
+      <w:r>
+        <w:rPr>
+          <w:rFonts w:ascii="Times New Roman" w:hAnsi="Times New Roman" w:cs="Times New Roman"/>
+          <w:sz w:val="24"/>
+        </w:rPr>
+        <w:t>.</w:t>
+      </w:r>
     </w:p>
     <w:p>
       <w:pPr>
@@ -917,7 +945,7 @@
           <w:rFonts w:ascii="Times New Roman" w:hAnsi="Times New Roman" w:cs="Times New Roman"/>
           <w:sz w:val="24"/>
         </w:rPr>
-        <w:t>Подстраивание вопросов за счет выбранной сложности</w:t>
+        <w:t>После нажима кнопки «начать тест» включается экран вопросов.</w:t>
       </w:r>
     </w:p>
     <w:p>
@@ -937,7 +965,7 @@
           <w:rFonts w:ascii="Times New Roman" w:hAnsi="Times New Roman" w:cs="Times New Roman"/>
           <w:sz w:val="24"/>
         </w:rPr>
-        <w:t>Выбор вопросов</w:t>
+        <w:t>Пользователь выбирает ответ.</w:t>
       </w:r>
     </w:p>
     <w:p>
@@ -959,6 +987,13 @@
         </w:rPr>
         <w:t>Обработка выбранного ответа</w:t>
       </w:r>
+      <w:r>
+        <w:rPr>
+          <w:rFonts w:ascii="Times New Roman" w:hAnsi="Times New Roman" w:cs="Times New Roman"/>
+          <w:sz w:val="24"/>
+        </w:rPr>
+        <w:t>.</w:t>
+      </w:r>
     </w:p>
     <w:p>
       <w:pPr>
@@ -977,7 +1012,151 @@
           <w:rFonts w:ascii="Times New Roman" w:hAnsi="Times New Roman" w:cs="Times New Roman"/>
           <w:sz w:val="24"/>
         </w:rPr>
-        <w:t>Подсчет соотношения правильных ответов и выдача результатов</w:t>
+        <w:t>После выбранного ответа переход на следующий вопрос.</w:t>
+      </w:r>
+    </w:p>
+    <w:p>
+      <w:pPr>
+        <w:pStyle w:val="a3"/>
+        <w:numPr>
+          <w:ilvl w:val="0"/>
+          <w:numId w:val="9"/>
+        </w:numPr>
+        <w:rPr>
+          <w:rFonts w:ascii="Times New Roman" w:hAnsi="Times New Roman" w:cs="Times New Roman"/>
+          <w:sz w:val="24"/>
+        </w:rPr>
+      </w:pPr>
+      <w:r>
+        <w:rPr>
+          <w:rFonts w:ascii="Times New Roman" w:hAnsi="Times New Roman" w:cs="Times New Roman"/>
+          <w:sz w:val="24"/>
+        </w:rPr>
+        <w:t>Подсчет соотношения правильных ответов</w:t>
+      </w:r>
+      <w:r>
+        <w:rPr>
+          <w:rFonts w:ascii="Times New Roman" w:hAnsi="Times New Roman" w:cs="Times New Roman"/>
+          <w:sz w:val="24"/>
+        </w:rPr>
+        <w:t>.</w:t>
+      </w:r>
+    </w:p>
+    <w:p>
+      <w:pPr>
+        <w:pStyle w:val="a3"/>
+        <w:numPr>
+          <w:ilvl w:val="0"/>
+          <w:numId w:val="9"/>
+        </w:numPr>
+        <w:rPr>
+          <w:rFonts w:ascii="Times New Roman" w:hAnsi="Times New Roman" w:cs="Times New Roman"/>
+          <w:sz w:val="24"/>
+        </w:rPr>
+      </w:pPr>
+      <w:r>
+        <w:rPr>
+          <w:rFonts w:ascii="Times New Roman" w:hAnsi="Times New Roman" w:cs="Times New Roman"/>
+          <w:sz w:val="24"/>
+        </w:rPr>
+        <w:t>В</w:t>
+      </w:r>
+      <w:r>
+        <w:rPr>
+          <w:rFonts w:ascii="Times New Roman" w:hAnsi="Times New Roman" w:cs="Times New Roman"/>
+          <w:sz w:val="24"/>
+        </w:rPr>
+        <w:t>ыдача результатов</w:t>
+      </w:r>
+      <w:r>
+        <w:rPr>
+          <w:rFonts w:ascii="Times New Roman" w:hAnsi="Times New Roman" w:cs="Times New Roman"/>
+          <w:sz w:val="24"/>
+        </w:rPr>
+        <w:t>.</w:t>
+      </w:r>
+    </w:p>
+    <w:p>
+      <w:pPr>
+        <w:pStyle w:val="a3"/>
+        <w:numPr>
+          <w:ilvl w:val="0"/>
+          <w:numId w:val="9"/>
+        </w:numPr>
+        <w:rPr>
+          <w:rFonts w:ascii="Times New Roman" w:hAnsi="Times New Roman" w:cs="Times New Roman"/>
+          <w:sz w:val="24"/>
+        </w:rPr>
+      </w:pPr>
+      <w:r>
+        <w:rPr>
+          <w:rFonts w:ascii="Times New Roman" w:hAnsi="Times New Roman" w:cs="Times New Roman"/>
+          <w:sz w:val="24"/>
+        </w:rPr>
+        <w:t>Программа ждет дальнейших действий пользовате</w:t>
+      </w:r>
+      <w:bookmarkStart w:id="0" w:name="_GoBack"/>
+      <w:bookmarkEnd w:id="0"/>
+      <w:r>
+        <w:rPr>
+          <w:rFonts w:ascii="Times New Roman" w:hAnsi="Times New Roman" w:cs="Times New Roman"/>
+          <w:sz w:val="24"/>
+        </w:rPr>
+        <w:t>ля. Перезапуск теста</w:t>
+      </w:r>
+      <w:r>
+        <w:rPr>
+          <w:rFonts w:ascii="Times New Roman" w:hAnsi="Times New Roman" w:cs="Times New Roman"/>
+          <w:sz w:val="24"/>
+        </w:rPr>
+        <w:t>/</w:t>
+      </w:r>
+      <w:r>
+        <w:rPr>
+          <w:rFonts w:ascii="Times New Roman" w:hAnsi="Times New Roman" w:cs="Times New Roman"/>
+          <w:sz w:val="24"/>
+        </w:rPr>
+        <w:t>Выход из приложений.</w:t>
+      </w:r>
+    </w:p>
+    <w:p>
+      <w:pPr>
+        <w:pStyle w:val="a3"/>
+        <w:numPr>
+          <w:ilvl w:val="0"/>
+          <w:numId w:val="9"/>
+        </w:numPr>
+        <w:rPr>
+          <w:rFonts w:ascii="Times New Roman" w:hAnsi="Times New Roman" w:cs="Times New Roman"/>
+          <w:sz w:val="24"/>
+        </w:rPr>
+      </w:pPr>
+      <w:r>
+        <w:rPr>
+          <w:rFonts w:ascii="Times New Roman" w:hAnsi="Times New Roman" w:cs="Times New Roman"/>
+          <w:sz w:val="24"/>
+        </w:rPr>
+        <w:t>Если перезапуск теста, то все прошлые ответы удаляются и создается тест.</w:t>
+      </w:r>
+    </w:p>
+    <w:p>
+      <w:pPr>
+        <w:pStyle w:val="a3"/>
+        <w:numPr>
+          <w:ilvl w:val="0"/>
+          <w:numId w:val="9"/>
+        </w:numPr>
+        <w:rPr>
+          <w:rFonts w:ascii="Times New Roman" w:hAnsi="Times New Roman" w:cs="Times New Roman"/>
+          <w:sz w:val="24"/>
+        </w:rPr>
+      </w:pPr>
+      <w:r>
+        <w:rPr>
+          <w:rFonts w:ascii="Times New Roman" w:hAnsi="Times New Roman" w:cs="Times New Roman"/>
+          <w:sz w:val="24"/>
+        </w:rPr>
+        <w:t>Если выход из приложения, то программа закрывается.</w:t>
       </w:r>
     </w:p>
     <w:p>
@@ -2151,7 +2330,6 @@
         <w:rPr>
           <w:color w:val="000000" w:themeColor="text1"/>
         </w:rPr>
-        <w:lastRenderedPageBreak/>
         <w:t>Описание тестов</w:t>
       </w:r>
     </w:p>
@@ -2298,6 +2476,119 @@
 <file path=word/numbering.xml><?xml version="1.0" encoding="utf-8"?>
 <w:numbering xmlns:wpc="http://schemas.microsoft.com/office/word/2010/wordprocessingCanvas" xmlns:cx="http://schemas.microsoft.com/office/drawing/2014/chartex" xmlns:cx1="http://schemas.microsoft.com/office/drawing/2015/9/8/chartex" xmlns:cx2="http://schemas.microsoft.com/office/drawing/2015/10/21/chartex" xmlns:cx3="http://schemas.microsoft.com/office/drawing/2016/5/9/chartex" xmlns:cx4="http://schemas.microsoft.com/office/drawing/2016/5/10/chartex" xmlns:cx5="http://schemas.microsoft.com/office/drawing/2016/5/11/chartex" xmlns:cx6="http://schemas.microsoft.com/office/drawing/2016/5/12/chartex" xmlns:cx7="http://schemas.microsoft.com/office/drawing/2016/5/13/chartex" xmlns:cx8="http://schemas.microsoft.com/office/drawing/2016/5/14/chartex" xmlns:mc="http://schemas.openxmlformats.org/markup-compatibility/2006" xmlns:aink="http://schemas.microsoft.com/office/drawing/2016/ink" xmlns:am3d="http://schemas.microsoft.com/office/drawing/2017/model3d" xmlns:o="urn:schemas-microsoft-com:office:office" xmlns:r="http://schemas.openxmlformats.org/officeDocument/2006/relationships" xmlns:m="http://schemas.openxmlformats.org/officeDocument/2006/math" xmlns:v="urn:schemas-microsoft-com:vml" xmlns:wp14="http://schemas.microsoft.com/office/word/2010/wordprocessingDrawing" xmlns:wp="http://schemas.openxmlformats.org/drawingml/2006/wordprocessingDrawing" xmlns:w10="urn:schemas-microsoft-com:office:word" xmlns:w="http://schemas.openxmlformats.org/wordprocessingml/2006/main" xmlns:w14="http://schemas.microsoft.com/office/word/2010/wordml" xmlns:w15="http://schemas.microsoft.com/office/word/2012/wordml" xmlns:w16cid="http://schemas.microsoft.com/office/word/2016/wordml/cid" xmlns:w16se="http://schemas.microsoft.com/office/word/2015/wordml/symex" xmlns:wpg="http://schemas.microsoft.com/office/word/2010/wordprocessingGroup" xmlns:wpi="http://schemas.microsoft.com/office/word/2010/wordprocessingInk" xmlns:wne="http://schemas.microsoft.com/office/word/2006/wordml" xmlns:wps="http://schemas.microsoft.com/office/word/2010/wordprocessingShape" mc:Ignorable="w14 w15 w16se w16cid wp14">
   <w:abstractNum w:abstractNumId="0" w15:restartNumberingAfterBreak="0">
+    <w:nsid w:val="0C3A2DA7"/>
+    <w:multiLevelType w:val="hybridMultilevel"/>
+    <w:tmpl w:val="44560352"/>
+    <w:lvl w:ilvl="0" w:tplc="04190005">
+      <w:start w:val="1"/>
+      <w:numFmt w:val="bullet"/>
+      <w:lvlText w:val=""/>
+      <w:lvlJc w:val="left"/>
+      <w:pPr>
+        <w:ind w:left="720" w:hanging="360"/>
+      </w:pPr>
+      <w:rPr>
+        <w:rFonts w:ascii="Wingdings" w:hAnsi="Wingdings" w:hint="default"/>
+      </w:rPr>
+    </w:lvl>
+    <w:lvl w:ilvl="1" w:tplc="04190003" w:tentative="1">
+      <w:start w:val="1"/>
+      <w:numFmt w:val="bullet"/>
+      <w:lvlText w:val="o"/>
+      <w:lvlJc w:val="left"/>
+      <w:pPr>
+        <w:ind w:left="1440" w:hanging="360"/>
+      </w:pPr>
+      <w:rPr>
+        <w:rFonts w:ascii="Courier New" w:hAnsi="Courier New" w:cs="Courier New" w:hint="default"/>
+      </w:rPr>
+    </w:lvl>
+    <w:lvl w:ilvl="2" w:tplc="04190005" w:tentative="1">
+      <w:start w:val="1"/>
+      <w:numFmt w:val="bullet"/>
+      <w:lvlText w:val=""/>
+      <w:lvlJc w:val="left"/>
+      <w:pPr>
+        <w:ind w:left="2160" w:hanging="360"/>
+      </w:pPr>
+      <w:rPr>
+        <w:rFonts w:ascii="Wingdings" w:hAnsi="Wingdings" w:hint="default"/>
+      </w:rPr>
+    </w:lvl>
+    <w:lvl w:ilvl="3" w:tplc="04190001" w:tentative="1">
+      <w:start w:val="1"/>
+      <w:numFmt w:val="bullet"/>
+      <w:lvlText w:val=""/>
+      <w:lvlJc w:val="left"/>
+      <w:pPr>
+        <w:ind w:left="2880" w:hanging="360"/>
+      </w:pPr>
+      <w:rPr>
+        <w:rFonts w:ascii="Symbol" w:hAnsi="Symbol" w:hint="default"/>
+      </w:rPr>
+    </w:lvl>
+    <w:lvl w:ilvl="4" w:tplc="04190003" w:tentative="1">
+      <w:start w:val="1"/>
+      <w:numFmt w:val="bullet"/>
+      <w:lvlText w:val="o"/>
+      <w:lvlJc w:val="left"/>
+      <w:pPr>
+        <w:ind w:left="3600" w:hanging="360"/>
+      </w:pPr>
+      <w:rPr>
+        <w:rFonts w:ascii="Courier New" w:hAnsi="Courier New" w:cs="Courier New" w:hint="default"/>
+      </w:rPr>
+    </w:lvl>
+    <w:lvl w:ilvl="5" w:tplc="04190005" w:tentative="1">
+      <w:start w:val="1"/>
+      <w:numFmt w:val="bullet"/>
+      <w:lvlText w:val=""/>
+      <w:lvlJc w:val="left"/>
+      <w:pPr>
+        <w:ind w:left="4320" w:hanging="360"/>
+      </w:pPr>
+      <w:rPr>
+        <w:rFonts w:ascii="Wingdings" w:hAnsi="Wingdings" w:hint="default"/>
+      </w:rPr>
+    </w:lvl>
+    <w:lvl w:ilvl="6" w:tplc="04190001" w:tentative="1">
+      <w:start w:val="1"/>
+      <w:numFmt w:val="bullet"/>
+      <w:lvlText w:val=""/>
+      <w:lvlJc w:val="left"/>
+      <w:pPr>
+        <w:ind w:left="5040" w:hanging="360"/>
+      </w:pPr>
+      <w:rPr>
+        <w:rFonts w:ascii="Symbol" w:hAnsi="Symbol" w:hint="default"/>
+      </w:rPr>
+    </w:lvl>
+    <w:lvl w:ilvl="7" w:tplc="04190003" w:tentative="1">
+      <w:start w:val="1"/>
+      <w:numFmt w:val="bullet"/>
+      <w:lvlText w:val="o"/>
+      <w:lvlJc w:val="left"/>
+      <w:pPr>
+        <w:ind w:left="5760" w:hanging="360"/>
+      </w:pPr>
+      <w:rPr>
+        <w:rFonts w:ascii="Courier New" w:hAnsi="Courier New" w:cs="Courier New" w:hint="default"/>
+      </w:rPr>
+    </w:lvl>
+    <w:lvl w:ilvl="8" w:tplc="04190005" w:tentative="1">
+      <w:start w:val="1"/>
+      <w:numFmt w:val="bullet"/>
+      <w:lvlText w:val=""/>
+      <w:lvlJc w:val="left"/>
+      <w:pPr>
+        <w:ind w:left="6480" w:hanging="360"/>
+      </w:pPr>
+      <w:rPr>
+        <w:rFonts w:ascii="Wingdings" w:hAnsi="Wingdings" w:hint="default"/>
+      </w:rPr>
+    </w:lvl>
+  </w:abstractNum>
+  <w:abstractNum w:abstractNumId="1" w15:restartNumberingAfterBreak="0">
     <w:nsid w:val="1D29658B"/>
     <w:multiLevelType w:val="hybridMultilevel"/>
     <w:tmpl w:val="4336D232"/>
@@ -2410,7 +2701,7 @@
       </w:rPr>
     </w:lvl>
   </w:abstractNum>
-  <w:abstractNum w:abstractNumId="1" w15:restartNumberingAfterBreak="0">
+  <w:abstractNum w:abstractNumId="2" w15:restartNumberingAfterBreak="0">
     <w:nsid w:val="24D3634C"/>
     <w:multiLevelType w:val="hybridMultilevel"/>
     <w:tmpl w:val="44A6F4B0"/>
@@ -2496,7 +2787,7 @@
       </w:pPr>
     </w:lvl>
   </w:abstractNum>
-  <w:abstractNum w:abstractNumId="2" w15:restartNumberingAfterBreak="0">
+  <w:abstractNum w:abstractNumId="3" w15:restartNumberingAfterBreak="0">
     <w:nsid w:val="2CF912E5"/>
     <w:multiLevelType w:val="hybridMultilevel"/>
     <w:tmpl w:val="11E27C02"/>
@@ -2609,7 +2900,7 @@
       </w:rPr>
     </w:lvl>
   </w:abstractNum>
-  <w:abstractNum w:abstractNumId="3" w15:restartNumberingAfterBreak="0">
+  <w:abstractNum w:abstractNumId="4" w15:restartNumberingAfterBreak="0">
     <w:nsid w:val="47F8412A"/>
     <w:multiLevelType w:val="hybridMultilevel"/>
     <w:tmpl w:val="1CF8A240"/>
@@ -2698,7 +2989,7 @@
       </w:pPr>
     </w:lvl>
   </w:abstractNum>
-  <w:abstractNum w:abstractNumId="4" w15:restartNumberingAfterBreak="0">
+  <w:abstractNum w:abstractNumId="5" w15:restartNumberingAfterBreak="0">
     <w:nsid w:val="4A9A2E2C"/>
     <w:multiLevelType w:val="multilevel"/>
     <w:tmpl w:val="14B00C4E"/>
@@ -2811,7 +3102,7 @@
       </w:pPr>
     </w:lvl>
   </w:abstractNum>
-  <w:abstractNum w:abstractNumId="5" w15:restartNumberingAfterBreak="0">
+  <w:abstractNum w:abstractNumId="6" w15:restartNumberingAfterBreak="0">
     <w:nsid w:val="4F37347C"/>
     <w:multiLevelType w:val="multilevel"/>
     <w:tmpl w:val="6748A790"/>
@@ -2960,7 +3251,7 @@
       </w:rPr>
     </w:lvl>
   </w:abstractNum>
-  <w:abstractNum w:abstractNumId="6" w15:restartNumberingAfterBreak="0">
+  <w:abstractNum w:abstractNumId="7" w15:restartNumberingAfterBreak="0">
     <w:nsid w:val="57262399"/>
     <w:multiLevelType w:val="hybridMultilevel"/>
     <w:tmpl w:val="66CCF7C0"/>
@@ -3049,7 +3340,7 @@
       </w:pPr>
     </w:lvl>
   </w:abstractNum>
-  <w:abstractNum w:abstractNumId="7" w15:restartNumberingAfterBreak="0">
+  <w:abstractNum w:abstractNumId="8" w15:restartNumberingAfterBreak="0">
     <w:nsid w:val="5E216795"/>
     <w:multiLevelType w:val="hybridMultilevel"/>
     <w:tmpl w:val="327C0B36"/>
@@ -3135,7 +3426,7 @@
       </w:pPr>
     </w:lvl>
   </w:abstractNum>
-  <w:abstractNum w:abstractNumId="8" w15:restartNumberingAfterBreak="0">
+  <w:abstractNum w:abstractNumId="9" w15:restartNumberingAfterBreak="0">
     <w:nsid w:val="690D64DA"/>
     <w:multiLevelType w:val="hybridMultilevel"/>
     <w:tmpl w:val="7AF0C3CE"/>
@@ -3248,7 +3539,7 @@
       </w:rPr>
     </w:lvl>
   </w:abstractNum>
-  <w:abstractNum w:abstractNumId="9" w15:restartNumberingAfterBreak="0">
+  <w:abstractNum w:abstractNumId="10" w15:restartNumberingAfterBreak="0">
     <w:nsid w:val="6E655DBB"/>
     <w:multiLevelType w:val="hybridMultilevel"/>
     <w:tmpl w:val="0ECAD01A"/>
@@ -3361,7 +3652,7 @@
       </w:rPr>
     </w:lvl>
   </w:abstractNum>
-  <w:abstractNum w:abstractNumId="10" w15:restartNumberingAfterBreak="0">
+  <w:abstractNum w:abstractNumId="11" w15:restartNumberingAfterBreak="0">
     <w:nsid w:val="722E26BE"/>
     <w:multiLevelType w:val="hybridMultilevel"/>
     <w:tmpl w:val="EA3ECED2"/>
@@ -3475,37 +3766,40 @@
     </w:lvl>
   </w:abstractNum>
   <w:num w:numId="1">
+    <w:abstractNumId w:val="7"/>
+  </w:num>
+  <w:num w:numId="2">
+    <w:abstractNumId w:val="8"/>
+  </w:num>
+  <w:num w:numId="3">
+    <w:abstractNumId w:val="2"/>
+  </w:num>
+  <w:num w:numId="4">
+    <w:abstractNumId w:val="10"/>
+  </w:num>
+  <w:num w:numId="5">
+    <w:abstractNumId w:val="9"/>
+  </w:num>
+  <w:num w:numId="6">
+    <w:abstractNumId w:val="1"/>
+  </w:num>
+  <w:num w:numId="7">
+    <w:abstractNumId w:val="11"/>
+  </w:num>
+  <w:num w:numId="8">
+    <w:abstractNumId w:val="3"/>
+  </w:num>
+  <w:num w:numId="9">
+    <w:abstractNumId w:val="4"/>
+  </w:num>
+  <w:num w:numId="10">
+    <w:abstractNumId w:val="5"/>
+  </w:num>
+  <w:num w:numId="11">
     <w:abstractNumId w:val="6"/>
   </w:num>
-  <w:num w:numId="2">
-    <w:abstractNumId w:val="7"/>
-  </w:num>
-  <w:num w:numId="3">
-    <w:abstractNumId w:val="1"/>
-  </w:num>
-  <w:num w:numId="4">
-    <w:abstractNumId w:val="9"/>
-  </w:num>
-  <w:num w:numId="5">
-    <w:abstractNumId w:val="8"/>
-  </w:num>
-  <w:num w:numId="6">
+  <w:num w:numId="12">
     <w:abstractNumId w:val="0"/>
-  </w:num>
-  <w:num w:numId="7">
-    <w:abstractNumId w:val="10"/>
-  </w:num>
-  <w:num w:numId="8">
-    <w:abstractNumId w:val="2"/>
-  </w:num>
-  <w:num w:numId="9">
-    <w:abstractNumId w:val="3"/>
-  </w:num>
-  <w:num w:numId="10">
-    <w:abstractNumId w:val="4"/>
-  </w:num>
-  <w:num w:numId="11">
-    <w:abstractNumId w:val="5"/>
   </w:num>
 </w:numbering>
 </file>
@@ -4389,7 +4683,7 @@
 </file>
 
 <file path=customXml/itemProps1.xml><?xml version="1.0" encoding="utf-8"?>
-<ds:datastoreItem xmlns:ds="http://schemas.openxmlformats.org/officeDocument/2006/customXml" ds:itemID="{BAC025E4-747F-49DA-B16E-31FA826F056C}">
+<ds:datastoreItem xmlns:ds="http://schemas.openxmlformats.org/officeDocument/2006/customXml" ds:itemID="{259EF55C-B29C-4ED8-93D3-FB6BECAE0C39}">
   <ds:schemaRefs>
     <ds:schemaRef ds:uri="http://schemas.openxmlformats.org/officeDocument/2006/bibliography"/>
   </ds:schemaRefs>

--- a/уп 0104.docx
+++ b/уп 0104.docx
@@ -1,6 +1,6 @@
 
 <file path=word/document.xml><?xml version="1.0" encoding="utf-8"?>
-<w:document xmlns:wpc="http://schemas.microsoft.com/office/word/2010/wordprocessingCanvas" xmlns:mc="http://schemas.openxmlformats.org/markup-compatibility/2006" xmlns:o="urn:schemas-microsoft-com:office:office" xmlns:r="http://schemas.openxmlformats.org/officeDocument/2006/relationships" xmlns:m="http://schemas.openxmlformats.org/officeDocument/2006/math" xmlns:v="urn:schemas-microsoft-com:vml" xmlns:wp14="http://schemas.microsoft.com/office/word/2010/wordprocessingDrawing" xmlns:wp="http://schemas.openxmlformats.org/drawingml/2006/wordprocessingDrawing" xmlns:w="http://schemas.openxmlformats.org/wordprocessingml/2006/main" xmlns:w14="http://schemas.microsoft.com/office/word/2010/wordml" xmlns:w10="urn:schemas-microsoft-com:office:word" xmlns:w15="http://schemas.microsoft.com/office/word/2012/wordml" xmlns:wpg="http://schemas.microsoft.com/office/word/2010/wordprocessingGroup" xmlns:wpi="http://schemas.microsoft.com/office/word/2010/wordprocessingInk" xmlns:wne="http://schemas.microsoft.com/office/word/2006/wordml" xmlns:wps="http://schemas.microsoft.com/office/word/2010/wordprocessingShape" xmlns:wpsCustomData="http://www.wps.cn/officeDocument/2013/wpsCustomData" mc:Ignorable="w14 w15 wp14">
+<w:document xmlns:wpc="http://schemas.microsoft.com/office/word/2010/wordprocessingCanvas" xmlns:cx="http://schemas.microsoft.com/office/drawing/2014/chartex" xmlns:cx1="http://schemas.microsoft.com/office/drawing/2015/9/8/chartex" xmlns:cx2="http://schemas.microsoft.com/office/drawing/2015/10/21/chartex" xmlns:cx3="http://schemas.microsoft.com/office/drawing/2016/5/9/chartex" xmlns:cx4="http://schemas.microsoft.com/office/drawing/2016/5/10/chartex" xmlns:cx5="http://schemas.microsoft.com/office/drawing/2016/5/11/chartex" xmlns:cx6="http://schemas.microsoft.com/office/drawing/2016/5/12/chartex" xmlns:cx7="http://schemas.microsoft.com/office/drawing/2016/5/13/chartex" xmlns:cx8="http://schemas.microsoft.com/office/drawing/2016/5/14/chartex" xmlns:mc="http://schemas.openxmlformats.org/markup-compatibility/2006" xmlns:aink="http://schemas.microsoft.com/office/drawing/2016/ink" xmlns:am3d="http://schemas.microsoft.com/office/drawing/2017/model3d" xmlns:o="urn:schemas-microsoft-com:office:office" xmlns:r="http://schemas.openxmlformats.org/officeDocument/2006/relationships" xmlns:m="http://schemas.openxmlformats.org/officeDocument/2006/math" xmlns:v="urn:schemas-microsoft-com:vml" xmlns:wp14="http://schemas.microsoft.com/office/word/2010/wordprocessingDrawing" xmlns:wp="http://schemas.openxmlformats.org/drawingml/2006/wordprocessingDrawing" xmlns:w10="urn:schemas-microsoft-com:office:word" xmlns:w="http://schemas.openxmlformats.org/wordprocessingml/2006/main" xmlns:w14="http://schemas.microsoft.com/office/word/2010/wordml" xmlns:w15="http://schemas.microsoft.com/office/word/2012/wordml" xmlns:w16cid="http://schemas.microsoft.com/office/word/2016/wordml/cid" xmlns:w16se="http://schemas.microsoft.com/office/word/2015/wordml/symex" xmlns:wpg="http://schemas.microsoft.com/office/word/2010/wordprocessingGroup" xmlns:wpi="http://schemas.microsoft.com/office/word/2010/wordprocessingInk" xmlns:wne="http://schemas.microsoft.com/office/word/2006/wordml" xmlns:wps="http://schemas.microsoft.com/office/word/2010/wordprocessingShape" mc:Ignorable="w14 w15 w16se w16cid wp14">
   <w:body>
     <w:p>
       <w:pPr>
@@ -16,7 +16,25 @@
           <w:sz w:val="24"/>
           <w:szCs w:val="24"/>
         </w:rPr>
-        <w:t xml:space="preserve">ЧПОУ «Новосибирский кооперативный техникум» Новосибирского облпотребсоюза </w:t>
+        <w:t xml:space="preserve">ЧПОУ «Новосибирский кооперативный техникум» Новосибирского </w:t>
+      </w:r>
+      <w:proofErr w:type="spellStart"/>
+      <w:r>
+        <w:rPr>
+          <w:rFonts w:ascii="Times New Roman" w:hAnsi="Times New Roman" w:cs="Times New Roman"/>
+          <w:sz w:val="24"/>
+          <w:szCs w:val="24"/>
+        </w:rPr>
+        <w:t>облпотребсоюза</w:t>
+      </w:r>
+      <w:proofErr w:type="spellEnd"/>
+      <w:r>
+        <w:rPr>
+          <w:rFonts w:ascii="Times New Roman" w:hAnsi="Times New Roman" w:cs="Times New Roman"/>
+          <w:sz w:val="24"/>
+          <w:szCs w:val="24"/>
+        </w:rPr>
+        <w:t xml:space="preserve"> </w:t>
       </w:r>
     </w:p>
     <w:p>
@@ -97,7 +115,7 @@
         <w:spacing w:after="0" w:line="420" w:lineRule="atLeast"/>
         <w:jc w:val="center"/>
         <w:rPr>
-          <w:rFonts w:ascii="Times New Roman" w:hAnsi="Times New Roman" w:eastAsia="Times New Roman" w:cs="Times New Roman"/>
+          <w:rFonts w:ascii="Times New Roman" w:eastAsia="Times New Roman" w:hAnsi="Times New Roman" w:cs="Times New Roman"/>
           <w:b/>
           <w:bCs/>
           <w:color w:val="0A0A0A"/>
@@ -108,7 +126,7 @@
       </w:pPr>
       <w:r>
         <w:rPr>
-          <w:rFonts w:ascii="Times New Roman" w:hAnsi="Times New Roman" w:eastAsia="Times New Roman" w:cs="Times New Roman"/>
+          <w:rFonts w:ascii="Times New Roman" w:eastAsia="Times New Roman" w:hAnsi="Times New Roman" w:cs="Times New Roman"/>
           <w:b/>
           <w:bCs/>
           <w:color w:val="0A0A0A"/>
@@ -225,10 +243,9 @@
       </w:r>
       <w:r>
         <w:rPr>
-          <w:rFonts w:hint="default" w:ascii="Times New Roman" w:hAnsi="Times New Roman" w:cs="Times New Roman"/>
-          <w:sz w:val="24"/>
-          <w:szCs w:val="24"/>
-          <w:lang w:val="ru-RU"/>
+          <w:rFonts w:ascii="Times New Roman" w:hAnsi="Times New Roman" w:cs="Times New Roman"/>
+          <w:sz w:val="24"/>
+          <w:szCs w:val="24"/>
         </w:rPr>
         <w:t>:</w:t>
       </w:r>
@@ -245,10 +262,9 @@
       <w:pPr>
         <w:jc w:val="right"/>
         <w:rPr>
-          <w:rFonts w:hint="default" w:ascii="Times New Roman" w:hAnsi="Times New Roman" w:cs="Times New Roman"/>
-          <w:sz w:val="24"/>
-          <w:szCs w:val="24"/>
-          <w:lang w:val="ru-RU"/>
+          <w:rFonts w:ascii="Times New Roman" w:hAnsi="Times New Roman" w:cs="Times New Roman"/>
+          <w:sz w:val="24"/>
+          <w:szCs w:val="24"/>
         </w:rPr>
       </w:pPr>
       <w:r>
@@ -264,7 +280,6 @@
           <w:rFonts w:ascii="Times New Roman" w:hAnsi="Times New Roman" w:cs="Times New Roman"/>
           <w:sz w:val="24"/>
           <w:szCs w:val="24"/>
-          <w:lang w:val="ru-RU"/>
         </w:rPr>
         <w:t>г</w:t>
       </w:r>
@@ -278,10 +293,9 @@
       </w:r>
       <w:r>
         <w:rPr>
-          <w:rFonts w:hint="default" w:ascii="Times New Roman" w:hAnsi="Times New Roman" w:cs="Times New Roman"/>
-          <w:sz w:val="24"/>
-          <w:szCs w:val="24"/>
-          <w:lang w:val="ru-RU"/>
+          <w:rFonts w:ascii="Times New Roman" w:hAnsi="Times New Roman" w:cs="Times New Roman"/>
+          <w:sz w:val="24"/>
+          <w:szCs w:val="24"/>
         </w:rPr>
         <w:t>,</w:t>
       </w:r>
@@ -297,13 +311,13 @@
       </w:pPr>
       <w:r>
         <w:rPr>
-          <w:rFonts w:hint="default" w:ascii="Times New Roman" w:hAnsi="Times New Roman" w:cs="Times New Roman"/>
-          <w:sz w:val="24"/>
-          <w:szCs w:val="24"/>
-          <w:lang w:val="ru-RU"/>
+          <w:rFonts w:ascii="Times New Roman" w:hAnsi="Times New Roman" w:cs="Times New Roman"/>
+          <w:sz w:val="24"/>
+          <w:szCs w:val="24"/>
         </w:rPr>
         <w:t xml:space="preserve"> </w:t>
       </w:r>
+      <w:proofErr w:type="spellStart"/>
       <w:r>
         <w:rPr>
           <w:rFonts w:ascii="Times New Roman" w:hAnsi="Times New Roman" w:cs="Times New Roman"/>
@@ -314,13 +328,13 @@
       </w:r>
       <w:r>
         <w:rPr>
-          <w:rFonts w:hint="default" w:ascii="Times New Roman" w:hAnsi="Times New Roman" w:cs="Times New Roman"/>
-          <w:sz w:val="24"/>
-          <w:szCs w:val="24"/>
-          <w:lang w:val="ru-RU"/>
+          <w:rFonts w:ascii="Times New Roman" w:hAnsi="Times New Roman" w:cs="Times New Roman"/>
+          <w:sz w:val="24"/>
+          <w:szCs w:val="24"/>
         </w:rPr>
         <w:t>.Ю.Д</w:t>
       </w:r>
+      <w:proofErr w:type="spellEnd"/>
     </w:p>
     <w:p>
       <w:pPr>
@@ -406,10 +420,9 @@
       <w:pPr>
         <w:jc w:val="center"/>
         <w:rPr>
-          <w:rFonts w:hint="default" w:ascii="Times New Roman" w:hAnsi="Times New Roman" w:cs="Times New Roman"/>
-          <w:sz w:val="24"/>
-          <w:szCs w:val="24"/>
-          <w:lang w:val="ru-RU"/>
+          <w:rFonts w:ascii="Times New Roman" w:hAnsi="Times New Roman" w:cs="Times New Roman"/>
+          <w:sz w:val="24"/>
+          <w:szCs w:val="24"/>
         </w:rPr>
       </w:pPr>
       <w:r>
@@ -422,37 +435,27 @@
       </w:r>
       <w:r>
         <w:rPr>
-          <w:rFonts w:hint="default" w:ascii="Times New Roman" w:hAnsi="Times New Roman" w:cs="Times New Roman"/>
-          <w:sz w:val="24"/>
-          <w:szCs w:val="24"/>
-          <w:lang w:val="ru-RU"/>
+          <w:rFonts w:ascii="Times New Roman" w:hAnsi="Times New Roman" w:cs="Times New Roman"/>
+          <w:sz w:val="24"/>
+          <w:szCs w:val="24"/>
         </w:rPr>
         <w:t>-2027</w:t>
       </w:r>
     </w:p>
     <w:p>
       <w:pPr>
-        <w:pStyle w:val="2"/>
+        <w:pStyle w:val="1"/>
         <w:rPr>
           <w:rFonts w:ascii="Times New Roman" w:hAnsi="Times New Roman" w:cs="Times New Roman"/>
           <w:color w:val="000000" w:themeColor="text1"/>
-          <w14:textFill>
-            <w14:solidFill>
-              <w14:schemeClr w14:val="tx1"/>
-            </w14:solidFill>
-          </w14:textFill>
         </w:rPr>
       </w:pPr>
       <w:r>
         <w:rPr>
           <w:rFonts w:ascii="Times New Roman" w:hAnsi="Times New Roman" w:cs="Times New Roman"/>
           <w:color w:val="000000" w:themeColor="text1"/>
-          <w14:textFill>
-            <w14:solidFill>
-              <w14:schemeClr w14:val="tx1"/>
-            </w14:solidFill>
-          </w14:textFill>
-        </w:rPr>
+        </w:rPr>
+        <w:lastRenderedPageBreak/>
         <w:t>1. Описание интерфейса</w:t>
       </w:r>
     </w:p>
@@ -471,7 +474,7 @@
     </w:p>
     <w:p>
       <w:pPr>
-        <w:pStyle w:val="9"/>
+        <w:pStyle w:val="a4"/>
         <w:numPr>
           <w:ilvl w:val="0"/>
           <w:numId w:val="1"/>
@@ -491,7 +494,7 @@
     </w:p>
     <w:p>
       <w:pPr>
-        <w:pStyle w:val="9"/>
+        <w:pStyle w:val="a4"/>
         <w:numPr>
           <w:ilvl w:val="0"/>
           <w:numId w:val="1"/>
@@ -511,7 +514,7 @@
     </w:p>
     <w:p>
       <w:pPr>
-        <w:pStyle w:val="9"/>
+        <w:pStyle w:val="a4"/>
         <w:numPr>
           <w:ilvl w:val="0"/>
           <w:numId w:val="1"/>
@@ -531,20 +534,19 @@
     </w:p>
     <w:p>
       <w:pPr>
-        <w:pStyle w:val="9"/>
-        <w:rPr>
-          <w:rFonts w:ascii="Times New Roman" w:hAnsi="Times New Roman" w:cs="Times New Roman"/>
-        </w:rPr>
-      </w:pPr>
-    </w:p>
-    <w:p>
-      <w:pPr>
-        <w:pStyle w:val="9"/>
+        <w:pStyle w:val="a4"/>
+        <w:rPr>
+          <w:rFonts w:ascii="Times New Roman" w:hAnsi="Times New Roman" w:cs="Times New Roman"/>
+        </w:rPr>
+      </w:pPr>
+    </w:p>
+    <w:p>
+      <w:pPr>
+        <w:pStyle w:val="a4"/>
         <w:numPr>
           <w:ilvl w:val="0"/>
           <w:numId w:val="2"/>
         </w:numPr>
-        <w:ind w:left="580" w:leftChars="0" w:firstLineChars="0"/>
         <w:jc w:val="both"/>
         <w:rPr>
           <w:rFonts w:ascii="Times New Roman" w:hAnsi="Times New Roman" w:cs="Times New Roman"/>
@@ -563,7 +565,7 @@
     </w:p>
     <w:p>
       <w:pPr>
-        <w:pStyle w:val="9"/>
+        <w:pStyle w:val="a4"/>
         <w:numPr>
           <w:ilvl w:val="0"/>
           <w:numId w:val="3"/>
@@ -586,7 +588,7 @@
     </w:p>
     <w:p>
       <w:pPr>
-        <w:pStyle w:val="9"/>
+        <w:pStyle w:val="a4"/>
         <w:numPr>
           <w:ilvl w:val="0"/>
           <w:numId w:val="3"/>
@@ -609,7 +611,7 @@
     </w:p>
     <w:p>
       <w:pPr>
-        <w:pStyle w:val="9"/>
+        <w:pStyle w:val="a4"/>
         <w:numPr>
           <w:ilvl w:val="0"/>
           <w:numId w:val="3"/>
@@ -632,7 +634,7 @@
     </w:p>
     <w:p>
       <w:pPr>
-        <w:pStyle w:val="9"/>
+        <w:pStyle w:val="a4"/>
         <w:jc w:val="both"/>
         <w:rPr>
           <w:rFonts w:ascii="Times New Roman" w:hAnsi="Times New Roman" w:cs="Times New Roman"/>
@@ -643,12 +645,11 @@
     </w:p>
     <w:p>
       <w:pPr>
-        <w:pStyle w:val="9"/>
+        <w:pStyle w:val="a4"/>
         <w:numPr>
           <w:ilvl w:val="0"/>
           <w:numId w:val="2"/>
         </w:numPr>
-        <w:ind w:left="580" w:leftChars="0" w:firstLineChars="0"/>
         <w:jc w:val="both"/>
         <w:rPr>
           <w:rFonts w:ascii="Times New Roman" w:hAnsi="Times New Roman" w:cs="Times New Roman"/>
@@ -667,7 +668,7 @@
     </w:p>
     <w:p>
       <w:pPr>
-        <w:pStyle w:val="9"/>
+        <w:pStyle w:val="a4"/>
         <w:numPr>
           <w:ilvl w:val="0"/>
           <w:numId w:val="4"/>
@@ -685,12 +686,20 @@
           <w:sz w:val="24"/>
           <w:szCs w:val="24"/>
         </w:rPr>
-        <w:t>- Предыдущий вопрос</w:t>
-      </w:r>
-    </w:p>
-    <w:p>
-      <w:pPr>
-        <w:pStyle w:val="9"/>
+        <w:t xml:space="preserve">- </w:t>
+      </w:r>
+      <w:r>
+        <w:rPr>
+          <w:rFonts w:ascii="Times New Roman" w:hAnsi="Times New Roman" w:cs="Times New Roman"/>
+          <w:sz w:val="24"/>
+          <w:szCs w:val="24"/>
+        </w:rPr>
+        <w:t>Предыдущий вопрос</w:t>
+      </w:r>
+    </w:p>
+    <w:p>
+      <w:pPr>
+        <w:pStyle w:val="a4"/>
         <w:numPr>
           <w:ilvl w:val="0"/>
           <w:numId w:val="4"/>
@@ -713,7 +722,7 @@
     </w:p>
     <w:p>
       <w:pPr>
-        <w:pStyle w:val="9"/>
+        <w:pStyle w:val="a4"/>
         <w:numPr>
           <w:ilvl w:val="0"/>
           <w:numId w:val="4"/>
@@ -736,7 +745,7 @@
     </w:p>
     <w:p>
       <w:pPr>
-        <w:pStyle w:val="9"/>
+        <w:pStyle w:val="a4"/>
         <w:jc w:val="both"/>
         <w:rPr>
           <w:rFonts w:ascii="Times New Roman" w:hAnsi="Times New Roman" w:cs="Times New Roman"/>
@@ -747,12 +756,11 @@
     </w:p>
     <w:p>
       <w:pPr>
-        <w:pStyle w:val="9"/>
+        <w:pStyle w:val="a4"/>
         <w:numPr>
           <w:ilvl w:val="0"/>
           <w:numId w:val="2"/>
         </w:numPr>
-        <w:ind w:left="580" w:leftChars="0" w:firstLineChars="0"/>
         <w:jc w:val="both"/>
         <w:rPr>
           <w:rFonts w:ascii="Times New Roman" w:hAnsi="Times New Roman" w:cs="Times New Roman"/>
@@ -771,7 +779,7 @@
     </w:p>
     <w:p>
       <w:pPr>
-        <w:pStyle w:val="9"/>
+        <w:pStyle w:val="a4"/>
         <w:numPr>
           <w:ilvl w:val="0"/>
           <w:numId w:val="5"/>
@@ -794,7 +802,7 @@
     </w:p>
     <w:p>
       <w:pPr>
-        <w:pStyle w:val="9"/>
+        <w:pStyle w:val="a4"/>
         <w:numPr>
           <w:ilvl w:val="0"/>
           <w:numId w:val="5"/>
@@ -817,7 +825,7 @@
     </w:p>
     <w:p>
       <w:pPr>
-        <w:pStyle w:val="9"/>
+        <w:pStyle w:val="a4"/>
         <w:jc w:val="both"/>
         <w:rPr>
           <w:rFonts w:ascii="Times New Roman" w:hAnsi="Times New Roman" w:cs="Times New Roman"/>
@@ -828,12 +836,11 @@
     </w:p>
     <w:p>
       <w:pPr>
-        <w:pStyle w:val="9"/>
+        <w:pStyle w:val="a4"/>
         <w:numPr>
           <w:ilvl w:val="0"/>
           <w:numId w:val="2"/>
         </w:numPr>
-        <w:ind w:left="580" w:leftChars="0" w:firstLineChars="0"/>
         <w:jc w:val="both"/>
         <w:rPr>
           <w:rFonts w:ascii="Times New Roman" w:hAnsi="Times New Roman" w:cs="Times New Roman"/>
@@ -852,7 +859,7 @@
     </w:p>
     <w:p>
       <w:pPr>
-        <w:pStyle w:val="9"/>
+        <w:pStyle w:val="a4"/>
         <w:numPr>
           <w:ilvl w:val="0"/>
           <w:numId w:val="6"/>
@@ -875,7 +882,7 @@
     </w:p>
     <w:p>
       <w:pPr>
-        <w:pStyle w:val="9"/>
+        <w:pStyle w:val="a4"/>
         <w:numPr>
           <w:ilvl w:val="0"/>
           <w:numId w:val="6"/>
@@ -893,43 +900,22 @@
     </w:p>
     <w:p>
       <w:pPr>
-        <w:pStyle w:val="2"/>
+        <w:pStyle w:val="1"/>
         <w:numPr>
           <w:ilvl w:val="0"/>
           <w:numId w:val="7"/>
         </w:numPr>
-        <w:bidi w:val="0"/>
       </w:pPr>
       <w:r>
         <w:t>Алгоритм (метод решения)</w:t>
       </w:r>
     </w:p>
-    <w:p>
-      <w:pPr>
-        <w:numPr>
-          <w:ilvl w:val="0"/>
-          <w:numId w:val="0"/>
-        </w:numPr>
-        <w:spacing w:after="160" w:line="259" w:lineRule="auto"/>
-        <w:rPr>
-          <w:rFonts w:hint="default"/>
-          <w:lang w:val="ru-RU"/>
-        </w:rPr>
-      </w:pPr>
-    </w:p>
-    <w:p>
-      <w:pPr>
-        <w:numPr>
-          <w:ilvl w:val="0"/>
-          <w:numId w:val="0"/>
-        </w:numPr>
-        <w:spacing w:after="160" w:line="259" w:lineRule="auto"/>
-        <w:rPr>
-          <w:rFonts w:hint="default"/>
-          <w:lang w:val="ru-RU"/>
-        </w:rPr>
-      </w:pPr>
-      <w:r>
+    <w:p/>
+    <w:p>
+      <w:r>
+        <w:rPr>
+          <w:noProof/>
+        </w:rPr>
         <w:drawing>
           <wp:anchor distT="0" distB="0" distL="0" distR="0" simplePos="0" relativeHeight="251659264" behindDoc="0" locked="0" layoutInCell="1" allowOverlap="1">
             <wp:simplePos x="0" y="0"/>
@@ -956,7 +942,7 @@
                     </pic:cNvPicPr>
                   </pic:nvPicPr>
                   <pic:blipFill>
-                    <a:blip r:embed="rId6"/>
+                    <a:blip r:embed="rId8"/>
                     <a:stretch>
                       <a:fillRect/>
                     </a:stretch>
@@ -977,74 +963,35 @@
         </w:drawing>
       </w:r>
     </w:p>
-    <w:p>
-      <w:pPr>
-        <w:numPr>
-          <w:ilvl w:val="0"/>
-          <w:numId w:val="0"/>
-        </w:numPr>
-        <w:spacing w:after="160" w:line="259" w:lineRule="auto"/>
-        <w:rPr>
-          <w:rFonts w:hint="default"/>
-          <w:lang w:val="ru-RU"/>
-        </w:rPr>
-      </w:pPr>
-    </w:p>
-    <w:p>
-      <w:pPr>
-        <w:numPr>
-          <w:ilvl w:val="0"/>
-          <w:numId w:val="0"/>
-        </w:numPr>
-        <w:spacing w:after="160" w:line="259" w:lineRule="auto"/>
-        <w:rPr>
-          <w:rFonts w:hint="default"/>
-          <w:lang w:val="ru-RU"/>
-        </w:rPr>
-      </w:pPr>
-    </w:p>
-    <w:p>
-      <w:pPr>
-        <w:pStyle w:val="2"/>
+    <w:p/>
+    <w:p/>
+    <w:p>
+      <w:pPr>
+        <w:pStyle w:val="1"/>
         <w:rPr>
           <w:rFonts w:ascii="Times New Roman" w:hAnsi="Times New Roman" w:cs="Times New Roman"/>
           <w:color w:val="000000" w:themeColor="text1"/>
-          <w14:textFill>
-            <w14:solidFill>
-              <w14:schemeClr w14:val="tx1"/>
-            </w14:solidFill>
-          </w14:textFill>
-        </w:rPr>
-      </w:pPr>
-      <w:r>
-        <w:rPr>
-          <w:rFonts w:hint="default" w:ascii="Times New Roman" w:hAnsi="Times New Roman" w:cs="Times New Roman"/>
+        </w:rPr>
+      </w:pPr>
+      <w:r>
+        <w:rPr>
+          <w:rFonts w:ascii="Times New Roman" w:hAnsi="Times New Roman" w:cs="Times New Roman"/>
           <w:color w:val="000000" w:themeColor="text1"/>
-          <w:lang w:val="ru-RU"/>
-          <w14:textFill>
-            <w14:solidFill>
-              <w14:schemeClr w14:val="tx1"/>
-            </w14:solidFill>
-          </w14:textFill>
-        </w:rPr>
+        </w:rPr>
+        <w:lastRenderedPageBreak/>
         <w:t>3.</w:t>
       </w:r>
       <w:r>
         <w:rPr>
           <w:rFonts w:ascii="Times New Roman" w:hAnsi="Times New Roman" w:cs="Times New Roman"/>
           <w:color w:val="000000" w:themeColor="text1"/>
-          <w14:textFill>
-            <w14:solidFill>
-              <w14:schemeClr w14:val="tx1"/>
-            </w14:solidFill>
-          </w14:textFill>
         </w:rPr>
         <w:t>Внутренняя спецификация программы</w:t>
       </w:r>
     </w:p>
     <w:p>
       <w:pPr>
-        <w:pStyle w:val="9"/>
+        <w:pStyle w:val="a4"/>
         <w:numPr>
           <w:ilvl w:val="0"/>
           <w:numId w:val="8"/>
@@ -1068,7 +1015,7 @@
     </w:p>
     <w:p>
       <w:pPr>
-        <w:pStyle w:val="12"/>
+        <w:pStyle w:val="Standard"/>
         <w:ind w:left="720"/>
         <w:rPr>
           <w:rFonts w:ascii="Times New Roman" w:hAnsi="Times New Roman" w:cs="Times New Roman"/>
@@ -1085,7 +1032,7 @@
     </w:p>
     <w:p>
       <w:pPr>
-        <w:pStyle w:val="12"/>
+        <w:pStyle w:val="Standard"/>
         <w:ind w:left="720"/>
         <w:rPr>
           <w:rFonts w:ascii="Times New Roman" w:hAnsi="Times New Roman" w:cs="Times New Roman"/>
@@ -1093,7 +1040,7 @@
       </w:pPr>
       <w:r>
         <w:rPr>
-          <w:rFonts w:hint="default" w:ascii="Times New Roman" w:hAnsi="Times New Roman" w:cs="Times New Roman"/>
+          <w:rFonts w:ascii="Times New Roman" w:hAnsi="Times New Roman" w:cs="Times New Roman"/>
           <w:lang w:val="en-US"/>
         </w:rPr>
         <w:t>Main</w:t>
@@ -1107,7 +1054,7 @@
     </w:p>
     <w:p>
       <w:pPr>
-        <w:pStyle w:val="12"/>
+        <w:pStyle w:val="Standard"/>
         <w:ind w:left="720"/>
         <w:rPr>
           <w:rFonts w:ascii="Times New Roman" w:hAnsi="Times New Roman" w:cs="Times New Roman"/>
@@ -1115,7 +1062,7 @@
       </w:pPr>
       <w:r>
         <w:rPr>
-          <w:rFonts w:hint="default" w:ascii="Times New Roman" w:hAnsi="Times New Roman" w:cs="Times New Roman"/>
+          <w:rFonts w:ascii="Times New Roman" w:hAnsi="Times New Roman" w:cs="Times New Roman"/>
           <w:lang w:val="en-US"/>
         </w:rPr>
         <w:t>Score</w:t>
@@ -1129,21 +1076,23 @@
     </w:p>
     <w:p>
       <w:pPr>
-        <w:pStyle w:val="12"/>
+        <w:pStyle w:val="Standard"/>
         <w:ind w:left="720"/>
         <w:rPr>
           <w:rFonts w:ascii="Times New Roman" w:hAnsi="Times New Roman" w:cs="Times New Roman"/>
         </w:rPr>
       </w:pPr>
+      <w:proofErr w:type="spellStart"/>
       <w:r>
         <w:rPr>
           <w:rFonts w:ascii="Times New Roman" w:hAnsi="Times New Roman" w:cs="Times New Roman"/>
         </w:rPr>
         <w:t>Question</w:t>
       </w:r>
-      <w:r>
-        <w:rPr>
-          <w:rFonts w:hint="default" w:ascii="Times New Roman" w:hAnsi="Times New Roman" w:cs="Times New Roman"/>
+      <w:proofErr w:type="spellEnd"/>
+      <w:r>
+        <w:rPr>
+          <w:rFonts w:ascii="Times New Roman" w:hAnsi="Times New Roman" w:cs="Times New Roman"/>
           <w:lang w:val="en-US"/>
         </w:rPr>
         <w:t>s</w:t>
@@ -1157,31 +1106,38 @@
     </w:p>
     <w:p>
       <w:pPr>
-        <w:pStyle w:val="12"/>
+        <w:pStyle w:val="Standard"/>
         <w:ind w:left="720"/>
         <w:rPr>
           <w:rFonts w:ascii="Times New Roman" w:hAnsi="Times New Roman" w:cs="Times New Roman"/>
         </w:rPr>
       </w:pPr>
-      <w:r>
-        <w:rPr>
-          <w:rFonts w:ascii="Times New Roman" w:hAnsi="Times New Roman" w:cs="Times New Roman"/>
-        </w:rPr>
-        <w:t xml:space="preserve">Result - хранит итоги теста </w:t>
-      </w:r>
-    </w:p>
-    <w:p>
-      <w:pPr>
-        <w:pStyle w:val="12"/>
+      <w:proofErr w:type="spellStart"/>
+      <w:r>
+        <w:rPr>
+          <w:rFonts w:ascii="Times New Roman" w:hAnsi="Times New Roman" w:cs="Times New Roman"/>
+        </w:rPr>
+        <w:t>Result</w:t>
+      </w:r>
+      <w:proofErr w:type="spellEnd"/>
+      <w:r>
+        <w:rPr>
+          <w:rFonts w:ascii="Times New Roman" w:hAnsi="Times New Roman" w:cs="Times New Roman"/>
+        </w:rPr>
+        <w:t xml:space="preserve"> - хранит итоги теста </w:t>
+      </w:r>
+    </w:p>
+    <w:p>
+      <w:pPr>
+        <w:pStyle w:val="Standard"/>
         <w:ind w:left="720"/>
         <w:rPr>
-          <w:rFonts w:hint="default" w:ascii="Times New Roman" w:hAnsi="Times New Roman" w:cs="Times New Roman"/>
-          <w:lang w:val="ru-RU"/>
-        </w:rPr>
-      </w:pPr>
-      <w:r>
-        <w:rPr>
-          <w:rFonts w:hint="default" w:ascii="Times New Roman" w:hAnsi="Times New Roman" w:cs="Times New Roman"/>
+          <w:rFonts w:ascii="Times New Roman" w:hAnsi="Times New Roman" w:cs="Times New Roman"/>
+        </w:rPr>
+      </w:pPr>
+      <w:r>
+        <w:rPr>
+          <w:rFonts w:ascii="Times New Roman" w:hAnsi="Times New Roman" w:cs="Times New Roman"/>
           <w:lang w:val="en-US"/>
         </w:rPr>
         <w:t>Mistake</w:t>
@@ -1195,14 +1151,12 @@
       <w:r>
         <w:rPr>
           <w:rFonts w:ascii="Times New Roman" w:hAnsi="Times New Roman" w:cs="Times New Roman"/>
-          <w:lang w:val="ru-RU"/>
         </w:rPr>
         <w:t>сохраняет</w:t>
       </w:r>
       <w:r>
         <w:rPr>
-          <w:rFonts w:hint="default" w:ascii="Times New Roman" w:hAnsi="Times New Roman" w:cs="Times New Roman"/>
-          <w:lang w:val="ru-RU"/>
+          <w:rFonts w:ascii="Times New Roman" w:hAnsi="Times New Roman" w:cs="Times New Roman"/>
         </w:rPr>
         <w:t xml:space="preserve"> кол-во</w:t>
       </w:r>
@@ -1215,36 +1169,41 @@
       <w:r>
         <w:rPr>
           <w:rFonts w:ascii="Times New Roman" w:hAnsi="Times New Roman" w:cs="Times New Roman"/>
-          <w:lang w:val="ru-RU"/>
         </w:rPr>
         <w:t>ок</w:t>
       </w:r>
     </w:p>
     <w:p>
       <w:pPr>
-        <w:pStyle w:val="12"/>
+        <w:pStyle w:val="Standard"/>
         <w:ind w:left="720"/>
         <w:rPr>
           <w:rFonts w:ascii="Times New Roman" w:hAnsi="Times New Roman" w:cs="Times New Roman"/>
         </w:rPr>
       </w:pPr>
-      <w:r>
-        <w:rPr>
-          <w:rFonts w:ascii="Times New Roman" w:hAnsi="Times New Roman" w:cs="Times New Roman"/>
-        </w:rPr>
-        <w:t xml:space="preserve">DataProvider - </w:t>
-      </w:r>
-      <w:r>
-        <w:rPr>
-          <w:rFonts w:ascii="Times New Roman" w:hAnsi="Times New Roman" w:cs="Times New Roman"/>
-          <w:lang w:val="ru-RU"/>
+      <w:proofErr w:type="spellStart"/>
+      <w:r>
+        <w:rPr>
+          <w:rFonts w:ascii="Times New Roman" w:hAnsi="Times New Roman" w:cs="Times New Roman"/>
+        </w:rPr>
+        <w:t>DataProvider</w:t>
+      </w:r>
+      <w:proofErr w:type="spellEnd"/>
+      <w:r>
+        <w:rPr>
+          <w:rFonts w:ascii="Times New Roman" w:hAnsi="Times New Roman" w:cs="Times New Roman"/>
+        </w:rPr>
+        <w:t xml:space="preserve"> - </w:t>
+      </w:r>
+      <w:r>
+        <w:rPr>
+          <w:rFonts w:ascii="Times New Roman" w:hAnsi="Times New Roman" w:cs="Times New Roman"/>
         </w:rPr>
         <w:t>отображает</w:t>
       </w:r>
       <w:r>
         <w:rPr>
-          <w:rFonts w:hint="default" w:ascii="Times New Roman" w:hAnsi="Times New Roman" w:cs="Times New Roman"/>
-          <w:lang w:val="ru-RU"/>
+          <w:rFonts w:ascii="Times New Roman" w:hAnsi="Times New Roman" w:cs="Times New Roman"/>
         </w:rPr>
         <w:t xml:space="preserve"> список</w:t>
       </w:r>
@@ -1257,19 +1216,21 @@
     </w:p>
     <w:p>
       <w:pPr>
-        <w:pStyle w:val="12"/>
+        <w:pStyle w:val="Standard"/>
         <w:ind w:left="720"/>
         <w:rPr>
           <w:rFonts w:ascii="Times New Roman" w:hAnsi="Times New Roman" w:cs="Times New Roman"/>
         </w:rPr>
       </w:pPr>
-      <w:r>
-        <w:rPr>
-          <w:rFonts w:hint="default" w:ascii="Times New Roman" w:hAnsi="Times New Roman" w:cs="Times New Roman"/>
+      <w:proofErr w:type="spellStart"/>
+      <w:r>
+        <w:rPr>
+          <w:rFonts w:ascii="Times New Roman" w:hAnsi="Times New Roman" w:cs="Times New Roman"/>
           <w:lang w:val="en-US"/>
         </w:rPr>
         <w:t>MainUI</w:t>
       </w:r>
+      <w:proofErr w:type="spellEnd"/>
       <w:r>
         <w:rPr>
           <w:rFonts w:ascii="Times New Roman" w:hAnsi="Times New Roman" w:cs="Times New Roman"/>
@@ -1279,14 +1240,12 @@
       <w:r>
         <w:rPr>
           <w:rFonts w:ascii="Times New Roman" w:hAnsi="Times New Roman" w:cs="Times New Roman"/>
-          <w:lang w:val="ru-RU"/>
         </w:rPr>
         <w:t>вывести</w:t>
       </w:r>
       <w:r>
         <w:rPr>
-          <w:rFonts w:hint="default" w:ascii="Times New Roman" w:hAnsi="Times New Roman" w:cs="Times New Roman"/>
-          <w:lang w:val="ru-RU"/>
+          <w:rFonts w:ascii="Times New Roman" w:hAnsi="Times New Roman" w:cs="Times New Roman"/>
         </w:rPr>
         <w:t xml:space="preserve"> </w:t>
       </w:r>
@@ -1299,7 +1258,7 @@
     </w:p>
     <w:p>
       <w:pPr>
-        <w:pStyle w:val="12"/>
+        <w:pStyle w:val="Standard"/>
         <w:ind w:left="720"/>
         <w:rPr>
           <w:rFonts w:ascii="Times New Roman" w:hAnsi="Times New Roman" w:cs="Times New Roman"/>
@@ -1308,7 +1267,7 @@
     </w:p>
     <w:p>
       <w:pPr>
-        <w:pStyle w:val="12"/>
+        <w:pStyle w:val="Standard"/>
         <w:numPr>
           <w:ilvl w:val="0"/>
           <w:numId w:val="8"/>
@@ -1360,14 +1319,16 @@
     </w:p>
     <w:p>
       <w:pPr>
-        <w:pStyle w:val="12"/>
+        <w:pStyle w:val="Standard"/>
         <w:ind w:left="720"/>
         <w:rPr>
-          <w:rFonts w:hint="default" w:ascii="Times New Roman" w:hAnsi="Times New Roman" w:cs="Times New Roman"/>
-          <w:lang w:val="ru-RU"/>
-        </w:rPr>
-      </w:pPr>
-      <w:r>
+          <w:rFonts w:ascii="Times New Roman" w:hAnsi="Times New Roman" w:cs="Times New Roman"/>
+        </w:rPr>
+      </w:pPr>
+      <w:r>
+        <w:rPr>
+          <w:noProof/>
+        </w:rPr>
         <w:drawing>
           <wp:inline distT="0" distB="0" distL="114300" distR="114300">
             <wp:extent cx="4371340" cy="1659255"/>
@@ -1386,7 +1347,7 @@
                     </pic:cNvPicPr>
                   </pic:nvPicPr>
                   <pic:blipFill>
-                    <a:blip r:embed="rId7"/>
+                    <a:blip r:embed="rId9"/>
                     <a:stretch>
                       <a:fillRect/>
                     </a:stretch>
@@ -1413,7 +1374,7 @@
     </w:p>
     <w:p>
       <w:pPr>
-        <w:pStyle w:val="12"/>
+        <w:pStyle w:val="Standard"/>
         <w:ind w:left="720"/>
         <w:rPr>
           <w:rFonts w:ascii="Times New Roman" w:hAnsi="Times New Roman" w:cs="Times New Roman"/>
@@ -1422,7 +1383,7 @@
     </w:p>
     <w:p>
       <w:pPr>
-        <w:pStyle w:val="9"/>
+        <w:pStyle w:val="a4"/>
         <w:numPr>
           <w:ilvl w:val="0"/>
           <w:numId w:val="8"/>
@@ -1447,7 +1408,7 @@
     </w:p>
     <w:p>
       <w:pPr>
-        <w:pStyle w:val="9"/>
+        <w:pStyle w:val="a4"/>
         <w:numPr>
           <w:ilvl w:val="0"/>
           <w:numId w:val="9"/>
@@ -1470,7 +1431,7 @@
     </w:p>
     <w:p>
       <w:pPr>
-        <w:pStyle w:val="9"/>
+        <w:pStyle w:val="a4"/>
         <w:numPr>
           <w:ilvl w:val="0"/>
           <w:numId w:val="9"/>
@@ -1493,7 +1454,7 @@
     </w:p>
     <w:p>
       <w:pPr>
-        <w:pStyle w:val="9"/>
+        <w:pStyle w:val="a4"/>
         <w:numPr>
           <w:ilvl w:val="0"/>
           <w:numId w:val="9"/>
@@ -1511,8 +1472,18 @@
           <w:sz w:val="28"/>
           <w:szCs w:val="28"/>
         </w:rPr>
-        <w:t>программа сравнивает с полем CorrectAnswer</w:t>
-      </w:r>
+        <w:t xml:space="preserve">программа сравнивает с полем </w:t>
+      </w:r>
+      <w:proofErr w:type="spellStart"/>
+      <w:r>
+        <w:rPr>
+          <w:rFonts w:ascii="Times New Roman" w:hAnsi="Times New Roman" w:cs="Times New Roman"/>
+          <w:sz w:val="28"/>
+          <w:szCs w:val="28"/>
+        </w:rPr>
+        <w:t>CorrectAnswer</w:t>
+      </w:r>
+      <w:proofErr w:type="spellEnd"/>
     </w:p>
     <w:p/>
     <w:p>
@@ -1638,13 +1609,12 @@
     </w:p>
     <w:p>
       <w:pPr>
-        <w:pStyle w:val="9"/>
+        <w:pStyle w:val="a4"/>
         <w:numPr>
           <w:ilvl w:val="0"/>
           <w:numId w:val="2"/>
         </w:numPr>
         <w:spacing w:line="240" w:lineRule="auto"/>
-        <w:ind w:left="580" w:leftChars="0" w:hanging="360" w:firstLineChars="0"/>
         <w:rPr>
           <w:rFonts w:ascii="Times New Roman" w:hAnsi="Times New Roman" w:cs="Times New Roman"/>
           <w:b/>
@@ -1659,18 +1629,22 @@
           <w:sz w:val="28"/>
           <w:szCs w:val="28"/>
         </w:rPr>
-        <w:t>Внешняя спецификация</w:t>
-      </w:r>
-    </w:p>
-    <w:p>
-      <w:pPr>
-        <w:pStyle w:val="9"/>
-        <w:numPr>
-          <w:ilvl w:val="1"/>
-          <w:numId w:val="10"/>
-        </w:numPr>
+        <w:lastRenderedPageBreak/>
+        <w:t xml:space="preserve">Внешняя </w:t>
+      </w:r>
+      <w:r>
+        <w:rPr>
+          <w:rFonts w:ascii="Times New Roman" w:hAnsi="Times New Roman" w:cs="Times New Roman"/>
+          <w:b/>
+          <w:sz w:val="28"/>
+          <w:szCs w:val="28"/>
+        </w:rPr>
+        <w:t>спецификация</w:t>
+      </w:r>
+    </w:p>
+    <w:p>
+      <w:pPr>
         <w:spacing w:line="240" w:lineRule="auto"/>
-        <w:ind w:left="993" w:hanging="142"/>
         <w:rPr>
           <w:rFonts w:ascii="Times New Roman" w:hAnsi="Times New Roman" w:cs="Times New Roman"/>
           <w:b/>
@@ -1690,22 +1664,20 @@
     </w:p>
     <w:p>
       <w:pPr>
-        <w:pStyle w:val="9"/>
-        <w:spacing w:line="240" w:lineRule="auto"/>
-        <w:ind w:left="709" w:firstLine="425"/>
-        <w:rPr>
-          <w:rFonts w:ascii="Times New Roman" w:hAnsi="Times New Roman" w:cs="Times New Roman"/>
-          <w:sz w:val="28"/>
-          <w:szCs w:val="28"/>
-        </w:rPr>
-      </w:pPr>
-      <w:r>
-        <w:rPr>
-          <w:rFonts w:ascii="Times New Roman" w:hAnsi="Times New Roman" w:cs="Times New Roman"/>
-          <w:sz w:val="28"/>
-          <w:szCs w:val="28"/>
-        </w:rPr>
-        <w:t>- ОС</w:t>
+        <w:spacing w:after="0" w:line="240" w:lineRule="auto"/>
+        <w:rPr>
+          <w:rFonts w:ascii="Times New Roman" w:hAnsi="Times New Roman" w:cs="Times New Roman"/>
+          <w:sz w:val="28"/>
+          <w:szCs w:val="28"/>
+        </w:rPr>
+      </w:pPr>
+      <w:r>
+        <w:rPr>
+          <w:rFonts w:ascii="Times New Roman" w:hAnsi="Times New Roman" w:cs="Times New Roman"/>
+          <w:sz w:val="28"/>
+          <w:szCs w:val="28"/>
+        </w:rPr>
+        <w:t>ОС</w:t>
       </w:r>
       <w:r>
         <w:rPr>
@@ -1736,15 +1708,30 @@
     </w:p>
     <w:p>
       <w:pPr>
-        <w:pStyle w:val="9"/>
-        <w:spacing w:line="240" w:lineRule="auto"/>
-        <w:ind w:firstLine="425"/>
-        <w:rPr>
-          <w:rFonts w:ascii="Times New Roman" w:hAnsi="Times New Roman" w:cs="Times New Roman"/>
-          <w:sz w:val="28"/>
-          <w:szCs w:val="28"/>
-        </w:rPr>
-      </w:pPr>
+        <w:spacing w:after="0" w:line="240" w:lineRule="auto"/>
+        <w:rPr>
+          <w:rFonts w:ascii="Times New Roman" w:hAnsi="Times New Roman" w:cs="Times New Roman"/>
+          <w:sz w:val="28"/>
+          <w:szCs w:val="28"/>
+        </w:rPr>
+      </w:pPr>
+      <w:r>
+        <w:rPr>
+          <w:rFonts w:ascii="Times New Roman" w:hAnsi="Times New Roman" w:cs="Times New Roman"/>
+          <w:sz w:val="28"/>
+          <w:szCs w:val="28"/>
+        </w:rPr>
+        <w:t xml:space="preserve"> </w:t>
+      </w:r>
+      <w:r>
+        <w:rPr>
+          <w:rFonts w:ascii="Times New Roman" w:hAnsi="Times New Roman" w:cs="Times New Roman"/>
+          <w:sz w:val="28"/>
+          <w:szCs w:val="28"/>
+          <w:lang w:val="en-US"/>
+        </w:rPr>
+        <w:t xml:space="preserve">.NET </w:t>
+      </w:r>
       <w:r>
         <w:rPr>
           <w:rFonts w:ascii="Times New Roman" w:hAnsi="Times New Roman" w:cs="Times New Roman"/>
@@ -1760,15 +1747,15 @@
           <w:szCs w:val="28"/>
           <w:lang w:val="en-US"/>
         </w:rPr>
-        <w:t xml:space="preserve">.NET </w:t>
-      </w:r>
-      <w:r>
-        <w:rPr>
-          <w:rFonts w:ascii="Times New Roman" w:hAnsi="Times New Roman" w:cs="Times New Roman"/>
-          <w:sz w:val="28"/>
-          <w:szCs w:val="28"/>
-        </w:rPr>
-        <w:t xml:space="preserve">- </w:t>
+        <w:t xml:space="preserve">.NET 6.0 </w:t>
+      </w:r>
+      <w:r>
+        <w:rPr>
+          <w:rFonts w:ascii="Times New Roman" w:hAnsi="Times New Roman" w:cs="Times New Roman"/>
+          <w:sz w:val="28"/>
+          <w:szCs w:val="28"/>
+        </w:rPr>
+        <w:t>или</w:t>
       </w:r>
       <w:r>
         <w:rPr>
@@ -1777,23 +1764,6 @@
           <w:szCs w:val="28"/>
           <w:lang w:val="en-US"/>
         </w:rPr>
-        <w:t xml:space="preserve">.NET 6.0 </w:t>
-      </w:r>
-      <w:r>
-        <w:rPr>
-          <w:rFonts w:ascii="Times New Roman" w:hAnsi="Times New Roman" w:cs="Times New Roman"/>
-          <w:sz w:val="28"/>
-          <w:szCs w:val="28"/>
-        </w:rPr>
-        <w:t>или</w:t>
-      </w:r>
-      <w:r>
-        <w:rPr>
-          <w:rFonts w:ascii="Times New Roman" w:hAnsi="Times New Roman" w:cs="Times New Roman"/>
-          <w:sz w:val="28"/>
-          <w:szCs w:val="28"/>
-          <w:lang w:val="en-US"/>
-        </w:rPr>
         <w:t xml:space="preserve"> </w:t>
       </w:r>
       <w:r>
@@ -1807,45 +1777,75 @@
     </w:p>
     <w:p>
       <w:pPr>
-        <w:pStyle w:val="9"/>
-        <w:ind w:firstLine="425"/>
-        <w:rPr>
-          <w:rFonts w:ascii="Times New Roman" w:hAnsi="Times New Roman" w:cs="Times New Roman"/>
-          <w:sz w:val="28"/>
-          <w:szCs w:val="28"/>
-        </w:rPr>
-      </w:pPr>
-      <w:r>
-        <w:rPr>
-          <w:rFonts w:ascii="Times New Roman" w:hAnsi="Times New Roman" w:cs="Times New Roman"/>
-          <w:sz w:val="28"/>
-          <w:szCs w:val="28"/>
-        </w:rPr>
-        <w:t>- память от 50 Мб</w:t>
-      </w:r>
-    </w:p>
-    <w:p>
-      <w:pPr>
-        <w:pStyle w:val="9"/>
-        <w:ind w:firstLine="425"/>
-        <w:rPr>
-          <w:rFonts w:ascii="Times New Roman" w:hAnsi="Times New Roman" w:cs="Times New Roman"/>
-          <w:sz w:val="28"/>
-          <w:szCs w:val="28"/>
-        </w:rPr>
-      </w:pPr>
-      <w:r>
-        <w:rPr>
-          <w:rFonts w:ascii="Times New Roman" w:hAnsi="Times New Roman" w:cs="Times New Roman"/>
-          <w:sz w:val="28"/>
-          <w:szCs w:val="28"/>
-        </w:rPr>
-        <w:t>- диск от 10 Мб</w:t>
-      </w:r>
-    </w:p>
-    <w:p>
-      <w:pPr>
-        <w:pStyle w:val="9"/>
+        <w:spacing w:after="0" w:line="240" w:lineRule="auto"/>
+        <w:rPr>
+          <w:rFonts w:ascii="Times New Roman" w:hAnsi="Times New Roman" w:cs="Times New Roman"/>
+          <w:sz w:val="28"/>
+          <w:szCs w:val="28"/>
+        </w:rPr>
+      </w:pPr>
+      <w:r>
+        <w:rPr>
+          <w:rFonts w:ascii="Times New Roman" w:hAnsi="Times New Roman" w:cs="Times New Roman"/>
+          <w:sz w:val="28"/>
+          <w:szCs w:val="28"/>
+        </w:rPr>
+        <w:t xml:space="preserve"> </w:t>
+      </w:r>
+      <w:r>
+        <w:rPr>
+          <w:rFonts w:ascii="Times New Roman" w:hAnsi="Times New Roman" w:cs="Times New Roman"/>
+          <w:sz w:val="28"/>
+          <w:szCs w:val="28"/>
+        </w:rPr>
+        <w:t>П</w:t>
+      </w:r>
+      <w:r>
+        <w:rPr>
+          <w:rFonts w:ascii="Times New Roman" w:hAnsi="Times New Roman" w:cs="Times New Roman"/>
+          <w:sz w:val="28"/>
+          <w:szCs w:val="28"/>
+        </w:rPr>
+        <w:t>амять от 50 Мб</w:t>
+      </w:r>
+    </w:p>
+    <w:p>
+      <w:pPr>
+        <w:spacing w:after="0" w:line="240" w:lineRule="auto"/>
+        <w:rPr>
+          <w:rFonts w:ascii="Times New Roman" w:hAnsi="Times New Roman" w:cs="Times New Roman"/>
+          <w:sz w:val="28"/>
+          <w:szCs w:val="28"/>
+        </w:rPr>
+      </w:pPr>
+      <w:r>
+        <w:rPr>
+          <w:rFonts w:ascii="Times New Roman" w:hAnsi="Times New Roman" w:cs="Times New Roman"/>
+          <w:sz w:val="28"/>
+          <w:szCs w:val="28"/>
+        </w:rPr>
+        <w:t xml:space="preserve"> </w:t>
+      </w:r>
+      <w:r>
+        <w:rPr>
+          <w:rFonts w:ascii="Times New Roman" w:hAnsi="Times New Roman" w:cs="Times New Roman"/>
+          <w:sz w:val="28"/>
+          <w:szCs w:val="28"/>
+        </w:rPr>
+        <w:t>Д</w:t>
+      </w:r>
+      <w:r>
+        <w:rPr>
+          <w:rFonts w:ascii="Times New Roman" w:hAnsi="Times New Roman" w:cs="Times New Roman"/>
+          <w:sz w:val="28"/>
+          <w:szCs w:val="28"/>
+        </w:rPr>
+        <w:t>иск от 10 Мб</w:t>
+      </w:r>
+    </w:p>
+    <w:p>
+      <w:pPr>
+        <w:pStyle w:val="a4"/>
         <w:ind w:left="1276" w:hanging="567"/>
         <w:rPr>
           <w:rFonts w:ascii="Times New Roman" w:hAnsi="Times New Roman" w:cs="Times New Roman"/>
@@ -1856,12 +1856,6 @@
     </w:p>
     <w:p>
       <w:pPr>
-        <w:pStyle w:val="9"/>
-        <w:numPr>
-          <w:ilvl w:val="1"/>
-          <w:numId w:val="10"/>
-        </w:numPr>
-        <w:ind w:left="1276" w:hanging="425"/>
         <w:rPr>
           <w:rFonts w:ascii="Times New Roman" w:hAnsi="Times New Roman" w:cs="Times New Roman"/>
           <w:b/>
@@ -1881,24 +1875,83 @@
     </w:p>
     <w:p>
       <w:pPr>
-        <w:pStyle w:val="9"/>
-        <w:numPr>
-          <w:ilvl w:val="0"/>
-          <w:numId w:val="0"/>
-        </w:numPr>
-        <w:ind w:left="1341" w:leftChars="0"/>
-        <w:rPr>
-          <w:rFonts w:ascii="Times New Roman" w:hAnsi="Times New Roman" w:cs="Times New Roman"/>
-          <w:sz w:val="28"/>
-          <w:szCs w:val="28"/>
-        </w:rPr>
-      </w:pPr>
-      <w:r>
-        <w:rPr>
-          <w:rFonts w:hint="default" w:ascii="Times New Roman" w:hAnsi="Times New Roman" w:cs="Times New Roman"/>
-          <w:sz w:val="28"/>
-          <w:szCs w:val="28"/>
-          <w:lang w:val="ru-RU"/>
+        <w:spacing w:after="0" w:line="240" w:lineRule="auto"/>
+        <w:rPr>
+          <w:rFonts w:ascii="Times New Roman" w:hAnsi="Times New Roman" w:cs="Times New Roman"/>
+          <w:sz w:val="28"/>
+          <w:szCs w:val="28"/>
+        </w:rPr>
+      </w:pPr>
+      <w:r>
+        <w:rPr>
+          <w:rFonts w:ascii="Times New Roman" w:hAnsi="Times New Roman" w:cs="Times New Roman"/>
+          <w:sz w:val="28"/>
+          <w:szCs w:val="28"/>
+        </w:rPr>
+        <w:t>При запуске показывается заставка с названием</w:t>
+      </w:r>
+    </w:p>
+    <w:p>
+      <w:pPr>
+        <w:spacing w:after="0" w:line="240" w:lineRule="auto"/>
+        <w:rPr>
+          <w:rFonts w:ascii="Times New Roman" w:hAnsi="Times New Roman" w:cs="Times New Roman"/>
+          <w:sz w:val="28"/>
+          <w:szCs w:val="28"/>
+        </w:rPr>
+      </w:pPr>
+      <w:r>
+        <w:rPr>
+          <w:rFonts w:ascii="Times New Roman" w:hAnsi="Times New Roman" w:cs="Times New Roman"/>
+          <w:sz w:val="28"/>
+          <w:szCs w:val="28"/>
+        </w:rPr>
+        <w:t>Пользователь видит меню из 3 пунктов</w:t>
+      </w:r>
+    </w:p>
+    <w:p>
+      <w:pPr>
+        <w:spacing w:after="0" w:line="240" w:lineRule="auto"/>
+        <w:rPr>
+          <w:rFonts w:ascii="Times New Roman" w:hAnsi="Times New Roman" w:cs="Times New Roman"/>
+          <w:sz w:val="28"/>
+          <w:szCs w:val="28"/>
+        </w:rPr>
+      </w:pPr>
+      <w:r>
+        <w:rPr>
+          <w:rFonts w:ascii="Times New Roman" w:hAnsi="Times New Roman" w:cs="Times New Roman"/>
+          <w:sz w:val="28"/>
+          <w:szCs w:val="28"/>
+        </w:rPr>
+        <w:t xml:space="preserve">При </w:t>
+      </w:r>
+      <w:r>
+        <w:rPr>
+          <w:rFonts w:ascii="Times New Roman" w:hAnsi="Times New Roman" w:cs="Times New Roman"/>
+          <w:sz w:val="28"/>
+          <w:szCs w:val="28"/>
+        </w:rPr>
+        <w:t>выборе «Начать тест»:</w:t>
+      </w:r>
+    </w:p>
+    <w:p>
+      <w:pPr>
+        <w:tabs>
+          <w:tab w:val="left" w:pos="2100"/>
+        </w:tabs>
+        <w:spacing w:after="0" w:line="240" w:lineRule="auto"/>
+        <w:rPr>
+          <w:rFonts w:ascii="Times New Roman" w:hAnsi="Times New Roman" w:cs="Times New Roman"/>
+          <w:sz w:val="28"/>
+          <w:szCs w:val="28"/>
+        </w:rPr>
+      </w:pPr>
+      <w:r>
+        <w:rPr>
+          <w:rFonts w:ascii="Times New Roman" w:hAnsi="Times New Roman" w:cs="Times New Roman"/>
+          <w:sz w:val="28"/>
+          <w:szCs w:val="28"/>
         </w:rPr>
         <w:t>-</w:t>
       </w:r>
@@ -1908,119 +1961,18 @@
           <w:sz w:val="28"/>
           <w:szCs w:val="28"/>
         </w:rPr>
-        <w:t>При запуске показывается заставка с названием</w:t>
-      </w:r>
-    </w:p>
-    <w:p>
-      <w:pPr>
-        <w:pStyle w:val="9"/>
-        <w:numPr>
-          <w:ilvl w:val="0"/>
-          <w:numId w:val="0"/>
-        </w:numPr>
-        <w:ind w:left="1341" w:leftChars="0"/>
-        <w:rPr>
-          <w:rFonts w:ascii="Times New Roman" w:hAnsi="Times New Roman" w:cs="Times New Roman"/>
-          <w:sz w:val="28"/>
-          <w:szCs w:val="28"/>
-        </w:rPr>
-      </w:pPr>
-      <w:r>
-        <w:rPr>
-          <w:rFonts w:hint="default" w:ascii="Times New Roman" w:hAnsi="Times New Roman" w:cs="Times New Roman"/>
-          <w:sz w:val="28"/>
-          <w:szCs w:val="28"/>
-          <w:lang w:val="ru-RU"/>
-        </w:rPr>
-        <w:t>-</w:t>
-      </w:r>
-      <w:r>
-        <w:rPr>
-          <w:rFonts w:ascii="Times New Roman" w:hAnsi="Times New Roman" w:cs="Times New Roman"/>
-          <w:sz w:val="28"/>
-          <w:szCs w:val="28"/>
-        </w:rPr>
-        <w:t>Пользователь видит меню из 3 пунктов</w:t>
-      </w:r>
-    </w:p>
-    <w:p>
-      <w:pPr>
-        <w:pStyle w:val="9"/>
-        <w:numPr>
-          <w:ilvl w:val="0"/>
-          <w:numId w:val="0"/>
-        </w:numPr>
-        <w:ind w:left="1341" w:leftChars="0"/>
-        <w:rPr>
-          <w:rFonts w:ascii="Times New Roman" w:hAnsi="Times New Roman" w:cs="Times New Roman"/>
-          <w:sz w:val="28"/>
-          <w:szCs w:val="28"/>
-        </w:rPr>
-      </w:pPr>
-      <w:r>
-        <w:rPr>
-          <w:rFonts w:hint="default" w:ascii="Times New Roman" w:hAnsi="Times New Roman" w:cs="Times New Roman"/>
-          <w:sz w:val="28"/>
-          <w:szCs w:val="28"/>
-          <w:lang w:val="ru-RU"/>
-        </w:rPr>
-        <w:t>-</w:t>
-      </w:r>
-      <w:r>
-        <w:rPr>
-          <w:rFonts w:ascii="Times New Roman" w:hAnsi="Times New Roman" w:cs="Times New Roman"/>
-          <w:sz w:val="28"/>
-          <w:szCs w:val="28"/>
-        </w:rPr>
-        <w:t>При выборе «Начать тест»:</w:t>
-      </w:r>
-    </w:p>
-    <w:p>
-      <w:pPr>
-        <w:pStyle w:val="9"/>
-        <w:numPr>
-          <w:ilvl w:val="0"/>
-          <w:numId w:val="11"/>
-        </w:numPr>
-        <w:ind w:left="2100" w:leftChars="0" w:hanging="420" w:firstLineChars="0"/>
-        <w:rPr>
-          <w:rFonts w:ascii="Times New Roman" w:hAnsi="Times New Roman" w:cs="Times New Roman"/>
-          <w:sz w:val="28"/>
-          <w:szCs w:val="28"/>
-        </w:rPr>
-      </w:pPr>
-      <w:r>
-        <w:rPr>
-          <w:rFonts w:ascii="Times New Roman" w:hAnsi="Times New Roman" w:cs="Times New Roman"/>
-          <w:sz w:val="28"/>
-          <w:szCs w:val="28"/>
-        </w:rPr>
         <w:t>задается 40 вопросов по очереди</w:t>
       </w:r>
     </w:p>
     <w:p>
       <w:pPr>
-        <w:pStyle w:val="9"/>
-        <w:numPr>
-          <w:ilvl w:val="0"/>
-          <w:numId w:val="0"/>
-        </w:numPr>
-        <w:ind w:left="1341" w:leftChars="0"/>
-        <w:rPr>
-          <w:rFonts w:ascii="Times New Roman" w:hAnsi="Times New Roman" w:cs="Times New Roman"/>
-          <w:sz w:val="28"/>
-          <w:szCs w:val="28"/>
-        </w:rPr>
-      </w:pPr>
-      <w:r>
-        <w:rPr>
-          <w:rFonts w:hint="default" w:ascii="Times New Roman" w:hAnsi="Times New Roman" w:cs="Times New Roman"/>
-          <w:sz w:val="28"/>
-          <w:szCs w:val="28"/>
-          <w:lang w:val="ru-RU"/>
-        </w:rPr>
-        <w:t>-</w:t>
-      </w:r>
+        <w:spacing w:after="0" w:line="240" w:lineRule="auto"/>
+        <w:rPr>
+          <w:rFonts w:ascii="Times New Roman" w:hAnsi="Times New Roman" w:cs="Times New Roman"/>
+          <w:sz w:val="28"/>
+          <w:szCs w:val="28"/>
+        </w:rPr>
+      </w:pPr>
       <w:r>
         <w:rPr>
           <w:rFonts w:ascii="Times New Roman" w:hAnsi="Times New Roman" w:cs="Times New Roman"/>
@@ -2032,27 +1984,13 @@
     </w:p>
     <w:p>
       <w:pPr>
-        <w:pStyle w:val="9"/>
-        <w:numPr>
-          <w:ilvl w:val="0"/>
-          <w:numId w:val="0"/>
-        </w:numPr>
-        <w:ind w:left="1341" w:leftChars="0"/>
-        <w:rPr>
-          <w:rFonts w:ascii="Times New Roman" w:hAnsi="Times New Roman" w:cs="Times New Roman"/>
-          <w:sz w:val="28"/>
-          <w:szCs w:val="28"/>
-        </w:rPr>
-      </w:pPr>
-      <w:r>
-        <w:rPr>
-          <w:rFonts w:hint="default" w:ascii="Times New Roman" w:hAnsi="Times New Roman" w:cs="Times New Roman"/>
-          <w:sz w:val="28"/>
-          <w:szCs w:val="28"/>
-          <w:lang w:val="ru-RU"/>
-        </w:rPr>
-        <w:t>-</w:t>
-      </w:r>
+        <w:spacing w:after="0" w:line="240" w:lineRule="auto"/>
+        <w:rPr>
+          <w:rFonts w:ascii="Times New Roman" w:hAnsi="Times New Roman" w:cs="Times New Roman"/>
+          <w:sz w:val="28"/>
+          <w:szCs w:val="28"/>
+        </w:rPr>
+      </w:pPr>
       <w:r>
         <w:rPr>
           <w:rFonts w:ascii="Times New Roman" w:hAnsi="Times New Roman" w:cs="Times New Roman"/>
@@ -2064,27 +2002,13 @@
     </w:p>
     <w:p>
       <w:pPr>
-        <w:pStyle w:val="9"/>
-        <w:numPr>
-          <w:ilvl w:val="0"/>
-          <w:numId w:val="0"/>
-        </w:numPr>
-        <w:ind w:left="1341" w:leftChars="0"/>
-        <w:rPr>
-          <w:rFonts w:ascii="Times New Roman" w:hAnsi="Times New Roman" w:cs="Times New Roman"/>
-          <w:sz w:val="28"/>
-          <w:szCs w:val="28"/>
-        </w:rPr>
-      </w:pPr>
-      <w:r>
-        <w:rPr>
-          <w:rFonts w:hint="default" w:ascii="Times New Roman" w:hAnsi="Times New Roman" w:cs="Times New Roman"/>
-          <w:sz w:val="28"/>
-          <w:szCs w:val="28"/>
-          <w:lang w:val="ru-RU"/>
-        </w:rPr>
-        <w:t>-</w:t>
-      </w:r>
+        <w:spacing w:after="0" w:line="240" w:lineRule="auto"/>
+        <w:rPr>
+          <w:rFonts w:ascii="Times New Roman" w:hAnsi="Times New Roman" w:cs="Times New Roman"/>
+          <w:sz w:val="28"/>
+          <w:szCs w:val="28"/>
+        </w:rPr>
+      </w:pPr>
       <w:r>
         <w:rPr>
           <w:rFonts w:ascii="Times New Roman" w:hAnsi="Times New Roman" w:cs="Times New Roman"/>
@@ -2106,26 +2030,26 @@
     </w:p>
     <w:p>
       <w:pPr>
-        <w:pStyle w:val="2"/>
+        <w:jc w:val="right"/>
+        <w:rPr>
+          <w:rFonts w:ascii="Times New Roman" w:hAnsi="Times New Roman" w:cs="Times New Roman"/>
+          <w:sz w:val="24"/>
+          <w:szCs w:val="24"/>
+        </w:rPr>
+      </w:pPr>
+    </w:p>
+    <w:p>
+      <w:pPr>
+        <w:pStyle w:val="1"/>
         <w:rPr>
           <w:rFonts w:ascii="Times New Roman" w:hAnsi="Times New Roman" w:cs="Times New Roman"/>
           <w:color w:val="000000" w:themeColor="text1"/>
-          <w14:textFill>
-            <w14:solidFill>
-              <w14:schemeClr w14:val="tx1"/>
-            </w14:solidFill>
-          </w14:textFill>
         </w:rPr>
       </w:pPr>
       <w:r>
         <w:rPr>
           <w:rFonts w:ascii="Times New Roman" w:hAnsi="Times New Roman" w:cs="Times New Roman"/>
           <w:color w:val="000000" w:themeColor="text1"/>
-          <w14:textFill>
-            <w14:solidFill>
-              <w14:schemeClr w14:val="tx1"/>
-            </w14:solidFill>
-          </w14:textFill>
         </w:rPr>
         <w:t>6.Руководство пользователя</w:t>
       </w:r>
@@ -2144,7 +2068,23 @@
           <w:sz w:val="24"/>
           <w:szCs w:val="24"/>
         </w:rPr>
-        <w:t>Дисциплина «Основы алгоритмизации» состоит из нескольких логически завершенных тем. Данное руководство описывает подход к организации проверки знаний, позволяющий оценить степень усвоения материала по каждой теме отдельно (текущий контроль) и итоговый уровень подготовки (промежуточная аттестация).</w:t>
+        <w:t xml:space="preserve">Дисциплина «Основы </w:t>
+      </w:r>
+      <w:r>
+        <w:rPr>
+          <w:rFonts w:ascii="Times New Roman" w:hAnsi="Times New Roman" w:cs="Times New Roman"/>
+          <w:sz w:val="24"/>
+          <w:szCs w:val="24"/>
+        </w:rPr>
+        <w:t>алгоритмизации» состоит из нескольких логически завершенных тем. Данное руководство описывает подход к организации проверки знаний, позволяющий оценить степень усвоения материала по каждой теме отдельно (текущий контроль) и итоговый уровень подготовки (про</w:t>
+      </w:r>
+      <w:r>
+        <w:rPr>
+          <w:rFonts w:ascii="Times New Roman" w:hAnsi="Times New Roman" w:cs="Times New Roman"/>
+          <w:sz w:val="24"/>
+          <w:szCs w:val="24"/>
+        </w:rPr>
+        <w:t>межуточная аттестация).</w:t>
       </w:r>
     </w:p>
     <w:p>
@@ -2171,7 +2111,7 @@
     <w:p>
       <w:pPr>
         <w:rPr>
-          <w:rFonts w:hint="default" w:ascii="Times New Roman" w:hAnsi="Times New Roman" w:cs="Times New Roman"/>
+          <w:rFonts w:ascii="Times New Roman" w:hAnsi="Times New Roman" w:cs="Times New Roman"/>
           <w:b/>
           <w:bCs/>
           <w:i/>
@@ -2180,12 +2120,6 @@
           <w:sz w:val="24"/>
           <w:szCs w:val="24"/>
           <w:u w:val="single"/>
-          <w:lang w:val="en-US"/>
-          <w14:textFill>
-            <w14:solidFill>
-              <w14:schemeClr w14:val="tx1"/>
-            </w14:solidFill>
-          </w14:textFill>
         </w:rPr>
       </w:pPr>
       <w:r>
@@ -2196,11 +2130,6 @@
           <w:color w:val="000000" w:themeColor="text1"/>
           <w:sz w:val="24"/>
           <w:szCs w:val="24"/>
-          <w14:textFill>
-            <w14:solidFill>
-              <w14:schemeClr w14:val="tx1"/>
-            </w14:solidFill>
-          </w14:textFill>
         </w:rPr>
         <w:t>Тема:</w:t>
       </w:r>
@@ -2210,11 +2139,6 @@
           <w:color w:val="000000" w:themeColor="text1"/>
           <w:sz w:val="24"/>
           <w:szCs w:val="24"/>
-          <w14:textFill>
-            <w14:solidFill>
-              <w14:schemeClr w14:val="tx1"/>
-            </w14:solidFill>
-          </w14:textFill>
         </w:rPr>
         <w:t> </w:t>
       </w:r>
@@ -2225,26 +2149,16 @@
           <w:sz w:val="24"/>
           <w:szCs w:val="24"/>
           <w:lang w:eastAsia="ru-RU"/>
-          <w14:textFill>
-            <w14:solidFill>
-              <w14:schemeClr w14:val="tx1"/>
-            </w14:solidFill>
-          </w14:textFill>
         </w:rPr>
         <w:t>Тестирование по отдельным темам дисциплины</w:t>
       </w:r>
       <w:r>
         <w:rPr>
-          <w:rFonts w:hint="default" w:ascii="Times New Roman" w:hAnsi="Times New Roman" w:cs="Times New Roman"/>
+          <w:rFonts w:ascii="Times New Roman" w:hAnsi="Times New Roman" w:cs="Times New Roman"/>
           <w:color w:val="000000" w:themeColor="text1"/>
           <w:sz w:val="24"/>
           <w:szCs w:val="24"/>
-          <w:lang w:val="en-US" w:eastAsia="ru-RU"/>
-          <w14:textFill>
-            <w14:solidFill>
-              <w14:schemeClr w14:val="tx1"/>
-            </w14:solidFill>
-          </w14:textFill>
+          <w:lang w:eastAsia="ru-RU"/>
         </w:rPr>
         <w:t xml:space="preserve"> «</w:t>
       </w:r>
@@ -2255,75 +2169,34 @@
           <w:sz w:val="24"/>
           <w:szCs w:val="24"/>
           <w:lang w:eastAsia="ru-RU"/>
-          <w14:textFill>
-            <w14:solidFill>
-              <w14:schemeClr w14:val="tx1"/>
-            </w14:solidFill>
-          </w14:textFill>
         </w:rPr>
         <w:t>Основы алгоритмизации</w:t>
       </w:r>
       <w:r>
         <w:rPr>
-          <w:rFonts w:hint="default" w:ascii="Times New Roman" w:hAnsi="Times New Roman" w:cs="Times New Roman"/>
+          <w:rFonts w:ascii="Times New Roman" w:hAnsi="Times New Roman" w:cs="Times New Roman"/>
           <w:color w:val="000000" w:themeColor="text1"/>
           <w:sz w:val="24"/>
           <w:szCs w:val="24"/>
-          <w:lang w:val="en-US" w:eastAsia="ru-RU"/>
-          <w14:textFill>
-            <w14:solidFill>
-              <w14:schemeClr w14:val="tx1"/>
-            </w14:solidFill>
-          </w14:textFill>
+          <w:lang w:eastAsia="ru-RU"/>
         </w:rPr>
         <w:t>».</w:t>
       </w:r>
     </w:p>
     <w:tbl>
       <w:tblPr>
-        <w:tblStyle w:val="7"/>
+        <w:tblStyle w:val="a3"/>
         <w:tblpPr w:leftFromText="180" w:rightFromText="180" w:vertAnchor="text" w:horzAnchor="margin" w:tblpXSpec="center" w:tblpY="479"/>
         <w:tblW w:w="0" w:type="auto"/>
-        <w:tblInd w:w="0" w:type="dxa"/>
-        <w:tblBorders>
-          <w:top w:val="single" w:color="auto" w:sz="4" w:space="0"/>
-          <w:left w:val="single" w:color="auto" w:sz="4" w:space="0"/>
-          <w:bottom w:val="single" w:color="auto" w:sz="4" w:space="0"/>
-          <w:right w:val="single" w:color="auto" w:sz="4" w:space="0"/>
-          <w:insideH w:val="single" w:color="auto" w:sz="4" w:space="0"/>
-          <w:insideV w:val="single" w:color="auto" w:sz="4" w:space="0"/>
-        </w:tblBorders>
-        <w:tblLayout w:type="autofit"/>
-        <w:tblCellMar>
-          <w:top w:w="0" w:type="dxa"/>
-          <w:left w:w="108" w:type="dxa"/>
-          <w:bottom w:w="0" w:type="dxa"/>
-          <w:right w:w="108" w:type="dxa"/>
-        </w:tblCellMar>
+        <w:tblLook w:val="04A0" w:firstRow="1" w:lastRow="0" w:firstColumn="1" w:lastColumn="0" w:noHBand="0" w:noVBand="1"/>
       </w:tblPr>
       <w:tblGrid>
         <w:gridCol w:w="2689"/>
         <w:gridCol w:w="2838"/>
       </w:tblGrid>
       <w:tr>
-        <w:tblPrEx>
-          <w:tblBorders>
-            <w:top w:val="single" w:color="auto" w:sz="4" w:space="0"/>
-            <w:left w:val="single" w:color="auto" w:sz="4" w:space="0"/>
-            <w:bottom w:val="single" w:color="auto" w:sz="4" w:space="0"/>
-            <w:right w:val="single" w:color="auto" w:sz="4" w:space="0"/>
-            <w:insideH w:val="single" w:color="auto" w:sz="4" w:space="0"/>
-            <w:insideV w:val="single" w:color="auto" w:sz="4" w:space="0"/>
-          </w:tblBorders>
-          <w:tblCellMar>
-            <w:top w:w="0" w:type="dxa"/>
-            <w:left w:w="108" w:type="dxa"/>
-            <w:bottom w:w="0" w:type="dxa"/>
-            <w:right w:w="108" w:type="dxa"/>
-          </w:tblCellMar>
-        </w:tblPrEx>
         <w:trPr>
-          <w:trHeight w:val="268" w:hRule="atLeast"/>
+          <w:trHeight w:val="268"/>
         </w:trPr>
         <w:tc>
           <w:tcPr>
@@ -2373,24 +2246,8 @@
         </w:tc>
       </w:tr>
       <w:tr>
-        <w:tblPrEx>
-          <w:tblBorders>
-            <w:top w:val="single" w:color="auto" w:sz="4" w:space="0"/>
-            <w:left w:val="single" w:color="auto" w:sz="4" w:space="0"/>
-            <w:bottom w:val="single" w:color="auto" w:sz="4" w:space="0"/>
-            <w:right w:val="single" w:color="auto" w:sz="4" w:space="0"/>
-            <w:insideH w:val="single" w:color="auto" w:sz="4" w:space="0"/>
-            <w:insideV w:val="single" w:color="auto" w:sz="4" w:space="0"/>
-          </w:tblBorders>
-          <w:tblCellMar>
-            <w:top w:w="0" w:type="dxa"/>
-            <w:left w:w="108" w:type="dxa"/>
-            <w:bottom w:w="0" w:type="dxa"/>
-            <w:right w:w="108" w:type="dxa"/>
-          </w:tblCellMar>
-        </w:tblPrEx>
         <w:trPr>
-          <w:trHeight w:val="268" w:hRule="atLeast"/>
+          <w:trHeight w:val="268"/>
         </w:trPr>
         <w:tc>
           <w:tcPr>
@@ -2440,24 +2297,8 @@
         </w:tc>
       </w:tr>
       <w:tr>
-        <w:tblPrEx>
-          <w:tblBorders>
-            <w:top w:val="single" w:color="auto" w:sz="4" w:space="0"/>
-            <w:left w:val="single" w:color="auto" w:sz="4" w:space="0"/>
-            <w:bottom w:val="single" w:color="auto" w:sz="4" w:space="0"/>
-            <w:right w:val="single" w:color="auto" w:sz="4" w:space="0"/>
-            <w:insideH w:val="single" w:color="auto" w:sz="4" w:space="0"/>
-            <w:insideV w:val="single" w:color="auto" w:sz="4" w:space="0"/>
-          </w:tblBorders>
-          <w:tblCellMar>
-            <w:top w:w="0" w:type="dxa"/>
-            <w:left w:w="108" w:type="dxa"/>
-            <w:bottom w:w="0" w:type="dxa"/>
-            <w:right w:w="108" w:type="dxa"/>
-          </w:tblCellMar>
-        </w:tblPrEx>
         <w:trPr>
-          <w:trHeight w:val="268" w:hRule="atLeast"/>
+          <w:trHeight w:val="268"/>
         </w:trPr>
         <w:tc>
           <w:tcPr>
@@ -2507,24 +2348,8 @@
         </w:tc>
       </w:tr>
       <w:tr>
-        <w:tblPrEx>
-          <w:tblBorders>
-            <w:top w:val="single" w:color="auto" w:sz="4" w:space="0"/>
-            <w:left w:val="single" w:color="auto" w:sz="4" w:space="0"/>
-            <w:bottom w:val="single" w:color="auto" w:sz="4" w:space="0"/>
-            <w:right w:val="single" w:color="auto" w:sz="4" w:space="0"/>
-            <w:insideH w:val="single" w:color="auto" w:sz="4" w:space="0"/>
-            <w:insideV w:val="single" w:color="auto" w:sz="4" w:space="0"/>
-          </w:tblBorders>
-          <w:tblCellMar>
-            <w:top w:w="0" w:type="dxa"/>
-            <w:left w:w="108" w:type="dxa"/>
-            <w:bottom w:w="0" w:type="dxa"/>
-            <w:right w:w="108" w:type="dxa"/>
-          </w:tblCellMar>
-        </w:tblPrEx>
         <w:trPr>
-          <w:trHeight w:val="252" w:hRule="atLeast"/>
+          <w:trHeight w:val="252"/>
         </w:trPr>
         <w:tc>
           <w:tcPr>
@@ -2574,24 +2399,8 @@
         </w:tc>
       </w:tr>
       <w:tr>
-        <w:tblPrEx>
-          <w:tblBorders>
-            <w:top w:val="single" w:color="auto" w:sz="4" w:space="0"/>
-            <w:left w:val="single" w:color="auto" w:sz="4" w:space="0"/>
-            <w:bottom w:val="single" w:color="auto" w:sz="4" w:space="0"/>
-            <w:right w:val="single" w:color="auto" w:sz="4" w:space="0"/>
-            <w:insideH w:val="single" w:color="auto" w:sz="4" w:space="0"/>
-            <w:insideV w:val="single" w:color="auto" w:sz="4" w:space="0"/>
-          </w:tblBorders>
-          <w:tblCellMar>
-            <w:top w:w="0" w:type="dxa"/>
-            <w:left w:w="108" w:type="dxa"/>
-            <w:bottom w:w="0" w:type="dxa"/>
-            <w:right w:w="108" w:type="dxa"/>
-          </w:tblCellMar>
-        </w:tblPrEx>
         <w:trPr>
-          <w:trHeight w:val="268" w:hRule="atLeast"/>
+          <w:trHeight w:val="268"/>
         </w:trPr>
         <w:tc>
           <w:tcPr>
@@ -2677,13 +2486,41 @@
           <w:szCs w:val="24"/>
         </w:rPr>
       </w:pPr>
-      <w:r>
-        <w:rPr>
-          <w:rFonts w:ascii="Times New Roman" w:hAnsi="Times New Roman" w:cs="Times New Roman"/>
-          <w:sz w:val="24"/>
-          <w:szCs w:val="24"/>
-        </w:rPr>
-        <w:t>Данное руководство представляет собой практический инструмент для организации контроля знаний по дисциплине «Основы алгоритмизации». Следуя изложенным рекомендациям, вы сможете выстроить прозрачную и объективную систему оценки, которая позволит:</w:t>
+    </w:p>
+    <w:p>
+      <w:pPr>
+        <w:jc w:val="both"/>
+        <w:rPr>
+          <w:rFonts w:ascii="Times New Roman" w:hAnsi="Times New Roman" w:cs="Times New Roman"/>
+          <w:sz w:val="24"/>
+          <w:szCs w:val="24"/>
+        </w:rPr>
+      </w:pPr>
+    </w:p>
+    <w:p>
+      <w:pPr>
+        <w:jc w:val="both"/>
+        <w:rPr>
+          <w:rFonts w:ascii="Times New Roman" w:hAnsi="Times New Roman" w:cs="Times New Roman"/>
+          <w:sz w:val="24"/>
+          <w:szCs w:val="24"/>
+        </w:rPr>
+      </w:pPr>
+      <w:r>
+        <w:rPr>
+          <w:rFonts w:ascii="Times New Roman" w:hAnsi="Times New Roman" w:cs="Times New Roman"/>
+          <w:sz w:val="24"/>
+          <w:szCs w:val="24"/>
+        </w:rPr>
+        <w:t xml:space="preserve">Данное руководство представляет собой практический инструмент для организации контроля знаний по дисциплине «Основы алгоритмизации». Следуя изложенным </w:t>
+      </w:r>
+      <w:r>
+        <w:rPr>
+          <w:rFonts w:ascii="Times New Roman" w:hAnsi="Times New Roman" w:cs="Times New Roman"/>
+          <w:sz w:val="24"/>
+          <w:szCs w:val="24"/>
+        </w:rPr>
+        <w:t>рекомендациям, вы сможете выстроить прозрачную и объективную систему оценки, которая позволит:</w:t>
       </w:r>
     </w:p>
     <w:p>
@@ -2715,7 +2552,15 @@
           <w:sz w:val="24"/>
           <w:szCs w:val="24"/>
         </w:rPr>
-        <w:t> в знаниях учащихся по каждой конкретной теме (например, сложности с пониманием работы циклов или алгоритмизацией массивов) до того, как они накопятся к итоговой аттестации.</w:t>
+        <w:t> в знаниях учащихся по каждой конкретной теме (например, сложности с пониманием работы циклов или алгоритмизацией массивов) до того,</w:t>
+      </w:r>
+      <w:r>
+        <w:rPr>
+          <w:rFonts w:ascii="Times New Roman" w:hAnsi="Times New Roman" w:cs="Times New Roman"/>
+          <w:sz w:val="24"/>
+          <w:szCs w:val="24"/>
+        </w:rPr>
+        <w:t xml:space="preserve"> как они накопятся к итоговой аттестации.</w:t>
       </w:r>
     </w:p>
     <w:p>
@@ -2771,6 +2616,7 @@
           <w:sz w:val="24"/>
           <w:szCs w:val="24"/>
         </w:rPr>
+        <w:lastRenderedPageBreak/>
         <w:t>Повысить мотивацию студентов</w:t>
       </w:r>
       <w:r>
@@ -2779,7 +2625,15 @@
           <w:sz w:val="24"/>
           <w:szCs w:val="24"/>
         </w:rPr>
-        <w:t>, так как четкая структура контроля (входной, текущий, рубежный) и понятные критерии оценок делают процесс обучения предсказуемым и снижают уровень стресса.</w:t>
+        <w:t>, так как четкая стру</w:t>
+      </w:r>
+      <w:r>
+        <w:rPr>
+          <w:rFonts w:ascii="Times New Roman" w:hAnsi="Times New Roman" w:cs="Times New Roman"/>
+          <w:sz w:val="24"/>
+          <w:szCs w:val="24"/>
+        </w:rPr>
+        <w:t>ктура контроля (входной, текущий, рубежный) и понятные критерии оценок делают процесс обучения предсказуемым и снижают уровень стресса.</w:t>
       </w:r>
     </w:p>
     <w:p>
@@ -2799,91 +2653,61 @@
           <w:sz w:val="24"/>
           <w:szCs w:val="24"/>
         </w:rPr>
-        <w:t>Используйте предложенные шаблоны оценочных листов и чек-листы для проверки практических работ как основу для составления ваших собственных методических материалов. Вы можете адаптировать формы контроля под особенности вашей учебной группы и доступные технические средства (от традиционной меловой доски до современных систем электронного обучения). Внедрение модульного принципа проверки, описанного в руководстве, превратит контроль знаний из формальной процедуры в эффективный инструмент управления учебным процессом.</w:t>
-      </w:r>
-    </w:p>
-    <w:p>
-      <w:pPr>
-        <w:pStyle w:val="2"/>
-        <w:numPr>
-          <w:ilvl w:val="0"/>
-          <w:numId w:val="0"/>
-        </w:numPr>
-        <w:ind w:left="220" w:leftChars="0"/>
-        <w:rPr>
-          <w:rFonts w:hint="default" w:ascii="Times New Roman" w:hAnsi="Times New Roman" w:cs="Times New Roman"/>
+        <w:t>Используйте предложенные шаблоны оценочных листов и чек-листы для проверки практических работ как основу для составления</w:t>
+      </w:r>
+      <w:r>
+        <w:rPr>
+          <w:rFonts w:ascii="Times New Roman" w:hAnsi="Times New Roman" w:cs="Times New Roman"/>
+          <w:sz w:val="24"/>
+          <w:szCs w:val="24"/>
+        </w:rPr>
+        <w:t xml:space="preserve"> ваших собственных методических материалов. Вы можете адаптировать формы контроля под особенности вашей учебной группы и доступные технические средства (от традиционной меловой доски до современных систем электронного обучения). Внедрение модульного принци</w:t>
+      </w:r>
+      <w:r>
+        <w:rPr>
+          <w:rFonts w:ascii="Times New Roman" w:hAnsi="Times New Roman" w:cs="Times New Roman"/>
+          <w:sz w:val="24"/>
+          <w:szCs w:val="24"/>
+        </w:rPr>
+        <w:t>па проверки, описанного в руководстве, превратит контроль знаний из формальной процедуры в эффективный инструмент управления учебным процессом.</w:t>
+      </w:r>
+    </w:p>
+    <w:p>
+      <w:pPr>
+        <w:pStyle w:val="1"/>
+        <w:ind w:left="220"/>
+        <w:rPr>
+          <w:rFonts w:ascii="Times New Roman" w:hAnsi="Times New Roman" w:cs="Times New Roman"/>
           <w:color w:val="000000" w:themeColor="text1"/>
-          <w14:textFill>
-            <w14:solidFill>
-              <w14:schemeClr w14:val="tx1"/>
-            </w14:solidFill>
-          </w14:textFill>
-        </w:rPr>
-      </w:pPr>
-      <w:r>
-        <w:rPr>
-          <w:rFonts w:hint="default" w:ascii="Times New Roman" w:hAnsi="Times New Roman" w:cs="Times New Roman"/>
+        </w:rPr>
+      </w:pPr>
+      <w:r>
+        <w:rPr>
+          <w:rFonts w:ascii="Times New Roman" w:hAnsi="Times New Roman" w:cs="Times New Roman"/>
           <w:color w:val="000000" w:themeColor="text1"/>
-          <w:lang w:val="ru-RU"/>
-          <w14:textFill>
-            <w14:solidFill>
-              <w14:schemeClr w14:val="tx1"/>
-            </w14:solidFill>
-          </w14:textFill>
         </w:rPr>
         <w:t>7.</w:t>
       </w:r>
       <w:r>
         <w:rPr>
-          <w:rFonts w:hint="default" w:ascii="Times New Roman" w:hAnsi="Times New Roman" w:cs="Times New Roman"/>
+          <w:rFonts w:ascii="Times New Roman" w:hAnsi="Times New Roman" w:cs="Times New Roman"/>
           <w:color w:val="000000" w:themeColor="text1"/>
-          <w14:textFill>
-            <w14:solidFill>
-              <w14:schemeClr w14:val="tx1"/>
-            </w14:solidFill>
-          </w14:textFill>
-        </w:rPr>
-        <w:t>Описан</w:t>
-      </w:r>
-      <w:bookmarkStart w:id="0" w:name="_GoBack"/>
-      <w:bookmarkEnd w:id="0"/>
-      <w:r>
-        <w:rPr>
-          <w:rFonts w:hint="default" w:ascii="Times New Roman" w:hAnsi="Times New Roman" w:cs="Times New Roman"/>
-          <w:color w:val="000000" w:themeColor="text1"/>
-          <w14:textFill>
-            <w14:solidFill>
-              <w14:schemeClr w14:val="tx1"/>
-            </w14:solidFill>
-          </w14:textFill>
-        </w:rPr>
-        <w:t>ие тестов</w:t>
-      </w:r>
-    </w:p>
-    <w:p>
-      <w:pPr>
-        <w:numPr>
-          <w:ilvl w:val="0"/>
-          <w:numId w:val="0"/>
-        </w:numPr>
-        <w:spacing w:after="160" w:line="259" w:lineRule="auto"/>
-        <w:rPr>
-          <w:rFonts w:hint="default" w:ascii="Times New Roman" w:hAnsi="Times New Roman" w:eastAsia="Helvetica" w:cs="Times New Roman"/>
-          <w:i w:val="0"/>
-          <w:iCs w:val="0"/>
-          <w:caps w:val="0"/>
-          <w:spacing w:val="0"/>
-          <w:sz w:val="28"/>
-          <w:szCs w:val="28"/>
-        </w:rPr>
-      </w:pPr>
-      <w:r>
-        <w:rPr>
-          <w:rFonts w:hint="default" w:ascii="Times New Roman" w:hAnsi="Times New Roman" w:eastAsia="Helvetica" w:cs="Times New Roman"/>
-          <w:i w:val="0"/>
-          <w:iCs w:val="0"/>
-          <w:caps w:val="0"/>
-          <w:spacing w:val="0"/>
+        </w:rPr>
+        <w:t>Описание тестов</w:t>
+      </w:r>
+    </w:p>
+    <w:p>
+      <w:pPr>
+        <w:spacing w:after="0" w:line="240" w:lineRule="auto"/>
+        <w:rPr>
+          <w:rFonts w:ascii="Times New Roman" w:eastAsia="Helvetica" w:hAnsi="Times New Roman" w:cs="Times New Roman"/>
+          <w:sz w:val="28"/>
+          <w:szCs w:val="28"/>
+        </w:rPr>
+      </w:pPr>
+      <w:r>
+        <w:rPr>
+          <w:rFonts w:ascii="Times New Roman" w:eastAsia="Helvetica" w:hAnsi="Times New Roman" w:cs="Times New Roman"/>
           <w:sz w:val="28"/>
           <w:szCs w:val="28"/>
         </w:rPr>
@@ -2896,24 +2720,16 @@
           <w:ilvl w:val="0"/>
           <w:numId w:val="13"/>
         </w:numPr>
-        <w:spacing w:after="160" w:line="259" w:lineRule="auto"/>
-        <w:rPr>
-          <w:rFonts w:hint="default" w:ascii="Times New Roman" w:hAnsi="Times New Roman" w:eastAsia="Helvetica" w:cs="Times New Roman"/>
-          <w:i w:val="0"/>
-          <w:iCs w:val="0"/>
-          <w:caps w:val="0"/>
-          <w:spacing w:val="0"/>
-          <w:sz w:val="24"/>
-          <w:szCs w:val="24"/>
-        </w:rPr>
-      </w:pPr>
-      <w:r>
-        <w:rPr>
-          <w:rFonts w:hint="default" w:ascii="Times New Roman" w:hAnsi="Times New Roman" w:eastAsia="Helvetica" w:cs="Times New Roman"/>
-          <w:i w:val="0"/>
-          <w:iCs w:val="0"/>
-          <w:caps w:val="0"/>
-          <w:spacing w:val="0"/>
+        <w:spacing w:after="0" w:line="240" w:lineRule="auto"/>
+        <w:rPr>
+          <w:rFonts w:ascii="Times New Roman" w:eastAsia="Helvetica" w:hAnsi="Times New Roman" w:cs="Times New Roman"/>
+          <w:sz w:val="24"/>
+          <w:szCs w:val="24"/>
+        </w:rPr>
+      </w:pPr>
+      <w:r>
+        <w:rPr>
+          <w:rFonts w:ascii="Times New Roman" w:eastAsia="Helvetica" w:hAnsi="Times New Roman" w:cs="Times New Roman"/>
           <w:sz w:val="24"/>
           <w:szCs w:val="24"/>
         </w:rPr>
@@ -2926,25 +2742,16 @@
           <w:ilvl w:val="0"/>
           <w:numId w:val="13"/>
         </w:numPr>
-        <w:spacing w:after="160" w:line="259" w:lineRule="auto"/>
-        <w:ind w:left="0" w:leftChars="0" w:firstLine="0" w:firstLineChars="0"/>
-        <w:rPr>
-          <w:rFonts w:hint="default" w:ascii="Times New Roman" w:hAnsi="Times New Roman" w:eastAsia="Helvetica" w:cs="Times New Roman"/>
-          <w:i w:val="0"/>
-          <w:iCs w:val="0"/>
-          <w:caps w:val="0"/>
-          <w:spacing w:val="0"/>
-          <w:sz w:val="24"/>
-          <w:szCs w:val="24"/>
-        </w:rPr>
-      </w:pPr>
-      <w:r>
-        <w:rPr>
-          <w:rFonts w:hint="default" w:ascii="Times New Roman" w:hAnsi="Times New Roman" w:eastAsia="Helvetica" w:cs="Times New Roman"/>
-          <w:i w:val="0"/>
-          <w:iCs w:val="0"/>
-          <w:caps w:val="0"/>
-          <w:spacing w:val="0"/>
+        <w:spacing w:after="0" w:line="240" w:lineRule="auto"/>
+        <w:rPr>
+          <w:rFonts w:ascii="Times New Roman" w:eastAsia="Helvetica" w:hAnsi="Times New Roman" w:cs="Times New Roman"/>
+          <w:sz w:val="24"/>
+          <w:szCs w:val="24"/>
+        </w:rPr>
+      </w:pPr>
+      <w:r>
+        <w:rPr>
+          <w:rFonts w:ascii="Times New Roman" w:eastAsia="Helvetica" w:hAnsi="Times New Roman" w:cs="Times New Roman"/>
           <w:sz w:val="24"/>
           <w:szCs w:val="24"/>
         </w:rPr>
@@ -2957,396 +2764,286 @@
           <w:ilvl w:val="0"/>
           <w:numId w:val="13"/>
         </w:numPr>
-        <w:spacing w:after="160" w:line="259" w:lineRule="auto"/>
-        <w:ind w:left="0" w:leftChars="0" w:firstLine="0" w:firstLineChars="0"/>
-        <w:rPr>
-          <w:rFonts w:hint="default" w:ascii="Times New Roman" w:hAnsi="Times New Roman" w:eastAsia="Helvetica" w:cs="Times New Roman"/>
-          <w:i w:val="0"/>
-          <w:iCs w:val="0"/>
-          <w:caps w:val="0"/>
-          <w:spacing w:val="0"/>
-          <w:sz w:val="24"/>
-          <w:szCs w:val="24"/>
-        </w:rPr>
-      </w:pPr>
-      <w:r>
-        <w:rPr>
-          <w:rFonts w:hint="default" w:ascii="Times New Roman" w:hAnsi="Times New Roman" w:eastAsia="Helvetica" w:cs="Times New Roman"/>
-          <w:i w:val="0"/>
-          <w:iCs w:val="0"/>
-          <w:caps w:val="0"/>
-          <w:spacing w:val="0"/>
-          <w:sz w:val="24"/>
-          <w:szCs w:val="24"/>
-        </w:rPr>
-        <w:t xml:space="preserve">Работу алгоритма (корректный результат на верных данных, отсутствие вылетов на неверных). </w:t>
-      </w:r>
-    </w:p>
-    <w:p>
-      <w:pPr>
-        <w:numPr>
-          <w:numId w:val="0"/>
-        </w:numPr>
-        <w:spacing w:after="160" w:line="259" w:lineRule="auto"/>
-        <w:ind w:leftChars="0"/>
-        <w:rPr>
-          <w:rFonts w:hint="default" w:ascii="Times New Roman" w:hAnsi="Times New Roman" w:cs="Times New Roman"/>
-        </w:rPr>
-      </w:pPr>
-      <w:r>
-        <w:rPr>
-          <w:rFonts w:hint="default" w:ascii="Times New Roman" w:hAnsi="Times New Roman" w:eastAsia="Helvetica" w:cs="Times New Roman"/>
-          <w:i w:val="0"/>
-          <w:iCs w:val="0"/>
-          <w:caps w:val="0"/>
-          <w:spacing w:val="0"/>
+        <w:spacing w:after="0" w:line="240" w:lineRule="auto"/>
+        <w:rPr>
+          <w:rFonts w:ascii="Times New Roman" w:eastAsia="Helvetica" w:hAnsi="Times New Roman" w:cs="Times New Roman"/>
+          <w:sz w:val="24"/>
+          <w:szCs w:val="24"/>
+        </w:rPr>
+      </w:pPr>
+      <w:r>
+        <w:rPr>
+          <w:rFonts w:ascii="Times New Roman" w:eastAsia="Helvetica" w:hAnsi="Times New Roman" w:cs="Times New Roman"/>
+          <w:sz w:val="24"/>
+          <w:szCs w:val="24"/>
+        </w:rPr>
+        <w:t>Работу алгоритма (корректный резуль</w:t>
+      </w:r>
+      <w:r>
+        <w:rPr>
+          <w:rFonts w:ascii="Times New Roman" w:eastAsia="Helvetica" w:hAnsi="Times New Roman" w:cs="Times New Roman"/>
+          <w:sz w:val="24"/>
+          <w:szCs w:val="24"/>
+        </w:rPr>
+        <w:t xml:space="preserve">тат на верных данных, отсутствие вылетов на неверных). </w:t>
+      </w:r>
+    </w:p>
+    <w:p>
+      <w:pPr>
+        <w:spacing w:after="0" w:line="240" w:lineRule="auto"/>
+        <w:rPr>
+          <w:rFonts w:ascii="Times New Roman" w:hAnsi="Times New Roman" w:cs="Times New Roman"/>
+        </w:rPr>
+      </w:pPr>
+      <w:r>
+        <w:rPr>
+          <w:rFonts w:ascii="Times New Roman" w:eastAsia="Helvetica" w:hAnsi="Times New Roman" w:cs="Times New Roman"/>
           <w:sz w:val="24"/>
           <w:szCs w:val="24"/>
         </w:rPr>
         <w:t>4.Наличие и качество файла справки (понятное описание работы, пример, действия при ошибках).</w:t>
       </w:r>
     </w:p>
-    <w:p>
-      <w:pPr>
-        <w:numPr>
-          <w:ilvl w:val="0"/>
-          <w:numId w:val="0"/>
-        </w:numPr>
-        <w:spacing w:after="160" w:line="259" w:lineRule="auto"/>
-        <w:rPr>
-          <w:rFonts w:hint="default"/>
-        </w:rPr>
-      </w:pPr>
-    </w:p>
-    <w:p>
-      <w:pPr>
-        <w:numPr>
-          <w:ilvl w:val="0"/>
-          <w:numId w:val="0"/>
-        </w:numPr>
-        <w:spacing w:after="160" w:line="259" w:lineRule="auto"/>
-        <w:rPr>
-          <w:rFonts w:hint="default"/>
-        </w:rPr>
-      </w:pPr>
-    </w:p>
-    <w:p>
-      <w:pPr>
-        <w:numPr>
-          <w:ilvl w:val="0"/>
-          <w:numId w:val="0"/>
-        </w:numPr>
-        <w:spacing w:after="160" w:line="259" w:lineRule="auto"/>
-        <w:rPr>
-          <w:rFonts w:hint="default"/>
-        </w:rPr>
-      </w:pPr>
-    </w:p>
-    <w:p>
-      <w:pPr>
-        <w:numPr>
-          <w:ilvl w:val="0"/>
-          <w:numId w:val="0"/>
-        </w:numPr>
-        <w:spacing w:after="160" w:line="259" w:lineRule="auto"/>
-        <w:rPr>
-          <w:rFonts w:hint="default"/>
-        </w:rPr>
-      </w:pPr>
-    </w:p>
-    <w:p>
-      <w:pPr>
-        <w:numPr>
-          <w:ilvl w:val="0"/>
-          <w:numId w:val="0"/>
-        </w:numPr>
-        <w:spacing w:after="160" w:line="259" w:lineRule="auto"/>
-        <w:rPr>
-          <w:rFonts w:hint="default"/>
-        </w:rPr>
-      </w:pPr>
-    </w:p>
-    <w:p>
-      <w:pPr>
-        <w:numPr>
-          <w:ilvl w:val="0"/>
-          <w:numId w:val="0"/>
-        </w:numPr>
-        <w:spacing w:after="160" w:line="259" w:lineRule="auto"/>
-        <w:rPr>
-          <w:rFonts w:hint="default"/>
-        </w:rPr>
-      </w:pPr>
-    </w:p>
-    <w:p>
-      <w:pPr>
-        <w:numPr>
-          <w:ilvl w:val="0"/>
-          <w:numId w:val="0"/>
-        </w:numPr>
-        <w:spacing w:after="160" w:line="259" w:lineRule="auto"/>
-        <w:rPr>
-          <w:rFonts w:hint="default"/>
-        </w:rPr>
-      </w:pPr>
-    </w:p>
-    <w:p>
-      <w:pPr>
-        <w:numPr>
-          <w:ilvl w:val="0"/>
-          <w:numId w:val="0"/>
-        </w:numPr>
-        <w:spacing w:after="160" w:line="259" w:lineRule="auto"/>
-        <w:rPr>
-          <w:rFonts w:hint="default"/>
-        </w:rPr>
-      </w:pPr>
-    </w:p>
-    <w:p>
-      <w:pPr>
-        <w:numPr>
-          <w:ilvl w:val="0"/>
-          <w:numId w:val="0"/>
-        </w:numPr>
-        <w:spacing w:after="160" w:line="259" w:lineRule="auto"/>
-        <w:rPr>
-          <w:rFonts w:hint="default"/>
-        </w:rPr>
-      </w:pPr>
-    </w:p>
-    <w:p>
-      <w:pPr>
-        <w:numPr>
-          <w:ilvl w:val="0"/>
-          <w:numId w:val="0"/>
-        </w:numPr>
-        <w:spacing w:after="160" w:line="259" w:lineRule="auto"/>
-        <w:rPr>
-          <w:rFonts w:hint="default"/>
-        </w:rPr>
-      </w:pPr>
-    </w:p>
-    <w:p>
-      <w:pPr>
-        <w:numPr>
-          <w:ilvl w:val="0"/>
-          <w:numId w:val="0"/>
-        </w:numPr>
-        <w:spacing w:after="160" w:line="259" w:lineRule="auto"/>
-        <w:rPr>
-          <w:rFonts w:hint="default"/>
-        </w:rPr>
-      </w:pPr>
-    </w:p>
-    <w:p>
-      <w:pPr>
-        <w:numPr>
-          <w:ilvl w:val="0"/>
-          <w:numId w:val="0"/>
-        </w:numPr>
-        <w:spacing w:after="160" w:line="259" w:lineRule="auto"/>
-        <w:rPr>
-          <w:rFonts w:hint="default"/>
-        </w:rPr>
-      </w:pPr>
-    </w:p>
-    <w:p>
-      <w:pPr>
-        <w:numPr>
-          <w:ilvl w:val="0"/>
-          <w:numId w:val="0"/>
-        </w:numPr>
-        <w:spacing w:after="160" w:line="259" w:lineRule="auto"/>
-        <w:rPr>
-          <w:rFonts w:hint="default"/>
-        </w:rPr>
-      </w:pPr>
-    </w:p>
-    <w:p>
-      <w:pPr>
-        <w:numPr>
-          <w:ilvl w:val="0"/>
-          <w:numId w:val="0"/>
-        </w:numPr>
-        <w:spacing w:after="160" w:line="259" w:lineRule="auto"/>
-        <w:rPr>
-          <w:rFonts w:hint="default"/>
-        </w:rPr>
-      </w:pPr>
-    </w:p>
+    <w:p/>
+    <w:p/>
+    <w:p/>
+    <w:p/>
+    <w:p/>
+    <w:p/>
+    <w:p/>
+    <w:p/>
+    <w:p/>
+    <w:p/>
+    <w:p/>
+    <w:p/>
+    <w:p/>
+    <w:p/>
+    <w:p/>
+    <w:p/>
+    <w:p/>
     <w:p>
       <w:pPr>
         <w:numPr>
           <w:ilvl w:val="0"/>
           <w:numId w:val="14"/>
         </w:numPr>
-        <w:spacing w:after="160" w:line="259" w:lineRule="auto"/>
-        <w:rPr>
-          <w:rFonts w:hint="default"/>
-          <w:lang w:val="ru-RU"/>
-        </w:rPr>
-      </w:pPr>
-      <w:r>
-        <w:rPr>
-          <w:rStyle w:val="8"/>
-          <w:rFonts w:hint="default" w:ascii="Times New Roman" w:hAnsi="Times New Roman" w:cs="Times New Roman"/>
+        <w:spacing w:after="0" w:line="240" w:lineRule="auto"/>
+        <w:rPr>
+          <w:rFonts w:ascii="Times New Roman" w:hAnsi="Times New Roman" w:cs="Times New Roman"/>
+          <w:sz w:val="24"/>
+          <w:szCs w:val="24"/>
+        </w:rPr>
+      </w:pPr>
+      <w:r>
+        <w:rPr>
+          <w:rStyle w:val="10"/>
+          <w:rFonts w:ascii="Times New Roman" w:hAnsi="Times New Roman" w:cs="Times New Roman"/>
           <w:color w:val="000000" w:themeColor="text1"/>
-          <w:lang w:val="ru-RU"/>
-          <w14:textFill>
-            <w14:solidFill>
-              <w14:schemeClr w14:val="tx1"/>
-            </w14:solidFill>
-          </w14:textFill>
-        </w:rPr>
+        </w:rPr>
+        <w:lastRenderedPageBreak/>
         <w:t>Список литературы</w:t>
       </w:r>
       <w:r>
         <w:rPr>
-          <w:rFonts w:hint="default"/>
           <w:color w:val="000000" w:themeColor="text1"/>
-          <w:lang w:val="ru-RU"/>
-          <w14:textFill>
-            <w14:solidFill>
-              <w14:schemeClr w14:val="tx1"/>
-            </w14:solidFill>
-          </w14:textFill>
-        </w:rPr>
-        <w:br w:type="textWrapping"/>
-      </w:r>
-      <w:r>
-        <w:rPr>
-          <w:rFonts w:hint="default" w:ascii="Times New Roman" w:hAnsi="Times New Roman" w:eastAsia="Helvetica" w:cs="Times New Roman"/>
-          <w:i w:val="0"/>
-          <w:iCs w:val="0"/>
-          <w:caps w:val="0"/>
-          <w:spacing w:val="0"/>
-          <w:sz w:val="24"/>
-          <w:szCs w:val="24"/>
-        </w:rPr>
-        <w:t xml:space="preserve">Васильев, А. Н. Программирование на C# для начинающих : основные сведения : от типов данных и переменных до операторов и массивов / </w:t>
-      </w:r>
-    </w:p>
-    <w:p>
-      <w:pPr>
-        <w:numPr>
-          <w:numId w:val="0"/>
-        </w:numPr>
-        <w:spacing w:after="160" w:line="259" w:lineRule="auto"/>
-        <w:rPr>
-          <w:rFonts w:hint="default" w:ascii="Times New Roman" w:hAnsi="Times New Roman" w:eastAsia="Helvetica" w:cs="Times New Roman"/>
-          <w:i w:val="0"/>
-          <w:iCs w:val="0"/>
-          <w:caps w:val="0"/>
-          <w:spacing w:val="0"/>
-          <w:sz w:val="24"/>
-          <w:szCs w:val="24"/>
-        </w:rPr>
-      </w:pPr>
-      <w:r>
-        <w:rPr>
-          <w:rFonts w:hint="default" w:ascii="Times New Roman" w:hAnsi="Times New Roman" w:eastAsia="Helvetica" w:cs="Times New Roman"/>
-          <w:i w:val="0"/>
-          <w:iCs w:val="0"/>
-          <w:caps w:val="0"/>
-          <w:spacing w:val="0"/>
-          <w:sz w:val="24"/>
-          <w:szCs w:val="24"/>
-        </w:rPr>
-        <w:t xml:space="preserve">А. Н. Васильев. – Москва : [б. и.], 2024. – 256 с. Троелсен, </w:t>
-      </w:r>
-    </w:p>
-    <w:p>
-      <w:pPr>
-        <w:numPr>
-          <w:numId w:val="0"/>
-        </w:numPr>
-        <w:spacing w:after="160" w:line="259" w:lineRule="auto"/>
-        <w:rPr>
-          <w:rFonts w:hint="default" w:ascii="Times New Roman" w:hAnsi="Times New Roman" w:eastAsia="Helvetica" w:cs="Times New Roman"/>
-          <w:i w:val="0"/>
-          <w:iCs w:val="0"/>
-          <w:caps w:val="0"/>
-          <w:spacing w:val="0"/>
-          <w:sz w:val="24"/>
-          <w:szCs w:val="24"/>
-        </w:rPr>
-      </w:pPr>
-      <w:r>
-        <w:rPr>
-          <w:rFonts w:hint="default" w:ascii="Times New Roman" w:hAnsi="Times New Roman" w:eastAsia="Helvetica" w:cs="Times New Roman"/>
-          <w:i w:val="0"/>
-          <w:iCs w:val="0"/>
-          <w:caps w:val="0"/>
-          <w:spacing w:val="0"/>
-          <w:sz w:val="24"/>
-          <w:szCs w:val="24"/>
-        </w:rPr>
-        <w:t xml:space="preserve">Э. Язык программирования C# 7 и платформы .NET и .NET Core : [перевод с англ.] / Э. Троелсен, Ф. Джепикс. – 8-е изд. – Москва : Вильямс, 2020. – 1328 с. Евдокимов, П. В. </w:t>
-      </w:r>
-    </w:p>
-    <w:p>
-      <w:pPr>
-        <w:numPr>
-          <w:numId w:val="0"/>
-        </w:numPr>
-        <w:spacing w:after="160" w:line="259" w:lineRule="auto"/>
-        <w:rPr>
-          <w:rFonts w:hint="default" w:ascii="Times New Roman" w:hAnsi="Times New Roman" w:eastAsia="Helvetica" w:cs="Times New Roman"/>
-          <w:i w:val="0"/>
-          <w:iCs w:val="0"/>
-          <w:caps w:val="0"/>
-          <w:spacing w:val="0"/>
-          <w:sz w:val="24"/>
-          <w:szCs w:val="24"/>
-        </w:rPr>
-      </w:pPr>
-      <w:r>
-        <w:rPr>
-          <w:rFonts w:hint="default" w:ascii="Times New Roman" w:hAnsi="Times New Roman" w:eastAsia="Helvetica" w:cs="Times New Roman"/>
-          <w:i w:val="0"/>
-          <w:iCs w:val="0"/>
-          <w:caps w:val="0"/>
-          <w:spacing w:val="0"/>
-          <w:sz w:val="24"/>
-          <w:szCs w:val="24"/>
-        </w:rPr>
-        <w:t xml:space="preserve">C#. Практическое руководство : основы программирования на C# : обновленная Visual Studio 2022 : практические примеры : ООП в C# / </w:t>
-      </w:r>
-    </w:p>
-    <w:p>
-      <w:pPr>
-        <w:numPr>
-          <w:numId w:val="0"/>
-        </w:numPr>
-        <w:spacing w:after="160" w:line="259" w:lineRule="auto"/>
-        <w:rPr>
-          <w:rFonts w:hint="default"/>
-          <w:lang w:val="ru-RU"/>
-        </w:rPr>
-      </w:pPr>
-      <w:r>
-        <w:rPr>
-          <w:rFonts w:hint="default" w:ascii="Times New Roman" w:hAnsi="Times New Roman" w:eastAsia="Helvetica" w:cs="Times New Roman"/>
-          <w:i w:val="0"/>
-          <w:iCs w:val="0"/>
-          <w:caps w:val="0"/>
-          <w:spacing w:val="0"/>
-          <w:sz w:val="24"/>
-          <w:szCs w:val="24"/>
-        </w:rPr>
-        <w:t>П. В. Евдокимов. – [Москва] : [БХВ-Петербург], 2024. – 320 с.</w:t>
-      </w:r>
-    </w:p>
-    <w:p>
-      <w:pPr>
-        <w:numPr>
-          <w:ilvl w:val="0"/>
-          <w:numId w:val="0"/>
-        </w:numPr>
-        <w:ind w:left="360" w:leftChars="0"/>
-        <w:rPr>
-          <w:rFonts w:hint="default"/>
-        </w:rPr>
+        </w:rPr>
+        <w:br/>
+      </w:r>
+      <w:r>
+        <w:rPr>
+          <w:rFonts w:ascii="Times New Roman" w:eastAsia="Helvetica" w:hAnsi="Times New Roman" w:cs="Times New Roman"/>
+          <w:sz w:val="24"/>
+          <w:szCs w:val="24"/>
+        </w:rPr>
+        <w:t xml:space="preserve">«Основы программирования на C#», автор — В. А. </w:t>
+      </w:r>
+      <w:proofErr w:type="spellStart"/>
+      <w:r>
+        <w:rPr>
+          <w:rFonts w:ascii="Times New Roman" w:eastAsia="Helvetica" w:hAnsi="Times New Roman" w:cs="Times New Roman"/>
+          <w:sz w:val="24"/>
+          <w:szCs w:val="24"/>
+        </w:rPr>
+        <w:t>Биллиг</w:t>
+      </w:r>
+      <w:proofErr w:type="spellEnd"/>
+      <w:r>
+        <w:rPr>
+          <w:rFonts w:ascii="Times New Roman" w:eastAsia="Helvetica" w:hAnsi="Times New Roman" w:cs="Times New Roman"/>
+          <w:sz w:val="24"/>
+          <w:szCs w:val="24"/>
+        </w:rPr>
+        <w:t>.</w:t>
+      </w:r>
+    </w:p>
+    <w:p>
+      <w:pPr>
+        <w:spacing w:after="0" w:line="240" w:lineRule="auto"/>
+        <w:rPr>
+          <w:rFonts w:ascii="Times New Roman" w:hAnsi="Times New Roman" w:cs="Times New Roman"/>
+          <w:sz w:val="24"/>
+          <w:szCs w:val="24"/>
+        </w:rPr>
+      </w:pPr>
+      <w:r>
+        <w:rPr>
+          <w:rFonts w:ascii="Times New Roman" w:hAnsi="Times New Roman" w:cs="Times New Roman"/>
+          <w:bCs/>
+          <w:sz w:val="24"/>
+          <w:szCs w:val="24"/>
+        </w:rPr>
+        <w:t>«Библия C#»</w:t>
+      </w:r>
+      <w:r>
+        <w:rPr>
+          <w:rFonts w:ascii="Times New Roman" w:hAnsi="Times New Roman" w:cs="Times New Roman"/>
+          <w:sz w:val="24"/>
+          <w:szCs w:val="24"/>
+        </w:rPr>
+        <w:t xml:space="preserve">, Михаил </w:t>
+      </w:r>
+      <w:proofErr w:type="spellStart"/>
+      <w:r>
+        <w:rPr>
+          <w:rFonts w:ascii="Times New Roman" w:hAnsi="Times New Roman" w:cs="Times New Roman"/>
+          <w:sz w:val="24"/>
+          <w:szCs w:val="24"/>
+        </w:rPr>
+        <w:t>Фленов</w:t>
+      </w:r>
+      <w:proofErr w:type="spellEnd"/>
+      <w:r>
+        <w:rPr>
+          <w:rFonts w:ascii="Times New Roman" w:hAnsi="Times New Roman" w:cs="Times New Roman"/>
+          <w:sz w:val="24"/>
+          <w:szCs w:val="24"/>
+        </w:rPr>
+        <w:t>.</w:t>
+      </w:r>
+    </w:p>
+    <w:p>
+      <w:pPr>
+        <w:spacing w:after="0" w:line="240" w:lineRule="auto"/>
+        <w:rPr>
+          <w:rFonts w:ascii="Times New Roman" w:hAnsi="Times New Roman" w:cs="Times New Roman"/>
+          <w:bCs/>
+          <w:sz w:val="24"/>
+          <w:szCs w:val="24"/>
+        </w:rPr>
+      </w:pPr>
+      <w:r>
+        <w:rPr>
+          <w:rFonts w:ascii="Times New Roman" w:hAnsi="Times New Roman" w:cs="Times New Roman"/>
+          <w:bCs/>
+          <w:sz w:val="24"/>
+          <w:szCs w:val="24"/>
+        </w:rPr>
+        <w:t>Программирование на C# для начинающих. Особенности языка: Алексей Васильев</w:t>
+      </w:r>
+    </w:p>
+    <w:p>
+      <w:pPr>
+        <w:pStyle w:val="Standard"/>
+        <w:rPr>
+          <w:rFonts w:ascii="Times New Roman" w:eastAsia="Times New Roman" w:hAnsi="Times New Roman" w:cs="Times New Roman"/>
+          <w:sz w:val="27"/>
+          <w:szCs w:val="27"/>
+        </w:rPr>
+      </w:pPr>
+      <w:r>
+        <w:rPr>
+          <w:rFonts w:ascii="Times New Roman" w:hAnsi="Times New Roman" w:cs="Times New Roman"/>
+          <w:bCs/>
+          <w:sz w:val="24"/>
+        </w:rPr>
+        <w:t>C# для чайников (2019)</w:t>
+      </w:r>
+      <w:r>
+        <w:rPr>
+          <w:rFonts w:ascii="Times New Roman" w:hAnsi="Times New Roman" w:cs="Times New Roman"/>
+          <w:bCs/>
+          <w:sz w:val="24"/>
+        </w:rPr>
+        <w:t xml:space="preserve"> </w:t>
+      </w:r>
+      <w:r>
+        <w:rPr>
+          <w:rFonts w:ascii="Times New Roman" w:hAnsi="Times New Roman" w:cs="Times New Roman"/>
+          <w:bCs/>
+          <w:sz w:val="24"/>
+          <w:shd w:val="clear" w:color="auto" w:fill="FFFFFF"/>
+        </w:rPr>
+        <w:t>Автор: </w:t>
+      </w:r>
+      <w:r>
+        <w:rPr>
+          <w:rFonts w:ascii="Times New Roman" w:hAnsi="Times New Roman" w:cs="Times New Roman"/>
+          <w:sz w:val="24"/>
+          <w:shd w:val="clear" w:color="auto" w:fill="FFFFFF"/>
+        </w:rPr>
+        <w:t xml:space="preserve">Джон Мюллер, </w:t>
+      </w:r>
+      <w:bookmarkStart w:id="0" w:name="_GoBack"/>
+      <w:bookmarkEnd w:id="0"/>
+      <w:r>
+        <w:rPr>
+          <w:rFonts w:ascii="Times New Roman" w:hAnsi="Times New Roman" w:cs="Times New Roman"/>
+          <w:sz w:val="24"/>
+          <w:shd w:val="clear" w:color="auto" w:fill="FFFFFF"/>
+        </w:rPr>
+        <w:t xml:space="preserve">Билл </w:t>
+      </w:r>
+      <w:proofErr w:type="spellStart"/>
+      <w:r>
+        <w:rPr>
+          <w:rFonts w:ascii="Times New Roman" w:hAnsi="Times New Roman" w:cs="Times New Roman"/>
+          <w:sz w:val="24"/>
+          <w:shd w:val="clear" w:color="auto" w:fill="FFFFFF"/>
+        </w:rPr>
+        <w:t>Семпф</w:t>
+      </w:r>
+      <w:proofErr w:type="spellEnd"/>
+      <w:r>
+        <w:rPr>
+          <w:rFonts w:ascii="Times New Roman" w:hAnsi="Times New Roman" w:cs="Times New Roman"/>
+          <w:sz w:val="24"/>
+          <w:shd w:val="clear" w:color="auto" w:fill="FFFFFF"/>
+        </w:rPr>
+        <w:t xml:space="preserve">, </w:t>
+      </w:r>
+      <w:proofErr w:type="spellStart"/>
+      <w:r>
+        <w:rPr>
+          <w:rFonts w:ascii="Times New Roman" w:hAnsi="Times New Roman" w:cs="Times New Roman"/>
+          <w:sz w:val="24"/>
+          <w:shd w:val="clear" w:color="auto" w:fill="FFFFFF"/>
+        </w:rPr>
+        <w:t>Чак</w:t>
+      </w:r>
+      <w:proofErr w:type="spellEnd"/>
+      <w:r>
+        <w:rPr>
+          <w:rFonts w:ascii="Times New Roman" w:hAnsi="Times New Roman" w:cs="Times New Roman"/>
+          <w:sz w:val="24"/>
+          <w:shd w:val="clear" w:color="auto" w:fill="FFFFFF"/>
+        </w:rPr>
+        <w:t xml:space="preserve"> Сфер</w:t>
+      </w:r>
+    </w:p>
+    <w:p>
+      <w:pPr>
+        <w:spacing w:after="0" w:line="240" w:lineRule="auto"/>
+        <w:rPr>
+          <w:rFonts w:ascii="Times New Roman" w:hAnsi="Times New Roman" w:cs="Times New Roman"/>
+          <w:bCs/>
+          <w:sz w:val="24"/>
+          <w:szCs w:val="24"/>
+        </w:rPr>
+      </w:pPr>
+    </w:p>
+    <w:p>
+      <w:pPr>
+        <w:spacing w:after="0" w:line="240" w:lineRule="auto"/>
       </w:pPr>
     </w:p>
     <w:p>
@@ -3482,16 +3179,16 @@
     <w:sectPr>
       <w:pgSz w:w="11906" w:h="16838"/>
       <w:pgMar w:top="1138" w:right="850" w:bottom="1138" w:left="1701" w:header="708" w:footer="708" w:gutter="0"/>
-      <w:cols w:space="708" w:num="1"/>
-      <w:docGrid w:linePitch="360" w:charSpace="0"/>
+      <w:cols w:space="708"/>
+      <w:docGrid w:linePitch="360"/>
     </w:sectPr>
   </w:body>
 </w:document>
 </file>
 
 <file path=word/endnotes.xml><?xml version="1.0" encoding="utf-8"?>
-<w:endnotes xmlns:wpc="http://schemas.microsoft.com/office/word/2010/wordprocessingCanvas" xmlns:mc="http://schemas.openxmlformats.org/markup-compatibility/2006" xmlns:o="urn:schemas-microsoft-com:office:office" xmlns:r="http://schemas.openxmlformats.org/officeDocument/2006/relationships" xmlns:m="http://schemas.openxmlformats.org/officeDocument/2006/math" xmlns:v="urn:schemas-microsoft-com:vml" xmlns:wp14="http://schemas.microsoft.com/office/word/2010/wordprocessingDrawing" xmlns:wp="http://schemas.openxmlformats.org/drawingml/2006/wordprocessingDrawing" xmlns:w="http://schemas.openxmlformats.org/wordprocessingml/2006/main" xmlns:w14="http://schemas.microsoft.com/office/word/2010/wordml" xmlns:w15="http://schemas.microsoft.com/office/word/2012/wordml" xmlns:w10="urn:schemas-microsoft-com:office:word" xmlns:wpg="http://schemas.microsoft.com/office/word/2010/wordprocessingGroup" xmlns:wpi="http://schemas.microsoft.com/office/word/2010/wordprocessingInk" xmlns:wne="http://schemas.microsoft.com/office/word/2006/wordml" xmlns:wps="http://schemas.microsoft.com/office/word/2010/wordprocessingShape" xmlns:wpsCustomData="http://www.wps.cn/officeDocument/2013/wpsCustomData" mc:Ignorable="w14 w15 wp14">
-  <w:endnote w:type="separator" w:id="0">
+<w:endnotes xmlns:wpc="http://schemas.microsoft.com/office/word/2010/wordprocessingCanvas" xmlns:cx="http://schemas.microsoft.com/office/drawing/2014/chartex" xmlns:cx1="http://schemas.microsoft.com/office/drawing/2015/9/8/chartex" xmlns:cx2="http://schemas.microsoft.com/office/drawing/2015/10/21/chartex" xmlns:cx3="http://schemas.microsoft.com/office/drawing/2016/5/9/chartex" xmlns:cx4="http://schemas.microsoft.com/office/drawing/2016/5/10/chartex" xmlns:cx5="http://schemas.microsoft.com/office/drawing/2016/5/11/chartex" xmlns:cx6="http://schemas.microsoft.com/office/drawing/2016/5/12/chartex" xmlns:cx7="http://schemas.microsoft.com/office/drawing/2016/5/13/chartex" xmlns:cx8="http://schemas.microsoft.com/office/drawing/2016/5/14/chartex" xmlns:mc="http://schemas.openxmlformats.org/markup-compatibility/2006" xmlns:aink="http://schemas.microsoft.com/office/drawing/2016/ink" xmlns:am3d="http://schemas.microsoft.com/office/drawing/2017/model3d" xmlns:o="urn:schemas-microsoft-com:office:office" xmlns:r="http://schemas.openxmlformats.org/officeDocument/2006/relationships" xmlns:m="http://schemas.openxmlformats.org/officeDocument/2006/math" xmlns:v="urn:schemas-microsoft-com:vml" xmlns:wp14="http://schemas.microsoft.com/office/word/2010/wordprocessingDrawing" xmlns:wp="http://schemas.openxmlformats.org/drawingml/2006/wordprocessingDrawing" xmlns:w10="urn:schemas-microsoft-com:office:word" xmlns:w="http://schemas.openxmlformats.org/wordprocessingml/2006/main" xmlns:w14="http://schemas.microsoft.com/office/word/2010/wordml" xmlns:w15="http://schemas.microsoft.com/office/word/2012/wordml" xmlns:w16cid="http://schemas.microsoft.com/office/word/2016/wordml/cid" xmlns:w16se="http://schemas.microsoft.com/office/word/2015/wordml/symex" xmlns:wpg="http://schemas.microsoft.com/office/word/2010/wordprocessingGroup" xmlns:wpi="http://schemas.microsoft.com/office/word/2010/wordprocessingInk" xmlns:wne="http://schemas.microsoft.com/office/word/2006/wordml" xmlns:wps="http://schemas.microsoft.com/office/word/2010/wordprocessingShape" mc:Ignorable="w14 w15 w16se w16cid wp14">
+  <w:endnote w:type="separator" w:id="-1">
     <w:p>
       <w:pPr>
         <w:spacing w:line="240" w:lineRule="auto"/>
@@ -3501,7 +3198,7 @@
       </w:r>
     </w:p>
   </w:endnote>
-  <w:endnote w:type="continuationSeparator" w:id="1">
+  <w:endnote w:type="continuationSeparator" w:id="0">
     <w:p>
       <w:pPr>
         <w:spacing w:line="240" w:lineRule="auto"/>
@@ -3515,21 +3212,21 @@
 </file>
 
 <file path=word/footnotes.xml><?xml version="1.0" encoding="utf-8"?>
-<w:footnotes xmlns:wpc="http://schemas.microsoft.com/office/word/2010/wordprocessingCanvas" xmlns:mc="http://schemas.openxmlformats.org/markup-compatibility/2006" xmlns:o="urn:schemas-microsoft-com:office:office" xmlns:r="http://schemas.openxmlformats.org/officeDocument/2006/relationships" xmlns:m="http://schemas.openxmlformats.org/officeDocument/2006/math" xmlns:v="urn:schemas-microsoft-com:vml" xmlns:wp14="http://schemas.microsoft.com/office/word/2010/wordprocessingDrawing" xmlns:wp="http://schemas.openxmlformats.org/drawingml/2006/wordprocessingDrawing" xmlns:w="http://schemas.openxmlformats.org/wordprocessingml/2006/main" xmlns:w14="http://schemas.microsoft.com/office/word/2010/wordml" xmlns:w15="http://schemas.microsoft.com/office/word/2012/wordml" xmlns:w10="urn:schemas-microsoft-com:office:word" xmlns:wpg="http://schemas.microsoft.com/office/word/2010/wordprocessingGroup" xmlns:wpi="http://schemas.microsoft.com/office/word/2010/wordprocessingInk" xmlns:wne="http://schemas.microsoft.com/office/word/2006/wordml" xmlns:wps="http://schemas.microsoft.com/office/word/2010/wordprocessingShape" xmlns:wpsCustomData="http://www.wps.cn/officeDocument/2013/wpsCustomData" mc:Ignorable="w14 w15 wp14">
-  <w:footnote w:type="separator" w:id="0">
-    <w:p>
-      <w:pPr>
-        <w:spacing w:before="0" w:after="0" w:line="259" w:lineRule="auto"/>
+<w:footnotes xmlns:wpc="http://schemas.microsoft.com/office/word/2010/wordprocessingCanvas" xmlns:cx="http://schemas.microsoft.com/office/drawing/2014/chartex" xmlns:cx1="http://schemas.microsoft.com/office/drawing/2015/9/8/chartex" xmlns:cx2="http://schemas.microsoft.com/office/drawing/2015/10/21/chartex" xmlns:cx3="http://schemas.microsoft.com/office/drawing/2016/5/9/chartex" xmlns:cx4="http://schemas.microsoft.com/office/drawing/2016/5/10/chartex" xmlns:cx5="http://schemas.microsoft.com/office/drawing/2016/5/11/chartex" xmlns:cx6="http://schemas.microsoft.com/office/drawing/2016/5/12/chartex" xmlns:cx7="http://schemas.microsoft.com/office/drawing/2016/5/13/chartex" xmlns:cx8="http://schemas.microsoft.com/office/drawing/2016/5/14/chartex" xmlns:mc="http://schemas.openxmlformats.org/markup-compatibility/2006" xmlns:aink="http://schemas.microsoft.com/office/drawing/2016/ink" xmlns:am3d="http://schemas.microsoft.com/office/drawing/2017/model3d" xmlns:o="urn:schemas-microsoft-com:office:office" xmlns:r="http://schemas.openxmlformats.org/officeDocument/2006/relationships" xmlns:m="http://schemas.openxmlformats.org/officeDocument/2006/math" xmlns:v="urn:schemas-microsoft-com:vml" xmlns:wp14="http://schemas.microsoft.com/office/word/2010/wordprocessingDrawing" xmlns:wp="http://schemas.openxmlformats.org/drawingml/2006/wordprocessingDrawing" xmlns:w10="urn:schemas-microsoft-com:office:word" xmlns:w="http://schemas.openxmlformats.org/wordprocessingml/2006/main" xmlns:w14="http://schemas.microsoft.com/office/word/2010/wordml" xmlns:w15="http://schemas.microsoft.com/office/word/2012/wordml" xmlns:w16cid="http://schemas.microsoft.com/office/word/2016/wordml/cid" xmlns:w16se="http://schemas.microsoft.com/office/word/2015/wordml/symex" xmlns:wpg="http://schemas.microsoft.com/office/word/2010/wordprocessingGroup" xmlns:wpi="http://schemas.microsoft.com/office/word/2010/wordprocessingInk" xmlns:wne="http://schemas.microsoft.com/office/word/2006/wordml" xmlns:wps="http://schemas.microsoft.com/office/word/2010/wordprocessingShape" mc:Ignorable="w14 w15 w16se w16cid wp14">
+  <w:footnote w:type="separator" w:id="-1">
+    <w:p>
+      <w:pPr>
+        <w:spacing w:after="0"/>
       </w:pPr>
       <w:r>
         <w:separator/>
       </w:r>
     </w:p>
   </w:footnote>
-  <w:footnote w:type="continuationSeparator" w:id="1">
-    <w:p>
-      <w:pPr>
-        <w:spacing w:before="0" w:after="0" w:line="259" w:lineRule="auto"/>
+  <w:footnote w:type="continuationSeparator" w:id="0">
+    <w:p>
+      <w:pPr>
+        <w:spacing w:after="0"/>
       </w:pPr>
       <w:r>
         <w:continuationSeparator/>
@@ -3540,12 +3237,12 @@
 </file>
 
 <file path=word/numbering.xml><?xml version="1.0" encoding="utf-8"?>
-<w:numbering xmlns:wpc="http://schemas.microsoft.com/office/word/2010/wordprocessingCanvas" xmlns:mc="http://schemas.openxmlformats.org/markup-compatibility/2006" xmlns:o="urn:schemas-microsoft-com:office:office" xmlns:r="http://schemas.openxmlformats.org/officeDocument/2006/relationships" xmlns:m="http://schemas.openxmlformats.org/officeDocument/2006/math" xmlns:v="urn:schemas-microsoft-com:vml" xmlns:wp14="http://schemas.microsoft.com/office/word/2010/wordprocessingDrawing" xmlns:wp="http://schemas.openxmlformats.org/drawingml/2006/wordprocessingDrawing" xmlns:w10="urn:schemas-microsoft-com:office:word" xmlns:w="http://schemas.openxmlformats.org/wordprocessingml/2006/main" xmlns:w14="http://schemas.microsoft.com/office/word/2010/wordml" xmlns:wpg="http://schemas.microsoft.com/office/word/2010/wordprocessingGroup" xmlns:wpi="http://schemas.microsoft.com/office/word/2010/wordprocessingInk" xmlns:wne="http://schemas.microsoft.com/office/word/2006/wordml" xmlns:wps="http://schemas.microsoft.com/office/word/2010/wordprocessingShape" xmlns:wpsCustomData="http://www.wps.cn/officeDocument/2013/wpsCustomData" mc:Ignorable="w14 wp14">
-  <w:abstractNum w:abstractNumId="0">
+<w:numbering xmlns:wpc="http://schemas.microsoft.com/office/word/2010/wordprocessingCanvas" xmlns:cx="http://schemas.microsoft.com/office/drawing/2014/chartex" xmlns:cx1="http://schemas.microsoft.com/office/drawing/2015/9/8/chartex" xmlns:cx2="http://schemas.microsoft.com/office/drawing/2015/10/21/chartex" xmlns:cx3="http://schemas.microsoft.com/office/drawing/2016/5/9/chartex" xmlns:cx4="http://schemas.microsoft.com/office/drawing/2016/5/10/chartex" xmlns:cx5="http://schemas.microsoft.com/office/drawing/2016/5/11/chartex" xmlns:cx6="http://schemas.microsoft.com/office/drawing/2016/5/12/chartex" xmlns:cx7="http://schemas.microsoft.com/office/drawing/2016/5/13/chartex" xmlns:cx8="http://schemas.microsoft.com/office/drawing/2016/5/14/chartex" xmlns:mc="http://schemas.openxmlformats.org/markup-compatibility/2006" xmlns:aink="http://schemas.microsoft.com/office/drawing/2016/ink" xmlns:am3d="http://schemas.microsoft.com/office/drawing/2017/model3d" xmlns:o="urn:schemas-microsoft-com:office:office" xmlns:r="http://schemas.openxmlformats.org/officeDocument/2006/relationships" xmlns:m="http://schemas.openxmlformats.org/officeDocument/2006/math" xmlns:v="urn:schemas-microsoft-com:vml" xmlns:wp14="http://schemas.microsoft.com/office/word/2010/wordprocessingDrawing" xmlns:wp="http://schemas.openxmlformats.org/drawingml/2006/wordprocessingDrawing" xmlns:w10="urn:schemas-microsoft-com:office:word" xmlns:w="http://schemas.openxmlformats.org/wordprocessingml/2006/main" xmlns:w14="http://schemas.microsoft.com/office/word/2010/wordml" xmlns:w15="http://schemas.microsoft.com/office/word/2012/wordml" xmlns:w16cid="http://schemas.microsoft.com/office/word/2016/wordml/cid" xmlns:w16se="http://schemas.microsoft.com/office/word/2015/wordml/symex" xmlns:wpg="http://schemas.microsoft.com/office/word/2010/wordprocessingGroup" xmlns:wpi="http://schemas.microsoft.com/office/word/2010/wordprocessingInk" xmlns:wne="http://schemas.microsoft.com/office/word/2006/wordml" xmlns:wps="http://schemas.microsoft.com/office/word/2010/wordprocessingShape" mc:Ignorable="w14 w15 w16se w16cid wp14">
+  <w:abstractNum w:abstractNumId="0" w15:restartNumberingAfterBreak="0">
     <w:nsid w:val="0C3A2DA7"/>
     <w:multiLevelType w:val="multilevel"/>
     <w:tmpl w:val="0C3A2DA7"/>
-    <w:lvl w:ilvl="0" w:tentative="0">
+    <w:lvl w:ilvl="0">
       <w:start w:val="1"/>
       <w:numFmt w:val="bullet"/>
       <w:lvlText w:val=""/>
@@ -3554,10 +3251,10 @@
         <w:ind w:left="720" w:hanging="360"/>
       </w:pPr>
       <w:rPr>
-        <w:rFonts w:hint="default" w:ascii="Wingdings" w:hAnsi="Wingdings"/>
-      </w:rPr>
-    </w:lvl>
-    <w:lvl w:ilvl="1" w:tentative="0">
+        <w:rFonts w:ascii="Wingdings" w:hAnsi="Wingdings" w:hint="default"/>
+      </w:rPr>
+    </w:lvl>
+    <w:lvl w:ilvl="1">
       <w:start w:val="1"/>
       <w:numFmt w:val="bullet"/>
       <w:lvlText w:val="o"/>
@@ -3566,10 +3263,10 @@
         <w:ind w:left="1440" w:hanging="360"/>
       </w:pPr>
       <w:rPr>
-        <w:rFonts w:hint="default" w:ascii="Courier New" w:hAnsi="Courier New" w:cs="Courier New"/>
-      </w:rPr>
-    </w:lvl>
-    <w:lvl w:ilvl="2" w:tentative="0">
+        <w:rFonts w:ascii="Courier New" w:hAnsi="Courier New" w:cs="Courier New" w:hint="default"/>
+      </w:rPr>
+    </w:lvl>
+    <w:lvl w:ilvl="2">
       <w:start w:val="1"/>
       <w:numFmt w:val="bullet"/>
       <w:lvlText w:val=""/>
@@ -3578,10 +3275,10 @@
         <w:ind w:left="2160" w:hanging="360"/>
       </w:pPr>
       <w:rPr>
-        <w:rFonts w:hint="default" w:ascii="Wingdings" w:hAnsi="Wingdings"/>
-      </w:rPr>
-    </w:lvl>
-    <w:lvl w:ilvl="3" w:tentative="0">
+        <w:rFonts w:ascii="Wingdings" w:hAnsi="Wingdings" w:hint="default"/>
+      </w:rPr>
+    </w:lvl>
+    <w:lvl w:ilvl="3">
       <w:start w:val="1"/>
       <w:numFmt w:val="bullet"/>
       <w:lvlText w:val=""/>
@@ -3590,10 +3287,10 @@
         <w:ind w:left="2880" w:hanging="360"/>
       </w:pPr>
       <w:rPr>
-        <w:rFonts w:hint="default" w:ascii="Symbol" w:hAnsi="Symbol"/>
-      </w:rPr>
-    </w:lvl>
-    <w:lvl w:ilvl="4" w:tentative="0">
+        <w:rFonts w:ascii="Symbol" w:hAnsi="Symbol" w:hint="default"/>
+      </w:rPr>
+    </w:lvl>
+    <w:lvl w:ilvl="4">
       <w:start w:val="1"/>
       <w:numFmt w:val="bullet"/>
       <w:lvlText w:val="o"/>
@@ -3602,10 +3299,10 @@
         <w:ind w:left="3600" w:hanging="360"/>
       </w:pPr>
       <w:rPr>
-        <w:rFonts w:hint="default" w:ascii="Courier New" w:hAnsi="Courier New" w:cs="Courier New"/>
-      </w:rPr>
-    </w:lvl>
-    <w:lvl w:ilvl="5" w:tentative="0">
+        <w:rFonts w:ascii="Courier New" w:hAnsi="Courier New" w:cs="Courier New" w:hint="default"/>
+      </w:rPr>
+    </w:lvl>
+    <w:lvl w:ilvl="5">
       <w:start w:val="1"/>
       <w:numFmt w:val="bullet"/>
       <w:lvlText w:val=""/>
@@ -3614,10 +3311,10 @@
         <w:ind w:left="4320" w:hanging="360"/>
       </w:pPr>
       <w:rPr>
-        <w:rFonts w:hint="default" w:ascii="Wingdings" w:hAnsi="Wingdings"/>
-      </w:rPr>
-    </w:lvl>
-    <w:lvl w:ilvl="6" w:tentative="0">
+        <w:rFonts w:ascii="Wingdings" w:hAnsi="Wingdings" w:hint="default"/>
+      </w:rPr>
+    </w:lvl>
+    <w:lvl w:ilvl="6">
       <w:start w:val="1"/>
       <w:numFmt w:val="bullet"/>
       <w:lvlText w:val=""/>
@@ -3626,10 +3323,10 @@
         <w:ind w:left="5040" w:hanging="360"/>
       </w:pPr>
       <w:rPr>
-        <w:rFonts w:hint="default" w:ascii="Symbol" w:hAnsi="Symbol"/>
-      </w:rPr>
-    </w:lvl>
-    <w:lvl w:ilvl="7" w:tentative="0">
+        <w:rFonts w:ascii="Symbol" w:hAnsi="Symbol" w:hint="default"/>
+      </w:rPr>
+    </w:lvl>
+    <w:lvl w:ilvl="7">
       <w:start w:val="1"/>
       <w:numFmt w:val="bullet"/>
       <w:lvlText w:val="o"/>
@@ -3638,10 +3335,10 @@
         <w:ind w:left="5760" w:hanging="360"/>
       </w:pPr>
       <w:rPr>
-        <w:rFonts w:hint="default" w:ascii="Courier New" w:hAnsi="Courier New" w:cs="Courier New"/>
-      </w:rPr>
-    </w:lvl>
-    <w:lvl w:ilvl="8" w:tentative="0">
+        <w:rFonts w:ascii="Courier New" w:hAnsi="Courier New" w:cs="Courier New" w:hint="default"/>
+      </w:rPr>
+    </w:lvl>
+    <w:lvl w:ilvl="8">
       <w:start w:val="1"/>
       <w:numFmt w:val="bullet"/>
       <w:lvlText w:val=""/>
@@ -3650,15 +3347,15 @@
         <w:ind w:left="6480" w:hanging="360"/>
       </w:pPr>
       <w:rPr>
-        <w:rFonts w:hint="default" w:ascii="Wingdings" w:hAnsi="Wingdings"/>
+        <w:rFonts w:ascii="Wingdings" w:hAnsi="Wingdings" w:hint="default"/>
       </w:rPr>
     </w:lvl>
   </w:abstractNum>
-  <w:abstractNum w:abstractNumId="1">
+  <w:abstractNum w:abstractNumId="1" w15:restartNumberingAfterBreak="0">
     <w:nsid w:val="1D29658B"/>
     <w:multiLevelType w:val="multilevel"/>
     <w:tmpl w:val="1D29658B"/>
-    <w:lvl w:ilvl="0" w:tentative="0">
+    <w:lvl w:ilvl="0">
       <w:start w:val="1"/>
       <w:numFmt w:val="bullet"/>
       <w:lvlText w:val=""/>
@@ -3667,10 +3364,10 @@
         <w:ind w:left="720" w:hanging="360"/>
       </w:pPr>
       <w:rPr>
-        <w:rFonts w:hint="default" w:ascii="Wingdings" w:hAnsi="Wingdings"/>
-      </w:rPr>
-    </w:lvl>
-    <w:lvl w:ilvl="1" w:tentative="0">
+        <w:rFonts w:ascii="Wingdings" w:hAnsi="Wingdings" w:hint="default"/>
+      </w:rPr>
+    </w:lvl>
+    <w:lvl w:ilvl="1">
       <w:start w:val="1"/>
       <w:numFmt w:val="bullet"/>
       <w:lvlText w:val="o"/>
@@ -3679,10 +3376,10 @@
         <w:ind w:left="1440" w:hanging="360"/>
       </w:pPr>
       <w:rPr>
-        <w:rFonts w:hint="default" w:ascii="Courier New" w:hAnsi="Courier New" w:cs="Courier New"/>
-      </w:rPr>
-    </w:lvl>
-    <w:lvl w:ilvl="2" w:tentative="0">
+        <w:rFonts w:ascii="Courier New" w:hAnsi="Courier New" w:cs="Courier New" w:hint="default"/>
+      </w:rPr>
+    </w:lvl>
+    <w:lvl w:ilvl="2">
       <w:start w:val="1"/>
       <w:numFmt w:val="bullet"/>
       <w:lvlText w:val=""/>
@@ -3691,10 +3388,10 @@
         <w:ind w:left="2160" w:hanging="360"/>
       </w:pPr>
       <w:rPr>
-        <w:rFonts w:hint="default" w:ascii="Wingdings" w:hAnsi="Wingdings"/>
-      </w:rPr>
-    </w:lvl>
-    <w:lvl w:ilvl="3" w:tentative="0">
+        <w:rFonts w:ascii="Wingdings" w:hAnsi="Wingdings" w:hint="default"/>
+      </w:rPr>
+    </w:lvl>
+    <w:lvl w:ilvl="3">
       <w:start w:val="1"/>
       <w:numFmt w:val="bullet"/>
       <w:lvlText w:val=""/>
@@ -3703,10 +3400,10 @@
         <w:ind w:left="2880" w:hanging="360"/>
       </w:pPr>
       <w:rPr>
-        <w:rFonts w:hint="default" w:ascii="Symbol" w:hAnsi="Symbol"/>
-      </w:rPr>
-    </w:lvl>
-    <w:lvl w:ilvl="4" w:tentative="0">
+        <w:rFonts w:ascii="Symbol" w:hAnsi="Symbol" w:hint="default"/>
+      </w:rPr>
+    </w:lvl>
+    <w:lvl w:ilvl="4">
       <w:start w:val="1"/>
       <w:numFmt w:val="bullet"/>
       <w:lvlText w:val="o"/>
@@ -3715,10 +3412,10 @@
         <w:ind w:left="3600" w:hanging="360"/>
       </w:pPr>
       <w:rPr>
-        <w:rFonts w:hint="default" w:ascii="Courier New" w:hAnsi="Courier New" w:cs="Courier New"/>
-      </w:rPr>
-    </w:lvl>
-    <w:lvl w:ilvl="5" w:tentative="0">
+        <w:rFonts w:ascii="Courier New" w:hAnsi="Courier New" w:cs="Courier New" w:hint="default"/>
+      </w:rPr>
+    </w:lvl>
+    <w:lvl w:ilvl="5">
       <w:start w:val="1"/>
       <w:numFmt w:val="bullet"/>
       <w:lvlText w:val=""/>
@@ -3727,10 +3424,10 @@
         <w:ind w:left="4320" w:hanging="360"/>
       </w:pPr>
       <w:rPr>
-        <w:rFonts w:hint="default" w:ascii="Wingdings" w:hAnsi="Wingdings"/>
-      </w:rPr>
-    </w:lvl>
-    <w:lvl w:ilvl="6" w:tentative="0">
+        <w:rFonts w:ascii="Wingdings" w:hAnsi="Wingdings" w:hint="default"/>
+      </w:rPr>
+    </w:lvl>
+    <w:lvl w:ilvl="6">
       <w:start w:val="1"/>
       <w:numFmt w:val="bullet"/>
       <w:lvlText w:val=""/>
@@ -3739,10 +3436,10 @@
         <w:ind w:left="5040" w:hanging="360"/>
       </w:pPr>
       <w:rPr>
-        <w:rFonts w:hint="default" w:ascii="Symbol" w:hAnsi="Symbol"/>
-      </w:rPr>
-    </w:lvl>
-    <w:lvl w:ilvl="7" w:tentative="0">
+        <w:rFonts w:ascii="Symbol" w:hAnsi="Symbol" w:hint="default"/>
+      </w:rPr>
+    </w:lvl>
+    <w:lvl w:ilvl="7">
       <w:start w:val="1"/>
       <w:numFmt w:val="bullet"/>
       <w:lvlText w:val="o"/>
@@ -3751,10 +3448,10 @@
         <w:ind w:left="5760" w:hanging="360"/>
       </w:pPr>
       <w:rPr>
-        <w:rFonts w:hint="default" w:ascii="Courier New" w:hAnsi="Courier New" w:cs="Courier New"/>
-      </w:rPr>
-    </w:lvl>
-    <w:lvl w:ilvl="8" w:tentative="0">
+        <w:rFonts w:ascii="Courier New" w:hAnsi="Courier New" w:cs="Courier New" w:hint="default"/>
+      </w:rPr>
+    </w:lvl>
+    <w:lvl w:ilvl="8">
       <w:start w:val="1"/>
       <w:numFmt w:val="bullet"/>
       <w:lvlText w:val=""/>
@@ -3763,15 +3460,15 @@
         <w:ind w:left="6480" w:hanging="360"/>
       </w:pPr>
       <w:rPr>
-        <w:rFonts w:hint="default" w:ascii="Wingdings" w:hAnsi="Wingdings"/>
+        <w:rFonts w:ascii="Wingdings" w:hAnsi="Wingdings" w:hint="default"/>
       </w:rPr>
     </w:lvl>
   </w:abstractNum>
-  <w:abstractNum w:abstractNumId="2">
+  <w:abstractNum w:abstractNumId="2" w15:restartNumberingAfterBreak="0">
     <w:nsid w:val="24D3634C"/>
     <w:multiLevelType w:val="multilevel"/>
     <w:tmpl w:val="24D3634C"/>
-    <w:lvl w:ilvl="0" w:tentative="0">
+    <w:lvl w:ilvl="0">
       <w:start w:val="1"/>
       <w:numFmt w:val="decimal"/>
       <w:lvlText w:val="%1."/>
@@ -3780,7 +3477,7 @@
         <w:ind w:left="580" w:hanging="360"/>
       </w:pPr>
     </w:lvl>
-    <w:lvl w:ilvl="1" w:tentative="0">
+    <w:lvl w:ilvl="1">
       <w:start w:val="1"/>
       <w:numFmt w:val="lowerLetter"/>
       <w:lvlText w:val="%2."/>
@@ -3789,7 +3486,7 @@
         <w:ind w:left="1440" w:hanging="360"/>
       </w:pPr>
     </w:lvl>
-    <w:lvl w:ilvl="2" w:tentative="0">
+    <w:lvl w:ilvl="2">
       <w:start w:val="1"/>
       <w:numFmt w:val="lowerRoman"/>
       <w:lvlText w:val="%3."/>
@@ -3798,7 +3495,7 @@
         <w:ind w:left="2160" w:hanging="180"/>
       </w:pPr>
     </w:lvl>
-    <w:lvl w:ilvl="3" w:tentative="0">
+    <w:lvl w:ilvl="3">
       <w:start w:val="1"/>
       <w:numFmt w:val="decimal"/>
       <w:lvlText w:val="%4."/>
@@ -3807,7 +3504,7 @@
         <w:ind w:left="2880" w:hanging="360"/>
       </w:pPr>
     </w:lvl>
-    <w:lvl w:ilvl="4" w:tentative="0">
+    <w:lvl w:ilvl="4">
       <w:start w:val="1"/>
       <w:numFmt w:val="lowerLetter"/>
       <w:lvlText w:val="%5."/>
@@ -3816,7 +3513,7 @@
         <w:ind w:left="3600" w:hanging="360"/>
       </w:pPr>
     </w:lvl>
-    <w:lvl w:ilvl="5" w:tentative="0">
+    <w:lvl w:ilvl="5">
       <w:start w:val="1"/>
       <w:numFmt w:val="lowerRoman"/>
       <w:lvlText w:val="%6."/>
@@ -3825,7 +3522,7 @@
         <w:ind w:left="4320" w:hanging="180"/>
       </w:pPr>
     </w:lvl>
-    <w:lvl w:ilvl="6" w:tentative="0">
+    <w:lvl w:ilvl="6">
       <w:start w:val="1"/>
       <w:numFmt w:val="decimal"/>
       <w:lvlText w:val="%7."/>
@@ -3834,7 +3531,7 @@
         <w:ind w:left="5040" w:hanging="360"/>
       </w:pPr>
     </w:lvl>
-    <w:lvl w:ilvl="7" w:tentative="0">
+    <w:lvl w:ilvl="7">
       <w:start w:val="1"/>
       <w:numFmt w:val="lowerLetter"/>
       <w:lvlText w:val="%8."/>
@@ -3843,7 +3540,7 @@
         <w:ind w:left="5760" w:hanging="360"/>
       </w:pPr>
     </w:lvl>
-    <w:lvl w:ilvl="8" w:tentative="0">
+    <w:lvl w:ilvl="8">
       <w:start w:val="1"/>
       <w:numFmt w:val="lowerRoman"/>
       <w:lvlText w:val="%9."/>
@@ -3853,11 +3550,11 @@
       </w:pPr>
     </w:lvl>
   </w:abstractNum>
-  <w:abstractNum w:abstractNumId="3">
+  <w:abstractNum w:abstractNumId="3" w15:restartNumberingAfterBreak="0">
     <w:nsid w:val="24DB2A6F"/>
     <w:multiLevelType w:val="multilevel"/>
     <w:tmpl w:val="24DB2A6F"/>
-    <w:lvl w:ilvl="0" w:tentative="0">
+    <w:lvl w:ilvl="0">
       <w:start w:val="1"/>
       <w:numFmt w:val="bullet"/>
       <w:lvlText w:val=""/>
@@ -3866,10 +3563,10 @@
         <w:ind w:left="2310" w:hanging="360"/>
       </w:pPr>
       <w:rPr>
-        <w:rFonts w:hint="default" w:ascii="Symbol" w:hAnsi="Symbol"/>
-      </w:rPr>
-    </w:lvl>
-    <w:lvl w:ilvl="1" w:tentative="0">
+        <w:rFonts w:ascii="Symbol" w:hAnsi="Symbol" w:hint="default"/>
+      </w:rPr>
+    </w:lvl>
+    <w:lvl w:ilvl="1">
       <w:start w:val="1"/>
       <w:numFmt w:val="bullet"/>
       <w:lvlText w:val="o"/>
@@ -3878,10 +3575,10 @@
         <w:ind w:left="3030" w:hanging="360"/>
       </w:pPr>
       <w:rPr>
-        <w:rFonts w:hint="default" w:ascii="Courier New" w:hAnsi="Courier New" w:cs="Courier New"/>
-      </w:rPr>
-    </w:lvl>
-    <w:lvl w:ilvl="2" w:tentative="0">
+        <w:rFonts w:ascii="Courier New" w:hAnsi="Courier New" w:cs="Courier New" w:hint="default"/>
+      </w:rPr>
+    </w:lvl>
+    <w:lvl w:ilvl="2">
       <w:start w:val="1"/>
       <w:numFmt w:val="bullet"/>
       <w:lvlText w:val=""/>
@@ -3890,10 +3587,10 @@
         <w:ind w:left="3750" w:hanging="360"/>
       </w:pPr>
       <w:rPr>
-        <w:rFonts w:hint="default" w:ascii="Wingdings" w:hAnsi="Wingdings"/>
-      </w:rPr>
-    </w:lvl>
-    <w:lvl w:ilvl="3" w:tentative="0">
+        <w:rFonts w:ascii="Wingdings" w:hAnsi="Wingdings" w:hint="default"/>
+      </w:rPr>
+    </w:lvl>
+    <w:lvl w:ilvl="3">
       <w:start w:val="1"/>
       <w:numFmt w:val="bullet"/>
       <w:lvlText w:val=""/>
@@ -3902,10 +3599,10 @@
         <w:ind w:left="4470" w:hanging="360"/>
       </w:pPr>
       <w:rPr>
-        <w:rFonts w:hint="default" w:ascii="Symbol" w:hAnsi="Symbol"/>
-      </w:rPr>
-    </w:lvl>
-    <w:lvl w:ilvl="4" w:tentative="0">
+        <w:rFonts w:ascii="Symbol" w:hAnsi="Symbol" w:hint="default"/>
+      </w:rPr>
+    </w:lvl>
+    <w:lvl w:ilvl="4">
       <w:start w:val="1"/>
       <w:numFmt w:val="bullet"/>
       <w:lvlText w:val="o"/>
@@ -3914,10 +3611,10 @@
         <w:ind w:left="5190" w:hanging="360"/>
       </w:pPr>
       <w:rPr>
-        <w:rFonts w:hint="default" w:ascii="Courier New" w:hAnsi="Courier New" w:cs="Courier New"/>
-      </w:rPr>
-    </w:lvl>
-    <w:lvl w:ilvl="5" w:tentative="0">
+        <w:rFonts w:ascii="Courier New" w:hAnsi="Courier New" w:cs="Courier New" w:hint="default"/>
+      </w:rPr>
+    </w:lvl>
+    <w:lvl w:ilvl="5">
       <w:start w:val="1"/>
       <w:numFmt w:val="bullet"/>
       <w:lvlText w:val=""/>
@@ -3926,10 +3623,10 @@
         <w:ind w:left="5910" w:hanging="360"/>
       </w:pPr>
       <w:rPr>
-        <w:rFonts w:hint="default" w:ascii="Wingdings" w:hAnsi="Wingdings"/>
-      </w:rPr>
-    </w:lvl>
-    <w:lvl w:ilvl="6" w:tentative="0">
+        <w:rFonts w:ascii="Wingdings" w:hAnsi="Wingdings" w:hint="default"/>
+      </w:rPr>
+    </w:lvl>
+    <w:lvl w:ilvl="6">
       <w:start w:val="1"/>
       <w:numFmt w:val="bullet"/>
       <w:lvlText w:val=""/>
@@ -3938,10 +3635,10 @@
         <w:ind w:left="6630" w:hanging="360"/>
       </w:pPr>
       <w:rPr>
-        <w:rFonts w:hint="default" w:ascii="Symbol" w:hAnsi="Symbol"/>
-      </w:rPr>
-    </w:lvl>
-    <w:lvl w:ilvl="7" w:tentative="0">
+        <w:rFonts w:ascii="Symbol" w:hAnsi="Symbol" w:hint="default"/>
+      </w:rPr>
+    </w:lvl>
+    <w:lvl w:ilvl="7">
       <w:start w:val="1"/>
       <w:numFmt w:val="bullet"/>
       <w:lvlText w:val="o"/>
@@ -3950,10 +3647,10 @@
         <w:ind w:left="7350" w:hanging="360"/>
       </w:pPr>
       <w:rPr>
-        <w:rFonts w:hint="default" w:ascii="Courier New" w:hAnsi="Courier New" w:cs="Courier New"/>
-      </w:rPr>
-    </w:lvl>
-    <w:lvl w:ilvl="8" w:tentative="0">
+        <w:rFonts w:ascii="Courier New" w:hAnsi="Courier New" w:cs="Courier New" w:hint="default"/>
+      </w:rPr>
+    </w:lvl>
+    <w:lvl w:ilvl="8">
       <w:start w:val="1"/>
       <w:numFmt w:val="bullet"/>
       <w:lvlText w:val=""/>
@@ -3962,15 +3659,15 @@
         <w:ind w:left="8070" w:hanging="360"/>
       </w:pPr>
       <w:rPr>
-        <w:rFonts w:hint="default" w:ascii="Wingdings" w:hAnsi="Wingdings"/>
+        <w:rFonts w:ascii="Wingdings" w:hAnsi="Wingdings" w:hint="default"/>
       </w:rPr>
     </w:lvl>
   </w:abstractNum>
-  <w:abstractNum w:abstractNumId="4">
+  <w:abstractNum w:abstractNumId="4" w15:restartNumberingAfterBreak="0">
     <w:nsid w:val="2B5BC10D"/>
     <w:multiLevelType w:val="singleLevel"/>
     <w:tmpl w:val="2B5BC10D"/>
-    <w:lvl w:ilvl="0" w:tentative="0">
+    <w:lvl w:ilvl="0">
       <w:start w:val="8"/>
       <w:numFmt w:val="decimal"/>
       <w:suff w:val="space"/>
@@ -3983,11 +3680,11 @@
       </w:rPr>
     </w:lvl>
   </w:abstractNum>
-  <w:abstractNum w:abstractNumId="5">
+  <w:abstractNum w:abstractNumId="5" w15:restartNumberingAfterBreak="0">
     <w:nsid w:val="2CF912E5"/>
     <w:multiLevelType w:val="multilevel"/>
     <w:tmpl w:val="2CF912E5"/>
-    <w:lvl w:ilvl="0" w:tentative="0">
+    <w:lvl w:ilvl="0">
       <w:start w:val="1"/>
       <w:numFmt w:val="bullet"/>
       <w:lvlText w:val=""/>
@@ -3996,10 +3693,10 @@
         <w:ind w:left="720" w:hanging="360"/>
       </w:pPr>
       <w:rPr>
-        <w:rFonts w:hint="default" w:ascii="Wingdings" w:hAnsi="Wingdings"/>
-      </w:rPr>
-    </w:lvl>
-    <w:lvl w:ilvl="1" w:tentative="0">
+        <w:rFonts w:ascii="Wingdings" w:hAnsi="Wingdings" w:hint="default"/>
+      </w:rPr>
+    </w:lvl>
+    <w:lvl w:ilvl="1">
       <w:start w:val="1"/>
       <w:numFmt w:val="bullet"/>
       <w:lvlText w:val="o"/>
@@ -4008,10 +3705,10 @@
         <w:ind w:left="1440" w:hanging="360"/>
       </w:pPr>
       <w:rPr>
-        <w:rFonts w:hint="default" w:ascii="Courier New" w:hAnsi="Courier New" w:cs="Courier New"/>
-      </w:rPr>
-    </w:lvl>
-    <w:lvl w:ilvl="2" w:tentative="0">
+        <w:rFonts w:ascii="Courier New" w:hAnsi="Courier New" w:cs="Courier New" w:hint="default"/>
+      </w:rPr>
+    </w:lvl>
+    <w:lvl w:ilvl="2">
       <w:start w:val="1"/>
       <w:numFmt w:val="bullet"/>
       <w:lvlText w:val=""/>
@@ -4020,10 +3717,10 @@
         <w:ind w:left="2160" w:hanging="360"/>
       </w:pPr>
       <w:rPr>
-        <w:rFonts w:hint="default" w:ascii="Wingdings" w:hAnsi="Wingdings"/>
-      </w:rPr>
-    </w:lvl>
-    <w:lvl w:ilvl="3" w:tentative="0">
+        <w:rFonts w:ascii="Wingdings" w:hAnsi="Wingdings" w:hint="default"/>
+      </w:rPr>
+    </w:lvl>
+    <w:lvl w:ilvl="3">
       <w:start w:val="1"/>
       <w:numFmt w:val="bullet"/>
       <w:lvlText w:val=""/>
@@ -4032,10 +3729,10 @@
         <w:ind w:left="2880" w:hanging="360"/>
       </w:pPr>
       <w:rPr>
-        <w:rFonts w:hint="default" w:ascii="Symbol" w:hAnsi="Symbol"/>
-      </w:rPr>
-    </w:lvl>
-    <w:lvl w:ilvl="4" w:tentative="0">
+        <w:rFonts w:ascii="Symbol" w:hAnsi="Symbol" w:hint="default"/>
+      </w:rPr>
+    </w:lvl>
+    <w:lvl w:ilvl="4">
       <w:start w:val="1"/>
       <w:numFmt w:val="bullet"/>
       <w:lvlText w:val="o"/>
@@ -4044,10 +3741,10 @@
         <w:ind w:left="3600" w:hanging="360"/>
       </w:pPr>
       <w:rPr>
-        <w:rFonts w:hint="default" w:ascii="Courier New" w:hAnsi="Courier New" w:cs="Courier New"/>
-      </w:rPr>
-    </w:lvl>
-    <w:lvl w:ilvl="5" w:tentative="0">
+        <w:rFonts w:ascii="Courier New" w:hAnsi="Courier New" w:cs="Courier New" w:hint="default"/>
+      </w:rPr>
+    </w:lvl>
+    <w:lvl w:ilvl="5">
       <w:start w:val="1"/>
       <w:numFmt w:val="bullet"/>
       <w:lvlText w:val=""/>
@@ -4056,10 +3753,10 @@
         <w:ind w:left="4320" w:hanging="360"/>
       </w:pPr>
       <w:rPr>
-        <w:rFonts w:hint="default" w:ascii="Wingdings" w:hAnsi="Wingdings"/>
-      </w:rPr>
-    </w:lvl>
-    <w:lvl w:ilvl="6" w:tentative="0">
+        <w:rFonts w:ascii="Wingdings" w:hAnsi="Wingdings" w:hint="default"/>
+      </w:rPr>
+    </w:lvl>
+    <w:lvl w:ilvl="6">
       <w:start w:val="1"/>
       <w:numFmt w:val="bullet"/>
       <w:lvlText w:val=""/>
@@ -4068,10 +3765,10 @@
         <w:ind w:left="5040" w:hanging="360"/>
       </w:pPr>
       <w:rPr>
-        <w:rFonts w:hint="default" w:ascii="Symbol" w:hAnsi="Symbol"/>
-      </w:rPr>
-    </w:lvl>
-    <w:lvl w:ilvl="7" w:tentative="0">
+        <w:rFonts w:ascii="Symbol" w:hAnsi="Symbol" w:hint="default"/>
+      </w:rPr>
+    </w:lvl>
+    <w:lvl w:ilvl="7">
       <w:start w:val="1"/>
       <w:numFmt w:val="bullet"/>
       <w:lvlText w:val="o"/>
@@ -4080,10 +3777,10 @@
         <w:ind w:left="5760" w:hanging="360"/>
       </w:pPr>
       <w:rPr>
-        <w:rFonts w:hint="default" w:ascii="Courier New" w:hAnsi="Courier New" w:cs="Courier New"/>
-      </w:rPr>
-    </w:lvl>
-    <w:lvl w:ilvl="8" w:tentative="0">
+        <w:rFonts w:ascii="Courier New" w:hAnsi="Courier New" w:cs="Courier New" w:hint="default"/>
+      </w:rPr>
+    </w:lvl>
+    <w:lvl w:ilvl="8">
       <w:start w:val="1"/>
       <w:numFmt w:val="bullet"/>
       <w:lvlText w:val=""/>
@@ -4092,15 +3789,15 @@
         <w:ind w:left="6480" w:hanging="360"/>
       </w:pPr>
       <w:rPr>
-        <w:rFonts w:hint="default" w:ascii="Wingdings" w:hAnsi="Wingdings"/>
+        <w:rFonts w:ascii="Wingdings" w:hAnsi="Wingdings" w:hint="default"/>
       </w:rPr>
     </w:lvl>
   </w:abstractNum>
-  <w:abstractNum w:abstractNumId="6">
+  <w:abstractNum w:abstractNumId="6" w15:restartNumberingAfterBreak="0">
     <w:nsid w:val="33D7EE95"/>
     <w:multiLevelType w:val="singleLevel"/>
     <w:tmpl w:val="33D7EE95"/>
-    <w:lvl w:ilvl="0" w:tentative="0">
+    <w:lvl w:ilvl="0">
       <w:start w:val="1"/>
       <w:numFmt w:val="decimal"/>
       <w:lvlText w:val="%1."/>
@@ -4112,11 +3809,11 @@
       </w:pPr>
     </w:lvl>
   </w:abstractNum>
-  <w:abstractNum w:abstractNumId="7">
+  <w:abstractNum w:abstractNumId="7" w15:restartNumberingAfterBreak="0">
     <w:nsid w:val="4F37347C"/>
     <w:multiLevelType w:val="multilevel"/>
     <w:tmpl w:val="4F37347C"/>
-    <w:lvl w:ilvl="0" w:tentative="0">
+    <w:lvl w:ilvl="0">
       <w:start w:val="1"/>
       <w:numFmt w:val="bullet"/>
       <w:lvlText w:val=""/>
@@ -4128,11 +3825,11 @@
         <w:ind w:left="720" w:hanging="360"/>
       </w:pPr>
       <w:rPr>
-        <w:rFonts w:hint="default" w:ascii="Symbol" w:hAnsi="Symbol"/>
+        <w:rFonts w:ascii="Symbol" w:hAnsi="Symbol" w:hint="default"/>
         <w:sz w:val="20"/>
       </w:rPr>
     </w:lvl>
-    <w:lvl w:ilvl="1" w:tentative="0">
+    <w:lvl w:ilvl="1">
       <w:start w:val="1"/>
       <w:numFmt w:val="bullet"/>
       <w:lvlText w:val="o"/>
@@ -4144,11 +3841,11 @@
         <w:ind w:left="1440" w:hanging="360"/>
       </w:pPr>
       <w:rPr>
-        <w:rFonts w:hint="default" w:ascii="Courier New" w:hAnsi="Courier New"/>
+        <w:rFonts w:ascii="Courier New" w:hAnsi="Courier New" w:hint="default"/>
         <w:sz w:val="20"/>
       </w:rPr>
     </w:lvl>
-    <w:lvl w:ilvl="2" w:tentative="0">
+    <w:lvl w:ilvl="2">
       <w:start w:val="1"/>
       <w:numFmt w:val="bullet"/>
       <w:lvlText w:val=""/>
@@ -4160,11 +3857,11 @@
         <w:ind w:left="2160" w:hanging="360"/>
       </w:pPr>
       <w:rPr>
-        <w:rFonts w:hint="default" w:ascii="Wingdings" w:hAnsi="Wingdings"/>
+        <w:rFonts w:ascii="Wingdings" w:hAnsi="Wingdings" w:hint="default"/>
         <w:sz w:val="20"/>
       </w:rPr>
     </w:lvl>
-    <w:lvl w:ilvl="3" w:tentative="0">
+    <w:lvl w:ilvl="3">
       <w:start w:val="1"/>
       <w:numFmt w:val="bullet"/>
       <w:lvlText w:val=""/>
@@ -4176,11 +3873,11 @@
         <w:ind w:left="2880" w:hanging="360"/>
       </w:pPr>
       <w:rPr>
-        <w:rFonts w:hint="default" w:ascii="Wingdings" w:hAnsi="Wingdings"/>
+        <w:rFonts w:ascii="Wingdings" w:hAnsi="Wingdings" w:hint="default"/>
         <w:sz w:val="20"/>
       </w:rPr>
     </w:lvl>
-    <w:lvl w:ilvl="4" w:tentative="0">
+    <w:lvl w:ilvl="4">
       <w:start w:val="1"/>
       <w:numFmt w:val="bullet"/>
       <w:lvlText w:val=""/>
@@ -4192,11 +3889,11 @@
         <w:ind w:left="3600" w:hanging="360"/>
       </w:pPr>
       <w:rPr>
-        <w:rFonts w:hint="default" w:ascii="Wingdings" w:hAnsi="Wingdings"/>
+        <w:rFonts w:ascii="Wingdings" w:hAnsi="Wingdings" w:hint="default"/>
         <w:sz w:val="20"/>
       </w:rPr>
     </w:lvl>
-    <w:lvl w:ilvl="5" w:tentative="0">
+    <w:lvl w:ilvl="5">
       <w:start w:val="1"/>
       <w:numFmt w:val="bullet"/>
       <w:lvlText w:val=""/>
@@ -4208,11 +3905,11 @@
         <w:ind w:left="4320" w:hanging="360"/>
       </w:pPr>
       <w:rPr>
-        <w:rFonts w:hint="default" w:ascii="Wingdings" w:hAnsi="Wingdings"/>
+        <w:rFonts w:ascii="Wingdings" w:hAnsi="Wingdings" w:hint="default"/>
         <w:sz w:val="20"/>
       </w:rPr>
     </w:lvl>
-    <w:lvl w:ilvl="6" w:tentative="0">
+    <w:lvl w:ilvl="6">
       <w:start w:val="1"/>
       <w:numFmt w:val="bullet"/>
       <w:lvlText w:val=""/>
@@ -4224,11 +3921,11 @@
         <w:ind w:left="5040" w:hanging="360"/>
       </w:pPr>
       <w:rPr>
-        <w:rFonts w:hint="default" w:ascii="Wingdings" w:hAnsi="Wingdings"/>
+        <w:rFonts w:ascii="Wingdings" w:hAnsi="Wingdings" w:hint="default"/>
         <w:sz w:val="20"/>
       </w:rPr>
     </w:lvl>
-    <w:lvl w:ilvl="7" w:tentative="0">
+    <w:lvl w:ilvl="7">
       <w:start w:val="1"/>
       <w:numFmt w:val="bullet"/>
       <w:lvlText w:val=""/>
@@ -4240,11 +3937,11 @@
         <w:ind w:left="5760" w:hanging="360"/>
       </w:pPr>
       <w:rPr>
-        <w:rFonts w:hint="default" w:ascii="Wingdings" w:hAnsi="Wingdings"/>
+        <w:rFonts w:ascii="Wingdings" w:hAnsi="Wingdings" w:hint="default"/>
         <w:sz w:val="20"/>
       </w:rPr>
     </w:lvl>
-    <w:lvl w:ilvl="8" w:tentative="0">
+    <w:lvl w:ilvl="8">
       <w:start w:val="1"/>
       <w:numFmt w:val="bullet"/>
       <w:lvlText w:val=""/>
@@ -4256,16 +3953,16 @@
         <w:ind w:left="6480" w:hanging="360"/>
       </w:pPr>
       <w:rPr>
-        <w:rFonts w:hint="default" w:ascii="Wingdings" w:hAnsi="Wingdings"/>
+        <w:rFonts w:ascii="Wingdings" w:hAnsi="Wingdings" w:hint="default"/>
         <w:sz w:val="20"/>
       </w:rPr>
     </w:lvl>
   </w:abstractNum>
-  <w:abstractNum w:abstractNumId="8">
+  <w:abstractNum w:abstractNumId="8" w15:restartNumberingAfterBreak="0">
     <w:nsid w:val="690D64DA"/>
     <w:multiLevelType w:val="multilevel"/>
     <w:tmpl w:val="690D64DA"/>
-    <w:lvl w:ilvl="0" w:tentative="0">
+    <w:lvl w:ilvl="0">
       <w:start w:val="1"/>
       <w:numFmt w:val="bullet"/>
       <w:lvlText w:val=""/>
@@ -4274,10 +3971,10 @@
         <w:ind w:left="720" w:hanging="360"/>
       </w:pPr>
       <w:rPr>
-        <w:rFonts w:hint="default" w:ascii="Wingdings" w:hAnsi="Wingdings"/>
-      </w:rPr>
-    </w:lvl>
-    <w:lvl w:ilvl="1" w:tentative="0">
+        <w:rFonts w:ascii="Wingdings" w:hAnsi="Wingdings" w:hint="default"/>
+      </w:rPr>
+    </w:lvl>
+    <w:lvl w:ilvl="1">
       <w:start w:val="1"/>
       <w:numFmt w:val="bullet"/>
       <w:lvlText w:val="o"/>
@@ -4286,10 +3983,10 @@
         <w:ind w:left="1440" w:hanging="360"/>
       </w:pPr>
       <w:rPr>
-        <w:rFonts w:hint="default" w:ascii="Courier New" w:hAnsi="Courier New" w:cs="Courier New"/>
-      </w:rPr>
-    </w:lvl>
-    <w:lvl w:ilvl="2" w:tentative="0">
+        <w:rFonts w:ascii="Courier New" w:hAnsi="Courier New" w:cs="Courier New" w:hint="default"/>
+      </w:rPr>
+    </w:lvl>
+    <w:lvl w:ilvl="2">
       <w:start w:val="1"/>
       <w:numFmt w:val="bullet"/>
       <w:lvlText w:val=""/>
@@ -4298,10 +3995,10 @@
         <w:ind w:left="2160" w:hanging="360"/>
       </w:pPr>
       <w:rPr>
-        <w:rFonts w:hint="default" w:ascii="Wingdings" w:hAnsi="Wingdings"/>
-      </w:rPr>
-    </w:lvl>
-    <w:lvl w:ilvl="3" w:tentative="0">
+        <w:rFonts w:ascii="Wingdings" w:hAnsi="Wingdings" w:hint="default"/>
+      </w:rPr>
+    </w:lvl>
+    <w:lvl w:ilvl="3">
       <w:start w:val="1"/>
       <w:numFmt w:val="bullet"/>
       <w:lvlText w:val=""/>
@@ -4310,10 +4007,10 @@
         <w:ind w:left="2880" w:hanging="360"/>
       </w:pPr>
       <w:rPr>
-        <w:rFonts w:hint="default" w:ascii="Symbol" w:hAnsi="Symbol"/>
-      </w:rPr>
-    </w:lvl>
-    <w:lvl w:ilvl="4" w:tentative="0">
+        <w:rFonts w:ascii="Symbol" w:hAnsi="Symbol" w:hint="default"/>
+      </w:rPr>
+    </w:lvl>
+    <w:lvl w:ilvl="4">
       <w:start w:val="1"/>
       <w:numFmt w:val="bullet"/>
       <w:lvlText w:val="o"/>
@@ -4322,10 +4019,10 @@
         <w:ind w:left="3600" w:hanging="360"/>
       </w:pPr>
       <w:rPr>
-        <w:rFonts w:hint="default" w:ascii="Courier New" w:hAnsi="Courier New" w:cs="Courier New"/>
-      </w:rPr>
-    </w:lvl>
-    <w:lvl w:ilvl="5" w:tentative="0">
+        <w:rFonts w:ascii="Courier New" w:hAnsi="Courier New" w:cs="Courier New" w:hint="default"/>
+      </w:rPr>
+    </w:lvl>
+    <w:lvl w:ilvl="5">
       <w:start w:val="1"/>
       <w:numFmt w:val="bullet"/>
       <w:lvlText w:val=""/>
@@ -4334,10 +4031,10 @@
         <w:ind w:left="4320" w:hanging="360"/>
       </w:pPr>
       <w:rPr>
-        <w:rFonts w:hint="default" w:ascii="Wingdings" w:hAnsi="Wingdings"/>
-      </w:rPr>
-    </w:lvl>
-    <w:lvl w:ilvl="6" w:tentative="0">
+        <w:rFonts w:ascii="Wingdings" w:hAnsi="Wingdings" w:hint="default"/>
+      </w:rPr>
+    </w:lvl>
+    <w:lvl w:ilvl="6">
       <w:start w:val="1"/>
       <w:numFmt w:val="bullet"/>
       <w:lvlText w:val=""/>
@@ -4346,10 +4043,10 @@
         <w:ind w:left="5040" w:hanging="360"/>
       </w:pPr>
       <w:rPr>
-        <w:rFonts w:hint="default" w:ascii="Symbol" w:hAnsi="Symbol"/>
-      </w:rPr>
-    </w:lvl>
-    <w:lvl w:ilvl="7" w:tentative="0">
+        <w:rFonts w:ascii="Symbol" w:hAnsi="Symbol" w:hint="default"/>
+      </w:rPr>
+    </w:lvl>
+    <w:lvl w:ilvl="7">
       <w:start w:val="1"/>
       <w:numFmt w:val="bullet"/>
       <w:lvlText w:val="o"/>
@@ -4358,10 +4055,10 @@
         <w:ind w:left="5760" w:hanging="360"/>
       </w:pPr>
       <w:rPr>
-        <w:rFonts w:hint="default" w:ascii="Courier New" w:hAnsi="Courier New" w:cs="Courier New"/>
-      </w:rPr>
-    </w:lvl>
-    <w:lvl w:ilvl="8" w:tentative="0">
+        <w:rFonts w:ascii="Courier New" w:hAnsi="Courier New" w:cs="Courier New" w:hint="default"/>
+      </w:rPr>
+    </w:lvl>
+    <w:lvl w:ilvl="8">
       <w:start w:val="1"/>
       <w:numFmt w:val="bullet"/>
       <w:lvlText w:val=""/>
@@ -4370,15 +4067,15 @@
         <w:ind w:left="6480" w:hanging="360"/>
       </w:pPr>
       <w:rPr>
-        <w:rFonts w:hint="default" w:ascii="Wingdings" w:hAnsi="Wingdings"/>
+        <w:rFonts w:ascii="Wingdings" w:hAnsi="Wingdings" w:hint="default"/>
       </w:rPr>
     </w:lvl>
   </w:abstractNum>
-  <w:abstractNum w:abstractNumId="9">
+  <w:abstractNum w:abstractNumId="9" w15:restartNumberingAfterBreak="0">
     <w:nsid w:val="6BDC1806"/>
     <w:multiLevelType w:val="singleLevel"/>
     <w:tmpl w:val="6BDC1806"/>
-    <w:lvl w:ilvl="0" w:tentative="0">
+    <w:lvl w:ilvl="0">
       <w:start w:val="1"/>
       <w:numFmt w:val="bullet"/>
       <w:lvlText w:val=""/>
@@ -4387,18 +4084,18 @@
         <w:tabs>
           <w:tab w:val="left" w:pos="2100"/>
         </w:tabs>
-        <w:ind w:left="2100" w:leftChars="0" w:hanging="420" w:firstLineChars="0"/>
-      </w:pPr>
-      <w:rPr>
-        <w:rFonts w:hint="default" w:ascii="Wingdings" w:hAnsi="Wingdings"/>
+        <w:ind w:left="2100" w:hanging="420"/>
+      </w:pPr>
+      <w:rPr>
+        <w:rFonts w:ascii="Wingdings" w:hAnsi="Wingdings" w:hint="default"/>
       </w:rPr>
     </w:lvl>
   </w:abstractNum>
-  <w:abstractNum w:abstractNumId="10">
+  <w:abstractNum w:abstractNumId="10" w15:restartNumberingAfterBreak="0">
     <w:nsid w:val="6EFE2CFE"/>
     <w:multiLevelType w:val="singleLevel"/>
     <w:tmpl w:val="6EFE2CFE"/>
-    <w:lvl w:ilvl="0" w:tentative="0">
+    <w:lvl w:ilvl="0">
       <w:start w:val="2"/>
       <w:numFmt w:val="decimal"/>
       <w:suff w:val="space"/>
@@ -4406,11 +4103,11 @@
       <w:lvlJc w:val="left"/>
     </w:lvl>
   </w:abstractNum>
-  <w:abstractNum w:abstractNumId="11">
+  <w:abstractNum w:abstractNumId="11" w15:restartNumberingAfterBreak="0">
     <w:nsid w:val="72225704"/>
     <w:multiLevelType w:val="multilevel"/>
     <w:tmpl w:val="72225704"/>
-    <w:lvl w:ilvl="0" w:tentative="0">
+    <w:lvl w:ilvl="0">
       <w:start w:val="1"/>
       <w:numFmt w:val="decimal"/>
       <w:lvlText w:val="3.%1"/>
@@ -4422,7 +4119,7 @@
         <w:rFonts w:hint="default"/>
       </w:rPr>
     </w:lvl>
-    <w:lvl w:ilvl="1" w:tentative="0">
+    <w:lvl w:ilvl="1">
       <w:start w:val="1"/>
       <w:numFmt w:val="lowerLetter"/>
       <w:lvlText w:val="%2."/>
@@ -4431,7 +4128,7 @@
         <w:ind w:left="1440" w:hanging="360"/>
       </w:pPr>
     </w:lvl>
-    <w:lvl w:ilvl="2" w:tentative="0">
+    <w:lvl w:ilvl="2">
       <w:start w:val="1"/>
       <w:numFmt w:val="lowerRoman"/>
       <w:lvlText w:val="%3."/>
@@ -4440,7 +4137,7 @@
         <w:ind w:left="2160" w:hanging="180"/>
       </w:pPr>
     </w:lvl>
-    <w:lvl w:ilvl="3" w:tentative="0">
+    <w:lvl w:ilvl="3">
       <w:start w:val="1"/>
       <w:numFmt w:val="decimal"/>
       <w:lvlText w:val="%4."/>
@@ -4449,7 +4146,7 @@
         <w:ind w:left="2880" w:hanging="360"/>
       </w:pPr>
     </w:lvl>
-    <w:lvl w:ilvl="4" w:tentative="0">
+    <w:lvl w:ilvl="4">
       <w:start w:val="1"/>
       <w:numFmt w:val="lowerLetter"/>
       <w:lvlText w:val="%5."/>
@@ -4458,7 +4155,7 @@
         <w:ind w:left="3600" w:hanging="360"/>
       </w:pPr>
     </w:lvl>
-    <w:lvl w:ilvl="5" w:tentative="0">
+    <w:lvl w:ilvl="5">
       <w:start w:val="1"/>
       <w:numFmt w:val="lowerRoman"/>
       <w:lvlText w:val="%6."/>
@@ -4467,7 +4164,7 @@
         <w:ind w:left="4320" w:hanging="180"/>
       </w:pPr>
     </w:lvl>
-    <w:lvl w:ilvl="6" w:tentative="0">
+    <w:lvl w:ilvl="6">
       <w:start w:val="1"/>
       <w:numFmt w:val="decimal"/>
       <w:lvlText w:val="%7."/>
@@ -4476,7 +4173,7 @@
         <w:ind w:left="5040" w:hanging="360"/>
       </w:pPr>
     </w:lvl>
-    <w:lvl w:ilvl="7" w:tentative="0">
+    <w:lvl w:ilvl="7">
       <w:start w:val="1"/>
       <w:numFmt w:val="lowerLetter"/>
       <w:lvlText w:val="%8."/>
@@ -4485,7 +4182,7 @@
         <w:ind w:left="5760" w:hanging="360"/>
       </w:pPr>
     </w:lvl>
-    <w:lvl w:ilvl="8" w:tentative="0">
+    <w:lvl w:ilvl="8">
       <w:start w:val="1"/>
       <w:numFmt w:val="lowerRoman"/>
       <w:lvlText w:val="%9."/>
@@ -4495,11 +4192,11 @@
       </w:pPr>
     </w:lvl>
   </w:abstractNum>
-  <w:abstractNum w:abstractNumId="12">
+  <w:abstractNum w:abstractNumId="12" w15:restartNumberingAfterBreak="0">
     <w:nsid w:val="722E26BE"/>
     <w:multiLevelType w:val="multilevel"/>
     <w:tmpl w:val="722E26BE"/>
-    <w:lvl w:ilvl="0" w:tentative="0">
+    <w:lvl w:ilvl="0">
       <w:start w:val="1"/>
       <w:numFmt w:val="bullet"/>
       <w:lvlText w:val=""/>
@@ -4508,10 +4205,10 @@
         <w:ind w:left="720" w:hanging="360"/>
       </w:pPr>
       <w:rPr>
-        <w:rFonts w:hint="default" w:ascii="Wingdings" w:hAnsi="Wingdings"/>
-      </w:rPr>
-    </w:lvl>
-    <w:lvl w:ilvl="1" w:tentative="0">
+        <w:rFonts w:ascii="Wingdings" w:hAnsi="Wingdings" w:hint="default"/>
+      </w:rPr>
+    </w:lvl>
+    <w:lvl w:ilvl="1">
       <w:start w:val="1"/>
       <w:numFmt w:val="bullet"/>
       <w:lvlText w:val="o"/>
@@ -4520,10 +4217,10 @@
         <w:ind w:left="1440" w:hanging="360"/>
       </w:pPr>
       <w:rPr>
-        <w:rFonts w:hint="default" w:ascii="Courier New" w:hAnsi="Courier New" w:cs="Courier New"/>
-      </w:rPr>
-    </w:lvl>
-    <w:lvl w:ilvl="2" w:tentative="0">
+        <w:rFonts w:ascii="Courier New" w:hAnsi="Courier New" w:cs="Courier New" w:hint="default"/>
+      </w:rPr>
+    </w:lvl>
+    <w:lvl w:ilvl="2">
       <w:start w:val="1"/>
       <w:numFmt w:val="bullet"/>
       <w:lvlText w:val=""/>
@@ -4532,10 +4229,10 @@
         <w:ind w:left="2160" w:hanging="360"/>
       </w:pPr>
       <w:rPr>
-        <w:rFonts w:hint="default" w:ascii="Wingdings" w:hAnsi="Wingdings"/>
-      </w:rPr>
-    </w:lvl>
-    <w:lvl w:ilvl="3" w:tentative="0">
+        <w:rFonts w:ascii="Wingdings" w:hAnsi="Wingdings" w:hint="default"/>
+      </w:rPr>
+    </w:lvl>
+    <w:lvl w:ilvl="3">
       <w:start w:val="1"/>
       <w:numFmt w:val="bullet"/>
       <w:lvlText w:val=""/>
@@ -4544,10 +4241,10 @@
         <w:ind w:left="2880" w:hanging="360"/>
       </w:pPr>
       <w:rPr>
-        <w:rFonts w:hint="default" w:ascii="Symbol" w:hAnsi="Symbol"/>
-      </w:rPr>
-    </w:lvl>
-    <w:lvl w:ilvl="4" w:tentative="0">
+        <w:rFonts w:ascii="Symbol" w:hAnsi="Symbol" w:hint="default"/>
+      </w:rPr>
+    </w:lvl>
+    <w:lvl w:ilvl="4">
       <w:start w:val="1"/>
       <w:numFmt w:val="bullet"/>
       <w:lvlText w:val="o"/>
@@ -4556,10 +4253,10 @@
         <w:ind w:left="3600" w:hanging="360"/>
       </w:pPr>
       <w:rPr>
-        <w:rFonts w:hint="default" w:ascii="Courier New" w:hAnsi="Courier New" w:cs="Courier New"/>
-      </w:rPr>
-    </w:lvl>
-    <w:lvl w:ilvl="5" w:tentative="0">
+        <w:rFonts w:ascii="Courier New" w:hAnsi="Courier New" w:cs="Courier New" w:hint="default"/>
+      </w:rPr>
+    </w:lvl>
+    <w:lvl w:ilvl="5">
       <w:start w:val="1"/>
       <w:numFmt w:val="bullet"/>
       <w:lvlText w:val=""/>
@@ -4568,10 +4265,10 @@
         <w:ind w:left="4320" w:hanging="360"/>
       </w:pPr>
       <w:rPr>
-        <w:rFonts w:hint="default" w:ascii="Wingdings" w:hAnsi="Wingdings"/>
-      </w:rPr>
-    </w:lvl>
-    <w:lvl w:ilvl="6" w:tentative="0">
+        <w:rFonts w:ascii="Wingdings" w:hAnsi="Wingdings" w:hint="default"/>
+      </w:rPr>
+    </w:lvl>
+    <w:lvl w:ilvl="6">
       <w:start w:val="1"/>
       <w:numFmt w:val="bullet"/>
       <w:lvlText w:val=""/>
@@ -4580,10 +4277,10 @@
         <w:ind w:left="5040" w:hanging="360"/>
       </w:pPr>
       <w:rPr>
-        <w:rFonts w:hint="default" w:ascii="Symbol" w:hAnsi="Symbol"/>
-      </w:rPr>
-    </w:lvl>
-    <w:lvl w:ilvl="7" w:tentative="0">
+        <w:rFonts w:ascii="Symbol" w:hAnsi="Symbol" w:hint="default"/>
+      </w:rPr>
+    </w:lvl>
+    <w:lvl w:ilvl="7">
       <w:start w:val="1"/>
       <w:numFmt w:val="bullet"/>
       <w:lvlText w:val="o"/>
@@ -4592,10 +4289,10 @@
         <w:ind w:left="5760" w:hanging="360"/>
       </w:pPr>
       <w:rPr>
-        <w:rFonts w:hint="default" w:ascii="Courier New" w:hAnsi="Courier New" w:cs="Courier New"/>
-      </w:rPr>
-    </w:lvl>
-    <w:lvl w:ilvl="8" w:tentative="0">
+        <w:rFonts w:ascii="Courier New" w:hAnsi="Courier New" w:cs="Courier New" w:hint="default"/>
+      </w:rPr>
+    </w:lvl>
+    <w:lvl w:ilvl="8">
       <w:start w:val="1"/>
       <w:numFmt w:val="bullet"/>
       <w:lvlText w:val=""/>
@@ -4604,15 +4301,15 @@
         <w:ind w:left="6480" w:hanging="360"/>
       </w:pPr>
       <w:rPr>
-        <w:rFonts w:hint="default" w:ascii="Wingdings" w:hAnsi="Wingdings"/>
+        <w:rFonts w:ascii="Wingdings" w:hAnsi="Wingdings" w:hint="default"/>
       </w:rPr>
     </w:lvl>
   </w:abstractNum>
-  <w:abstractNum w:abstractNumId="13">
+  <w:abstractNum w:abstractNumId="13" w15:restartNumberingAfterBreak="0">
     <w:nsid w:val="760439FF"/>
     <w:multiLevelType w:val="multilevel"/>
     <w:tmpl w:val="760439FF"/>
-    <w:lvl w:ilvl="0" w:tentative="0">
+    <w:lvl w:ilvl="0">
       <w:start w:val="1"/>
       <w:numFmt w:val="decimal"/>
       <w:lvlText w:val="%1."/>
@@ -4624,7 +4321,7 @@
         <w:rFonts w:hint="default"/>
       </w:rPr>
     </w:lvl>
-    <w:lvl w:ilvl="1" w:tentative="0">
+    <w:lvl w:ilvl="1">
       <w:start w:val="1"/>
       <w:numFmt w:val="decimal"/>
       <w:isLgl/>
@@ -4634,12 +4331,12 @@
         <w:ind w:left="644" w:hanging="360"/>
       </w:pPr>
       <w:rPr>
-        <w:rFonts w:hint="default" w:ascii="Times New Roman" w:hAnsi="Times New Roman" w:cs="Times New Roman"/>
+        <w:rFonts w:ascii="Times New Roman" w:hAnsi="Times New Roman" w:cs="Times New Roman" w:hint="default"/>
         <w:sz w:val="28"/>
         <w:szCs w:val="28"/>
       </w:rPr>
     </w:lvl>
-    <w:lvl w:ilvl="2" w:tentative="0">
+    <w:lvl w:ilvl="2">
       <w:start w:val="1"/>
       <w:numFmt w:val="decimal"/>
       <w:isLgl/>
@@ -4652,7 +4349,7 @@
         <w:rFonts w:hint="default"/>
       </w:rPr>
     </w:lvl>
-    <w:lvl w:ilvl="3" w:tentative="0">
+    <w:lvl w:ilvl="3">
       <w:start w:val="1"/>
       <w:numFmt w:val="decimal"/>
       <w:isLgl/>
@@ -4665,7 +4362,7 @@
         <w:rFonts w:hint="default"/>
       </w:rPr>
     </w:lvl>
-    <w:lvl w:ilvl="4" w:tentative="0">
+    <w:lvl w:ilvl="4">
       <w:start w:val="1"/>
       <w:numFmt w:val="decimal"/>
       <w:isLgl/>
@@ -4678,7 +4375,7 @@
         <w:rFonts w:hint="default"/>
       </w:rPr>
     </w:lvl>
-    <w:lvl w:ilvl="5" w:tentative="0">
+    <w:lvl w:ilvl="5">
       <w:start w:val="1"/>
       <w:numFmt w:val="decimal"/>
       <w:isLgl/>
@@ -4691,7 +4388,7 @@
         <w:rFonts w:hint="default"/>
       </w:rPr>
     </w:lvl>
-    <w:lvl w:ilvl="6" w:tentative="0">
+    <w:lvl w:ilvl="6">
       <w:start w:val="1"/>
       <w:numFmt w:val="decimal"/>
       <w:isLgl/>
@@ -4704,7 +4401,7 @@
         <w:rFonts w:hint="default"/>
       </w:rPr>
     </w:lvl>
-    <w:lvl w:ilvl="7" w:tentative="0">
+    <w:lvl w:ilvl="7">
       <w:start w:val="1"/>
       <w:numFmt w:val="decimal"/>
       <w:isLgl/>
@@ -4717,7 +4414,7 @@
         <w:rFonts w:hint="default"/>
       </w:rPr>
     </w:lvl>
-    <w:lvl w:ilvl="8" w:tentative="0">
+    <w:lvl w:ilvl="8">
       <w:start w:val="1"/>
       <w:numFmt w:val="decimal"/>
       <w:isLgl/>
@@ -4777,189 +4474,410 @@
 </file>
 
 <file path=word/styles.xml><?xml version="1.0" encoding="utf-8"?>
-<w:styles xmlns:mc="http://schemas.openxmlformats.org/markup-compatibility/2006" xmlns:o="urn:schemas-microsoft-com:office:office" xmlns:r="http://schemas.openxmlformats.org/officeDocument/2006/relationships" xmlns:m="http://schemas.openxmlformats.org/officeDocument/2006/math" xmlns:v="urn:schemas-microsoft-com:vml" xmlns:w="http://schemas.openxmlformats.org/wordprocessingml/2006/main" xmlns:w14="http://schemas.microsoft.com/office/word/2010/wordml" xmlns:w10="urn:schemas-microsoft-com:office:word" xmlns:sl="http://schemas.openxmlformats.org/schemaLibrary/2006/main" xmlns:wpsCustomData="http://www.wps.cn/officeDocument/2013/wpsCustomData" mc:Ignorable="w14">
+<w:styles xmlns:mc="http://schemas.openxmlformats.org/markup-compatibility/2006" xmlns:r="http://schemas.openxmlformats.org/officeDocument/2006/relationships" xmlns:w="http://schemas.openxmlformats.org/wordprocessingml/2006/main" xmlns:w14="http://schemas.microsoft.com/office/word/2010/wordml" xmlns:w15="http://schemas.microsoft.com/office/word/2012/wordml" xmlns:w16cid="http://schemas.microsoft.com/office/word/2016/wordml/cid" xmlns:w16se="http://schemas.microsoft.com/office/word/2015/wordml/symex" mc:Ignorable="w14 w15 w16se w16cid">
   <w:docDefaults>
     <w:rPrDefault>
       <w:rPr>
-        <w:rFonts w:ascii="Times New Roman" w:hAnsi="Times New Roman" w:eastAsia="SimSun" w:cs="Times New Roman"/>
+        <w:rFonts w:ascii="Times New Roman" w:eastAsia="SimSun" w:hAnsi="Times New Roman" w:cs="Times New Roman"/>
+        <w:lang w:val="ru-RU" w:eastAsia="ru-RU" w:bidi="ar-SA"/>
       </w:rPr>
     </w:rPrDefault>
     <w:pPrDefault/>
   </w:docDefaults>
-  <w:latentStyles w:count="260" w:defQFormat="0" w:defUnhideWhenUsed="1" w:defSemiHidden="1" w:defUIPriority="99" w:defLockedState="0">
-    <w:lsdException w:qFormat="1" w:unhideWhenUsed="0" w:uiPriority="0" w:semiHidden="0" w:name="Normal"/>
-    <w:lsdException w:qFormat="1" w:unhideWhenUsed="0" w:uiPriority="9" w:semiHidden="0" w:name="heading 1"/>
-    <w:lsdException w:qFormat="1" w:uiPriority="9" w:name="heading 2"/>
-    <w:lsdException w:qFormat="1" w:uiPriority="9" w:name="heading 3"/>
-    <w:lsdException w:qFormat="1" w:uiPriority="9" w:name="heading 4"/>
-    <w:lsdException w:qFormat="1" w:uiPriority="9" w:name="heading 5"/>
-    <w:lsdException w:qFormat="1" w:uiPriority="9" w:name="heading 6"/>
-    <w:lsdException w:qFormat="1" w:uiPriority="9" w:name="heading 7"/>
-    <w:lsdException w:qFormat="1" w:uiPriority="9" w:name="heading 8"/>
-    <w:lsdException w:qFormat="1" w:uiPriority="9" w:name="heading 9"/>
-    <w:lsdException w:uiPriority="99" w:name="index 1"/>
-    <w:lsdException w:uiPriority="99" w:name="index 2"/>
-    <w:lsdException w:uiPriority="99" w:name="index 3"/>
-    <w:lsdException w:uiPriority="99" w:name="index 4"/>
-    <w:lsdException w:uiPriority="99" w:name="index 5"/>
-    <w:lsdException w:uiPriority="99" w:name="index 6"/>
-    <w:lsdException w:uiPriority="99" w:name="index 7"/>
-    <w:lsdException w:uiPriority="99" w:name="index 8"/>
-    <w:lsdException w:uiPriority="99" w:name="index 9"/>
-    <w:lsdException w:uiPriority="39" w:name="toc 1"/>
-    <w:lsdException w:uiPriority="39" w:name="toc 2"/>
-    <w:lsdException w:uiPriority="39" w:name="toc 3"/>
-    <w:lsdException w:uiPriority="39" w:name="toc 4"/>
-    <w:lsdException w:uiPriority="39" w:name="toc 5"/>
-    <w:lsdException w:uiPriority="39" w:name="toc 6"/>
-    <w:lsdException w:uiPriority="39" w:name="toc 7"/>
-    <w:lsdException w:uiPriority="39" w:name="toc 8"/>
-    <w:lsdException w:uiPriority="39" w:name="toc 9"/>
-    <w:lsdException w:uiPriority="99" w:name="Normal Indent"/>
-    <w:lsdException w:uiPriority="99" w:name="footnote text"/>
-    <w:lsdException w:uiPriority="99" w:name="annotation text"/>
-    <w:lsdException w:uiPriority="99" w:name="header"/>
-    <w:lsdException w:uiPriority="99" w:name="footer"/>
-    <w:lsdException w:uiPriority="99" w:name="index heading"/>
-    <w:lsdException w:qFormat="1" w:uiPriority="35" w:name="caption"/>
-    <w:lsdException w:uiPriority="99" w:name="table of figures"/>
-    <w:lsdException w:uiPriority="99" w:name="envelope address"/>
-    <w:lsdException w:uiPriority="99" w:name="envelope return"/>
-    <w:lsdException w:uiPriority="99" w:name="footnote reference"/>
-    <w:lsdException w:uiPriority="99" w:name="annotation reference"/>
-    <w:lsdException w:uiPriority="99" w:name="line number"/>
-    <w:lsdException w:uiPriority="99" w:name="page number"/>
-    <w:lsdException w:uiPriority="99" w:name="endnote reference"/>
-    <w:lsdException w:uiPriority="99" w:name="endnote text"/>
-    <w:lsdException w:uiPriority="99" w:name="table of authorities"/>
-    <w:lsdException w:uiPriority="99" w:name="macro"/>
-    <w:lsdException w:uiPriority="99" w:name="toa heading"/>
-    <w:lsdException w:uiPriority="99" w:name="List"/>
-    <w:lsdException w:uiPriority="99" w:name="List Bullet"/>
-    <w:lsdException w:uiPriority="99" w:name="List Number"/>
-    <w:lsdException w:uiPriority="99" w:name="List 2"/>
-    <w:lsdException w:uiPriority="99" w:name="List 3"/>
-    <w:lsdException w:uiPriority="99" w:name="List 4"/>
-    <w:lsdException w:uiPriority="99" w:name="List 5"/>
-    <w:lsdException w:uiPriority="99" w:name="List Bullet 2"/>
-    <w:lsdException w:uiPriority="99" w:name="List Bullet 3"/>
-    <w:lsdException w:uiPriority="99" w:name="List Bullet 4"/>
-    <w:lsdException w:uiPriority="99" w:name="List Bullet 5"/>
-    <w:lsdException w:uiPriority="99" w:name="List Number 2"/>
-    <w:lsdException w:uiPriority="99" w:name="List Number 3"/>
-    <w:lsdException w:uiPriority="99" w:name="List Number 4"/>
-    <w:lsdException w:uiPriority="99" w:name="List Number 5"/>
-    <w:lsdException w:qFormat="1" w:unhideWhenUsed="0" w:uiPriority="10" w:semiHidden="0" w:name="Title"/>
-    <w:lsdException w:uiPriority="99" w:name="Closing"/>
-    <w:lsdException w:uiPriority="99" w:name="Signature"/>
-    <w:lsdException w:uiPriority="1" w:name="Default Paragraph Font"/>
-    <w:lsdException w:uiPriority="99" w:name="Body Text"/>
-    <w:lsdException w:uiPriority="99" w:name="Body Text Indent"/>
-    <w:lsdException w:uiPriority="99" w:name="List Continue"/>
-    <w:lsdException w:uiPriority="99" w:name="List Continue 2"/>
-    <w:lsdException w:uiPriority="99" w:name="List Continue 3"/>
-    <w:lsdException w:uiPriority="99" w:name="List Continue 4"/>
-    <w:lsdException w:uiPriority="99" w:name="List Continue 5"/>
-    <w:lsdException w:uiPriority="99" w:name="Message Header"/>
-    <w:lsdException w:qFormat="1" w:unhideWhenUsed="0" w:uiPriority="11" w:semiHidden="0" w:name="Subtitle"/>
-    <w:lsdException w:uiPriority="99" w:name="Salutation"/>
-    <w:lsdException w:uiPriority="99" w:name="Date"/>
-    <w:lsdException w:uiPriority="99" w:name="Body Text First Indent"/>
-    <w:lsdException w:uiPriority="99" w:name="Body Text First Indent 2"/>
-    <w:lsdException w:uiPriority="99" w:name="Note Heading"/>
-    <w:lsdException w:uiPriority="99" w:name="Body Text 2"/>
-    <w:lsdException w:uiPriority="99" w:name="Body Text 3"/>
-    <w:lsdException w:uiPriority="99" w:name="Body Text Indent 2"/>
-    <w:lsdException w:uiPriority="99" w:name="Body Text Indent 3"/>
-    <w:lsdException w:uiPriority="99" w:name="Block Text"/>
-    <w:lsdException w:uiPriority="99" w:name="Hyperlink"/>
-    <w:lsdException w:uiPriority="99" w:name="FollowedHyperlink"/>
-    <w:lsdException w:qFormat="1" w:unhideWhenUsed="0" w:uiPriority="22" w:semiHidden="0" w:name="Strong"/>
-    <w:lsdException w:qFormat="1" w:unhideWhenUsed="0" w:uiPriority="20" w:semiHidden="0" w:name="Emphasis"/>
-    <w:lsdException w:uiPriority="99" w:name="Document Map"/>
-    <w:lsdException w:uiPriority="99" w:name="Plain Text"/>
-    <w:lsdException w:uiPriority="99" w:name="E-mail Signature"/>
-    <w:lsdException w:uiPriority="99" w:name="Normal (Web)"/>
-    <w:lsdException w:uiPriority="99" w:name="HTML Acronym"/>
-    <w:lsdException w:uiPriority="99" w:name="HTML Address"/>
-    <w:lsdException w:uiPriority="99" w:name="HTML Cite"/>
-    <w:lsdException w:uiPriority="99" w:name="HTML Code"/>
-    <w:lsdException w:uiPriority="99" w:name="HTML Definition"/>
-    <w:lsdException w:uiPriority="99" w:name="HTML Keyboard"/>
-    <w:lsdException w:qFormat="1" w:uiPriority="99" w:name="HTML Preformatted"/>
-    <w:lsdException w:uiPriority="99" w:name="HTML Sample"/>
-    <w:lsdException w:uiPriority="99" w:name="HTML Typewriter"/>
-    <w:lsdException w:uiPriority="99" w:name="HTML Variable"/>
-    <w:lsdException w:qFormat="1" w:uiPriority="99" w:name="Normal Table"/>
-    <w:lsdException w:uiPriority="99" w:name="annotation subject"/>
-    <w:lsdException w:uiPriority="99" w:name="Table Simple 1"/>
-    <w:lsdException w:uiPriority="99" w:name="Table Simple 2"/>
-    <w:lsdException w:uiPriority="99" w:name="Table Simple 3"/>
-    <w:lsdException w:uiPriority="99" w:name="Table Classic 1"/>
-    <w:lsdException w:uiPriority="99" w:name="Table Classic 2"/>
-    <w:lsdException w:uiPriority="99" w:name="Table Classic 3"/>
-    <w:lsdException w:uiPriority="99" w:name="Table Classic 4"/>
-    <w:lsdException w:uiPriority="99" w:name="Table Colorful 1"/>
-    <w:lsdException w:uiPriority="99" w:name="Table Colorful 2"/>
-    <w:lsdException w:uiPriority="99" w:name="Table Colorful 3"/>
-    <w:lsdException w:uiPriority="99" w:name="Table Columns 1"/>
-    <w:lsdException w:uiPriority="99" w:name="Table Columns 2"/>
-    <w:lsdException w:uiPriority="99" w:name="Table Columns 3"/>
-    <w:lsdException w:uiPriority="99" w:name="Table Columns 4"/>
-    <w:lsdException w:uiPriority="99" w:name="Table Columns 5"/>
-    <w:lsdException w:uiPriority="99" w:name="Table Grid 1"/>
-    <w:lsdException w:uiPriority="99" w:name="Table Grid 2"/>
-    <w:lsdException w:uiPriority="99" w:name="Table Grid 3"/>
-    <w:lsdException w:uiPriority="99" w:name="Table Grid 4"/>
-    <w:lsdException w:uiPriority="99" w:name="Table Grid 5"/>
-    <w:lsdException w:uiPriority="99" w:name="Table Grid 6"/>
-    <w:lsdException w:uiPriority="99" w:name="Table Grid 7"/>
-    <w:lsdException w:uiPriority="99" w:name="Table Grid 8"/>
-    <w:lsdException w:uiPriority="99" w:name="Table List 1"/>
-    <w:lsdException w:uiPriority="99" w:name="Table List 2"/>
-    <w:lsdException w:uiPriority="99" w:name="Table List 3"/>
-    <w:lsdException w:uiPriority="99" w:name="Table List 4"/>
-    <w:lsdException w:uiPriority="99" w:name="Table List 5"/>
-    <w:lsdException w:uiPriority="99" w:name="Table List 6"/>
-    <w:lsdException w:uiPriority="99" w:name="Table List 7"/>
-    <w:lsdException w:uiPriority="99" w:name="Table List 8"/>
-    <w:lsdException w:uiPriority="99" w:name="Table 3D effects 1"/>
-    <w:lsdException w:uiPriority="99" w:name="Table 3D effects 2"/>
-    <w:lsdException w:uiPriority="99" w:name="Table 3D effects 3"/>
-    <w:lsdException w:uiPriority="99" w:name="Table Contemporary"/>
-    <w:lsdException w:uiPriority="99" w:name="Table Elegant"/>
-    <w:lsdException w:uiPriority="99" w:name="Table Professional"/>
-    <w:lsdException w:uiPriority="99" w:name="Table Subtle 1"/>
-    <w:lsdException w:uiPriority="99" w:name="Table Subtle 2"/>
-    <w:lsdException w:uiPriority="99" w:name="Table Web 1"/>
-    <w:lsdException w:uiPriority="99" w:name="Table Web 2"/>
-    <w:lsdException w:uiPriority="99" w:name="Table Web 3"/>
-    <w:lsdException w:uiPriority="99" w:name="Balloon Text"/>
-    <w:lsdException w:qFormat="1" w:unhideWhenUsed="0" w:uiPriority="39" w:semiHidden="0" w:name="Table Grid"/>
-    <w:lsdException w:uiPriority="99" w:name="Table Theme"/>
-    <w:lsdException w:qFormat="1" w:unhideWhenUsed="0" w:uiPriority="34" w:semiHidden="0" w:name="List Paragraph"/>
+  <w:latentStyles w:defLockedState="0" w:defUIPriority="99" w:defSemiHidden="0" w:defUnhideWhenUsed="0" w:defQFormat="0" w:count="375">
+    <w:lsdException w:name="Normal" w:uiPriority="0" w:qFormat="1"/>
+    <w:lsdException w:name="heading 1" w:uiPriority="9" w:qFormat="1"/>
+    <w:lsdException w:name="heading 2" w:semiHidden="1" w:uiPriority="9" w:unhideWhenUsed="1" w:qFormat="1"/>
+    <w:lsdException w:name="heading 3" w:semiHidden="1" w:uiPriority="9" w:unhideWhenUsed="1" w:qFormat="1"/>
+    <w:lsdException w:name="heading 4" w:semiHidden="1" w:uiPriority="9" w:unhideWhenUsed="1" w:qFormat="1"/>
+    <w:lsdException w:name="heading 5" w:semiHidden="1" w:uiPriority="9" w:unhideWhenUsed="1" w:qFormat="1"/>
+    <w:lsdException w:name="heading 6" w:semiHidden="1" w:uiPriority="9" w:unhideWhenUsed="1" w:qFormat="1"/>
+    <w:lsdException w:name="heading 7" w:semiHidden="1" w:uiPriority="9" w:unhideWhenUsed="1" w:qFormat="1"/>
+    <w:lsdException w:name="heading 8" w:semiHidden="1" w:uiPriority="9" w:unhideWhenUsed="1" w:qFormat="1"/>
+    <w:lsdException w:name="heading 9" w:semiHidden="1" w:uiPriority="9" w:unhideWhenUsed="1" w:qFormat="1"/>
+    <w:lsdException w:name="index 1" w:semiHidden="1" w:unhideWhenUsed="1"/>
+    <w:lsdException w:name="index 2" w:semiHidden="1" w:unhideWhenUsed="1"/>
+    <w:lsdException w:name="index 3" w:semiHidden="1" w:unhideWhenUsed="1"/>
+    <w:lsdException w:name="index 4" w:semiHidden="1" w:unhideWhenUsed="1"/>
+    <w:lsdException w:name="index 5" w:semiHidden="1" w:unhideWhenUsed="1"/>
+    <w:lsdException w:name="index 6" w:semiHidden="1" w:unhideWhenUsed="1"/>
+    <w:lsdException w:name="index 7" w:semiHidden="1" w:unhideWhenUsed="1"/>
+    <w:lsdException w:name="index 8" w:semiHidden="1" w:unhideWhenUsed="1"/>
+    <w:lsdException w:name="index 9" w:semiHidden="1" w:unhideWhenUsed="1"/>
+    <w:lsdException w:name="toc 1" w:semiHidden="1" w:uiPriority="39" w:unhideWhenUsed="1"/>
+    <w:lsdException w:name="toc 2" w:semiHidden="1" w:uiPriority="39" w:unhideWhenUsed="1"/>
+    <w:lsdException w:name="toc 3" w:semiHidden="1" w:uiPriority="39" w:unhideWhenUsed="1"/>
+    <w:lsdException w:name="toc 4" w:semiHidden="1" w:uiPriority="39" w:unhideWhenUsed="1"/>
+    <w:lsdException w:name="toc 5" w:semiHidden="1" w:uiPriority="39" w:unhideWhenUsed="1"/>
+    <w:lsdException w:name="toc 6" w:semiHidden="1" w:uiPriority="39" w:unhideWhenUsed="1"/>
+    <w:lsdException w:name="toc 7" w:semiHidden="1" w:uiPriority="39" w:unhideWhenUsed="1"/>
+    <w:lsdException w:name="toc 8" w:semiHidden="1" w:uiPriority="39" w:unhideWhenUsed="1"/>
+    <w:lsdException w:name="toc 9" w:semiHidden="1" w:uiPriority="39" w:unhideWhenUsed="1"/>
+    <w:lsdException w:name="Normal Indent" w:semiHidden="1" w:unhideWhenUsed="1"/>
+    <w:lsdException w:name="footnote text" w:semiHidden="1" w:unhideWhenUsed="1"/>
+    <w:lsdException w:name="annotation text" w:semiHidden="1" w:unhideWhenUsed="1"/>
+    <w:lsdException w:name="header" w:semiHidden="1" w:unhideWhenUsed="1"/>
+    <w:lsdException w:name="footer" w:semiHidden="1" w:unhideWhenUsed="1"/>
+    <w:lsdException w:name="index heading" w:semiHidden="1" w:unhideWhenUsed="1"/>
+    <w:lsdException w:name="caption" w:semiHidden="1" w:uiPriority="35" w:unhideWhenUsed="1" w:qFormat="1"/>
+    <w:lsdException w:name="table of figures" w:semiHidden="1" w:unhideWhenUsed="1"/>
+    <w:lsdException w:name="envelope address" w:semiHidden="1" w:unhideWhenUsed="1"/>
+    <w:lsdException w:name="envelope return" w:semiHidden="1" w:unhideWhenUsed="1"/>
+    <w:lsdException w:name="footnote reference" w:semiHidden="1" w:unhideWhenUsed="1"/>
+    <w:lsdException w:name="annotation reference" w:semiHidden="1" w:unhideWhenUsed="1"/>
+    <w:lsdException w:name="line number" w:semiHidden="1" w:unhideWhenUsed="1"/>
+    <w:lsdException w:name="page number" w:semiHidden="1" w:unhideWhenUsed="1"/>
+    <w:lsdException w:name="endnote reference" w:semiHidden="1" w:unhideWhenUsed="1"/>
+    <w:lsdException w:name="endnote text" w:semiHidden="1" w:unhideWhenUsed="1"/>
+    <w:lsdException w:name="table of authorities" w:semiHidden="1" w:unhideWhenUsed="1"/>
+    <w:lsdException w:name="macro" w:semiHidden="1" w:unhideWhenUsed="1"/>
+    <w:lsdException w:name="toa heading" w:semiHidden="1" w:unhideWhenUsed="1"/>
+    <w:lsdException w:name="List" w:semiHidden="1" w:unhideWhenUsed="1"/>
+    <w:lsdException w:name="List Bullet" w:semiHidden="1" w:unhideWhenUsed="1"/>
+    <w:lsdException w:name="List Number" w:semiHidden="1" w:unhideWhenUsed="1"/>
+    <w:lsdException w:name="List 2" w:semiHidden="1" w:unhideWhenUsed="1"/>
+    <w:lsdException w:name="List 3" w:semiHidden="1" w:unhideWhenUsed="1"/>
+    <w:lsdException w:name="List 4" w:semiHidden="1" w:unhideWhenUsed="1"/>
+    <w:lsdException w:name="List 5" w:semiHidden="1" w:unhideWhenUsed="1"/>
+    <w:lsdException w:name="List Bullet 2" w:semiHidden="1" w:unhideWhenUsed="1"/>
+    <w:lsdException w:name="List Bullet 3" w:semiHidden="1" w:unhideWhenUsed="1"/>
+    <w:lsdException w:name="List Bullet 4" w:semiHidden="1" w:unhideWhenUsed="1"/>
+    <w:lsdException w:name="List Bullet 5" w:semiHidden="1" w:unhideWhenUsed="1"/>
+    <w:lsdException w:name="List Number 2" w:semiHidden="1" w:unhideWhenUsed="1"/>
+    <w:lsdException w:name="List Number 3" w:semiHidden="1" w:unhideWhenUsed="1"/>
+    <w:lsdException w:name="List Number 4" w:semiHidden="1" w:unhideWhenUsed="1"/>
+    <w:lsdException w:name="List Number 5" w:semiHidden="1" w:unhideWhenUsed="1"/>
+    <w:lsdException w:name="Title" w:uiPriority="10" w:qFormat="1"/>
+    <w:lsdException w:name="Closing" w:semiHidden="1" w:unhideWhenUsed="1"/>
+    <w:lsdException w:name="Signature" w:semiHidden="1" w:unhideWhenUsed="1"/>
+    <w:lsdException w:name="Default Paragraph Font" w:semiHidden="1" w:uiPriority="1" w:unhideWhenUsed="1"/>
+    <w:lsdException w:name="Body Text" w:semiHidden="1" w:unhideWhenUsed="1"/>
+    <w:lsdException w:name="Body Text Indent" w:semiHidden="1" w:unhideWhenUsed="1"/>
+    <w:lsdException w:name="List Continue" w:semiHidden="1" w:unhideWhenUsed="1"/>
+    <w:lsdException w:name="List Continue 2" w:semiHidden="1" w:unhideWhenUsed="1"/>
+    <w:lsdException w:name="List Continue 3" w:semiHidden="1" w:unhideWhenUsed="1"/>
+    <w:lsdException w:name="List Continue 4" w:semiHidden="1" w:unhideWhenUsed="1"/>
+    <w:lsdException w:name="List Continue 5" w:semiHidden="1" w:unhideWhenUsed="1"/>
+    <w:lsdException w:name="Message Header" w:semiHidden="1" w:unhideWhenUsed="1"/>
+    <w:lsdException w:name="Subtitle" w:uiPriority="11" w:qFormat="1"/>
+    <w:lsdException w:name="Salutation" w:semiHidden="1" w:unhideWhenUsed="1"/>
+    <w:lsdException w:name="Date" w:semiHidden="1" w:unhideWhenUsed="1"/>
+    <w:lsdException w:name="Body Text First Indent" w:semiHidden="1" w:unhideWhenUsed="1"/>
+    <w:lsdException w:name="Body Text First Indent 2" w:semiHidden="1" w:unhideWhenUsed="1"/>
+    <w:lsdException w:name="Note Heading" w:semiHidden="1" w:unhideWhenUsed="1"/>
+    <w:lsdException w:name="Body Text 2" w:semiHidden="1" w:unhideWhenUsed="1"/>
+    <w:lsdException w:name="Body Text 3" w:semiHidden="1" w:unhideWhenUsed="1"/>
+    <w:lsdException w:name="Body Text Indent 2" w:semiHidden="1" w:unhideWhenUsed="1"/>
+    <w:lsdException w:name="Body Text Indent 3" w:semiHidden="1" w:unhideWhenUsed="1"/>
+    <w:lsdException w:name="Block Text" w:semiHidden="1" w:unhideWhenUsed="1"/>
+    <w:lsdException w:name="Hyperlink" w:semiHidden="1" w:unhideWhenUsed="1"/>
+    <w:lsdException w:name="FollowedHyperlink" w:semiHidden="1" w:unhideWhenUsed="1"/>
+    <w:lsdException w:name="Strong" w:uiPriority="22" w:qFormat="1"/>
+    <w:lsdException w:name="Emphasis" w:uiPriority="20" w:qFormat="1"/>
+    <w:lsdException w:name="Document Map" w:semiHidden="1" w:unhideWhenUsed="1"/>
+    <w:lsdException w:name="Plain Text" w:semiHidden="1" w:unhideWhenUsed="1"/>
+    <w:lsdException w:name="E-mail Signature" w:semiHidden="1" w:unhideWhenUsed="1"/>
+    <w:lsdException w:name="HTML Top of Form" w:semiHidden="1" w:unhideWhenUsed="1"/>
+    <w:lsdException w:name="HTML Bottom of Form" w:semiHidden="1" w:unhideWhenUsed="1"/>
+    <w:lsdException w:name="Normal (Web)" w:semiHidden="1" w:unhideWhenUsed="1"/>
+    <w:lsdException w:name="HTML Acronym" w:semiHidden="1" w:unhideWhenUsed="1"/>
+    <w:lsdException w:name="HTML Address" w:semiHidden="1" w:unhideWhenUsed="1"/>
+    <w:lsdException w:name="HTML Cite" w:semiHidden="1" w:unhideWhenUsed="1"/>
+    <w:lsdException w:name="HTML Code" w:semiHidden="1" w:unhideWhenUsed="1"/>
+    <w:lsdException w:name="HTML Definition" w:semiHidden="1" w:unhideWhenUsed="1"/>
+    <w:lsdException w:name="HTML Keyboard" w:semiHidden="1" w:unhideWhenUsed="1"/>
+    <w:lsdException w:name="HTML Preformatted" w:semiHidden="1" w:unhideWhenUsed="1" w:qFormat="1"/>
+    <w:lsdException w:name="HTML Sample" w:semiHidden="1" w:unhideWhenUsed="1"/>
+    <w:lsdException w:name="HTML Typewriter" w:semiHidden="1" w:unhideWhenUsed="1"/>
+    <w:lsdException w:name="HTML Variable" w:semiHidden="1" w:unhideWhenUsed="1"/>
+    <w:lsdException w:name="Normal Table" w:semiHidden="1" w:unhideWhenUsed="1" w:qFormat="1"/>
+    <w:lsdException w:name="annotation subject" w:semiHidden="1" w:unhideWhenUsed="1"/>
+    <w:lsdException w:name="No List" w:semiHidden="1" w:unhideWhenUsed="1"/>
+    <w:lsdException w:name="Outline List 1" w:semiHidden="1" w:unhideWhenUsed="1"/>
+    <w:lsdException w:name="Outline List 2" w:semiHidden="1" w:unhideWhenUsed="1"/>
+    <w:lsdException w:name="Outline List 3" w:semiHidden="1" w:unhideWhenUsed="1"/>
+    <w:lsdException w:name="Table Simple 1" w:semiHidden="1" w:unhideWhenUsed="1"/>
+    <w:lsdException w:name="Table Simple 2" w:semiHidden="1" w:unhideWhenUsed="1"/>
+    <w:lsdException w:name="Table Simple 3" w:semiHidden="1" w:unhideWhenUsed="1"/>
+    <w:lsdException w:name="Table Classic 1" w:semiHidden="1" w:unhideWhenUsed="1"/>
+    <w:lsdException w:name="Table Classic 2" w:semiHidden="1" w:unhideWhenUsed="1"/>
+    <w:lsdException w:name="Table Classic 3" w:semiHidden="1" w:unhideWhenUsed="1"/>
+    <w:lsdException w:name="Table Classic 4" w:semiHidden="1" w:unhideWhenUsed="1"/>
+    <w:lsdException w:name="Table Colorful 1" w:semiHidden="1" w:unhideWhenUsed="1"/>
+    <w:lsdException w:name="Table Colorful 2" w:semiHidden="1" w:unhideWhenUsed="1"/>
+    <w:lsdException w:name="Table Colorful 3" w:semiHidden="1" w:unhideWhenUsed="1"/>
+    <w:lsdException w:name="Table Columns 1" w:semiHidden="1" w:unhideWhenUsed="1"/>
+    <w:lsdException w:name="Table Columns 2" w:semiHidden="1" w:unhideWhenUsed="1"/>
+    <w:lsdException w:name="Table Columns 3" w:semiHidden="1" w:unhideWhenUsed="1"/>
+    <w:lsdException w:name="Table Columns 4" w:semiHidden="1" w:unhideWhenUsed="1"/>
+    <w:lsdException w:name="Table Columns 5" w:semiHidden="1" w:unhideWhenUsed="1"/>
+    <w:lsdException w:name="Table Grid 1" w:semiHidden="1" w:unhideWhenUsed="1"/>
+    <w:lsdException w:name="Table Grid 2" w:semiHidden="1" w:unhideWhenUsed="1"/>
+    <w:lsdException w:name="Table Grid 3" w:semiHidden="1" w:unhideWhenUsed="1"/>
+    <w:lsdException w:name="Table Grid 4" w:semiHidden="1" w:unhideWhenUsed="1"/>
+    <w:lsdException w:name="Table Grid 5" w:semiHidden="1" w:unhideWhenUsed="1"/>
+    <w:lsdException w:name="Table Grid 6" w:semiHidden="1" w:unhideWhenUsed="1"/>
+    <w:lsdException w:name="Table Grid 7" w:semiHidden="1" w:unhideWhenUsed="1"/>
+    <w:lsdException w:name="Table Grid 8" w:semiHidden="1" w:unhideWhenUsed="1"/>
+    <w:lsdException w:name="Table List 1" w:semiHidden="1" w:unhideWhenUsed="1"/>
+    <w:lsdException w:name="Table List 2" w:semiHidden="1" w:unhideWhenUsed="1"/>
+    <w:lsdException w:name="Table List 3" w:semiHidden="1" w:unhideWhenUsed="1"/>
+    <w:lsdException w:name="Table List 4" w:semiHidden="1" w:unhideWhenUsed="1"/>
+    <w:lsdException w:name="Table List 5" w:semiHidden="1" w:unhideWhenUsed="1"/>
+    <w:lsdException w:name="Table List 6" w:semiHidden="1" w:unhideWhenUsed="1"/>
+    <w:lsdException w:name="Table List 7" w:semiHidden="1" w:unhideWhenUsed="1"/>
+    <w:lsdException w:name="Table List 8" w:semiHidden="1" w:unhideWhenUsed="1"/>
+    <w:lsdException w:name="Table 3D effects 1" w:semiHidden="1" w:unhideWhenUsed="1"/>
+    <w:lsdException w:name="Table 3D effects 2" w:semiHidden="1" w:unhideWhenUsed="1"/>
+    <w:lsdException w:name="Table 3D effects 3" w:semiHidden="1" w:unhideWhenUsed="1"/>
+    <w:lsdException w:name="Table Contemporary" w:semiHidden="1" w:unhideWhenUsed="1"/>
+    <w:lsdException w:name="Table Elegant" w:semiHidden="1" w:unhideWhenUsed="1"/>
+    <w:lsdException w:name="Table Professional" w:semiHidden="1" w:unhideWhenUsed="1"/>
+    <w:lsdException w:name="Table Subtle 1" w:semiHidden="1" w:unhideWhenUsed="1"/>
+    <w:lsdException w:name="Table Subtle 2" w:semiHidden="1" w:unhideWhenUsed="1"/>
+    <w:lsdException w:name="Table Web 1" w:semiHidden="1" w:unhideWhenUsed="1"/>
+    <w:lsdException w:name="Table Web 2" w:semiHidden="1" w:unhideWhenUsed="1"/>
+    <w:lsdException w:name="Table Web 3" w:semiHidden="1" w:unhideWhenUsed="1"/>
+    <w:lsdException w:name="Balloon Text" w:semiHidden="1" w:unhideWhenUsed="1"/>
+    <w:lsdException w:name="Table Grid" w:uiPriority="39" w:qFormat="1"/>
+    <w:lsdException w:name="Table Theme" w:semiHidden="1" w:unhideWhenUsed="1"/>
+    <w:lsdException w:name="Placeholder Text" w:semiHidden="1"/>
+    <w:lsdException w:name="Light Shading"/>
+    <w:lsdException w:name="Light List"/>
+    <w:lsdException w:name="Light Grid"/>
+    <w:lsdException w:name="Medium Shading 1"/>
+    <w:lsdException w:name="Medium Shading 2"/>
+    <w:lsdException w:name="Medium List 1"/>
+    <w:lsdException w:name="Medium List 2"/>
+    <w:lsdException w:name="Medium Grid 1"/>
+    <w:lsdException w:name="Medium Grid 2"/>
+    <w:lsdException w:name="Medium Grid 3"/>
+    <w:lsdException w:name="Dark List"/>
+    <w:lsdException w:name="Colorful Shading"/>
+    <w:lsdException w:name="Colorful List"/>
+    <w:lsdException w:name="Colorful Grid"/>
+    <w:lsdException w:name="Light Shading Accent 1"/>
+    <w:lsdException w:name="Light List Accent 1"/>
+    <w:lsdException w:name="Light Grid Accent 1"/>
+    <w:lsdException w:name="Medium Shading 1 Accent 1"/>
+    <w:lsdException w:name="Medium Shading 2 Accent 1"/>
+    <w:lsdException w:name="Medium List 1 Accent 1"/>
+    <w:lsdException w:name="Revision" w:semiHidden="1"/>
+    <w:lsdException w:name="List Paragraph" w:uiPriority="34" w:qFormat="1"/>
+    <w:lsdException w:name="Medium List 2 Accent 1"/>
+    <w:lsdException w:name="Medium Grid 1 Accent 1"/>
+    <w:lsdException w:name="Medium Grid 2 Accent 1"/>
+    <w:lsdException w:name="Medium Grid 3 Accent 1"/>
+    <w:lsdException w:name="Dark List Accent 1"/>
+    <w:lsdException w:name="Colorful Shading Accent 1"/>
+    <w:lsdException w:name="Colorful List Accent 1"/>
+    <w:lsdException w:name="Colorful Grid Accent 1"/>
+    <w:lsdException w:name="Light Shading Accent 2"/>
+    <w:lsdException w:name="Light List Accent 2"/>
+    <w:lsdException w:name="Light Grid Accent 2"/>
+    <w:lsdException w:name="Medium Shading 1 Accent 2"/>
+    <w:lsdException w:name="Medium Shading 2 Accent 2"/>
+    <w:lsdException w:name="Medium List 1 Accent 2"/>
+    <w:lsdException w:name="Medium List 2 Accent 2"/>
+    <w:lsdException w:name="Medium Grid 1 Accent 2"/>
+    <w:lsdException w:name="Medium Grid 2 Accent 2"/>
+    <w:lsdException w:name="Medium Grid 3 Accent 2"/>
+    <w:lsdException w:name="Dark List Accent 2"/>
+    <w:lsdException w:name="Colorful Shading Accent 2"/>
+    <w:lsdException w:name="Colorful List Accent 2"/>
+    <w:lsdException w:name="Colorful Grid Accent 2"/>
+    <w:lsdException w:name="Light Shading Accent 3"/>
+    <w:lsdException w:name="Light List Accent 3"/>
+    <w:lsdException w:name="Light Grid Accent 3"/>
+    <w:lsdException w:name="Medium Shading 1 Accent 3"/>
+    <w:lsdException w:name="Medium Shading 2 Accent 3"/>
+    <w:lsdException w:name="Medium List 1 Accent 3"/>
+    <w:lsdException w:name="Medium List 2 Accent 3"/>
+    <w:lsdException w:name="Medium Grid 1 Accent 3"/>
+    <w:lsdException w:name="Medium Grid 2 Accent 3"/>
+    <w:lsdException w:name="Medium Grid 3 Accent 3"/>
+    <w:lsdException w:name="Dark List Accent 3"/>
+    <w:lsdException w:name="Colorful Shading Accent 3"/>
+    <w:lsdException w:name="Colorful List Accent 3"/>
+    <w:lsdException w:name="Colorful Grid Accent 3"/>
+    <w:lsdException w:name="Light Shading Accent 4"/>
+    <w:lsdException w:name="Light List Accent 4"/>
+    <w:lsdException w:name="Light Grid Accent 4"/>
+    <w:lsdException w:name="Medium Shading 1 Accent 4"/>
+    <w:lsdException w:name="Medium Shading 2 Accent 4"/>
+    <w:lsdException w:name="Medium List 1 Accent 4"/>
+    <w:lsdException w:name="Medium List 2 Accent 4"/>
+    <w:lsdException w:name="Medium Grid 1 Accent 4"/>
+    <w:lsdException w:name="Medium Grid 2 Accent 4"/>
+    <w:lsdException w:name="Medium Grid 3 Accent 4"/>
+    <w:lsdException w:name="Dark List Accent 4"/>
+    <w:lsdException w:name="Colorful Shading Accent 4"/>
+    <w:lsdException w:name="Colorful List Accent 4"/>
+    <w:lsdException w:name="Colorful Grid Accent 4"/>
+    <w:lsdException w:name="Light Shading Accent 5"/>
+    <w:lsdException w:name="Light List Accent 5"/>
+    <w:lsdException w:name="Light Grid Accent 5"/>
+    <w:lsdException w:name="Medium Shading 1 Accent 5"/>
+    <w:lsdException w:name="Medium Shading 2 Accent 5"/>
+    <w:lsdException w:name="Medium List 1 Accent 5"/>
+    <w:lsdException w:name="Medium List 2 Accent 5"/>
+    <w:lsdException w:name="Medium Grid 1 Accent 5"/>
+    <w:lsdException w:name="Medium Grid 2 Accent 5"/>
+    <w:lsdException w:name="Medium Grid 3 Accent 5"/>
+    <w:lsdException w:name="Dark List Accent 5"/>
+    <w:lsdException w:name="Colorful Shading Accent 5"/>
+    <w:lsdException w:name="Colorful List Accent 5"/>
+    <w:lsdException w:name="Colorful Grid Accent 5"/>
+    <w:lsdException w:name="Light Shading Accent 6"/>
+    <w:lsdException w:name="Light List Accent 6"/>
+    <w:lsdException w:name="Light Grid Accent 6"/>
+    <w:lsdException w:name="Medium Shading 1 Accent 6"/>
+    <w:lsdException w:name="Medium Shading 2 Accent 6"/>
+    <w:lsdException w:name="Medium List 1 Accent 6"/>
+    <w:lsdException w:name="Medium List 2 Accent 6"/>
+    <w:lsdException w:name="Medium Grid 1 Accent 6"/>
+    <w:lsdException w:name="Medium Grid 2 Accent 6"/>
+    <w:lsdException w:name="Medium Grid 3 Accent 6"/>
+    <w:lsdException w:name="Dark List Accent 6"/>
+    <w:lsdException w:name="Colorful Shading Accent 6"/>
+    <w:lsdException w:name="Colorful List Accent 6"/>
+    <w:lsdException w:name="Colorful Grid Accent 6"/>
+    <w:lsdException w:name="Subtle Emphasis" w:uiPriority="19" w:qFormat="1"/>
+    <w:lsdException w:name="Intense Emphasis" w:uiPriority="21" w:qFormat="1"/>
+    <w:lsdException w:name="Subtle Reference" w:uiPriority="31" w:qFormat="1"/>
+    <w:lsdException w:name="Intense Reference" w:uiPriority="32" w:qFormat="1"/>
+    <w:lsdException w:name="Book Title" w:uiPriority="33" w:qFormat="1"/>
+    <w:lsdException w:name="Bibliography" w:semiHidden="1" w:uiPriority="37" w:unhideWhenUsed="1"/>
+    <w:lsdException w:name="TOC Heading" w:semiHidden="1" w:uiPriority="39" w:unhideWhenUsed="1" w:qFormat="1"/>
+    <w:lsdException w:name="Plain Table 1" w:uiPriority="41"/>
+    <w:lsdException w:name="Plain Table 2" w:uiPriority="42"/>
+    <w:lsdException w:name="Plain Table 3" w:uiPriority="43"/>
+    <w:lsdException w:name="Plain Table 4" w:uiPriority="44"/>
+    <w:lsdException w:name="Plain Table 5" w:uiPriority="45"/>
+    <w:lsdException w:name="Grid Table Light" w:uiPriority="40"/>
+    <w:lsdException w:name="Grid Table 1 Light" w:uiPriority="46"/>
+    <w:lsdException w:name="Grid Table 2" w:uiPriority="47"/>
+    <w:lsdException w:name="Grid Table 3" w:uiPriority="48"/>
+    <w:lsdException w:name="Grid Table 4" w:uiPriority="49"/>
+    <w:lsdException w:name="Grid Table 5 Dark" w:uiPriority="50"/>
+    <w:lsdException w:name="Grid Table 6 Colorful" w:uiPriority="51"/>
+    <w:lsdException w:name="Grid Table 7 Colorful" w:uiPriority="52"/>
+    <w:lsdException w:name="Grid Table 1 Light Accent 1" w:uiPriority="46"/>
+    <w:lsdException w:name="Grid Table 2 Accent 1" w:uiPriority="47"/>
+    <w:lsdException w:name="Grid Table 3 Accent 1" w:uiPriority="48"/>
+    <w:lsdException w:name="Grid Table 4 Accent 1" w:uiPriority="49"/>
+    <w:lsdException w:name="Grid Table 5 Dark Accent 1" w:uiPriority="50"/>
+    <w:lsdException w:name="Grid Table 6 Colorful Accent 1" w:uiPriority="51"/>
+    <w:lsdException w:name="Grid Table 7 Colorful Accent 1" w:uiPriority="52"/>
+    <w:lsdException w:name="Grid Table 1 Light Accent 2" w:uiPriority="46"/>
+    <w:lsdException w:name="Grid Table 2 Accent 2" w:uiPriority="47"/>
+    <w:lsdException w:name="Grid Table 3 Accent 2" w:uiPriority="48"/>
+    <w:lsdException w:name="Grid Table 4 Accent 2" w:uiPriority="49"/>
+    <w:lsdException w:name="Grid Table 5 Dark Accent 2" w:uiPriority="50"/>
+    <w:lsdException w:name="Grid Table 6 Colorful Accent 2" w:uiPriority="51"/>
+    <w:lsdException w:name="Grid Table 7 Colorful Accent 2" w:uiPriority="52"/>
+    <w:lsdException w:name="Grid Table 1 Light Accent 3" w:uiPriority="46"/>
+    <w:lsdException w:name="Grid Table 2 Accent 3" w:uiPriority="47"/>
+    <w:lsdException w:name="Grid Table 3 Accent 3" w:uiPriority="48"/>
+    <w:lsdException w:name="Grid Table 4 Accent 3" w:uiPriority="49"/>
+    <w:lsdException w:name="Grid Table 5 Dark Accent 3" w:uiPriority="50"/>
+    <w:lsdException w:name="Grid Table 6 Colorful Accent 3" w:uiPriority="51"/>
+    <w:lsdException w:name="Grid Table 7 Colorful Accent 3" w:uiPriority="52"/>
+    <w:lsdException w:name="Grid Table 1 Light Accent 4" w:uiPriority="46"/>
+    <w:lsdException w:name="Grid Table 2 Accent 4" w:uiPriority="47"/>
+    <w:lsdException w:name="Grid Table 3 Accent 4" w:uiPriority="48"/>
+    <w:lsdException w:name="Grid Table 4 Accent 4" w:uiPriority="49"/>
+    <w:lsdException w:name="Grid Table 5 Dark Accent 4" w:uiPriority="50"/>
+    <w:lsdException w:name="Grid Table 6 Colorful Accent 4" w:uiPriority="51"/>
+    <w:lsdException w:name="Grid Table 7 Colorful Accent 4" w:uiPriority="52"/>
+    <w:lsdException w:name="Grid Table 1 Light Accent 5" w:uiPriority="46"/>
+    <w:lsdException w:name="Grid Table 2 Accent 5" w:uiPriority="47"/>
+    <w:lsdException w:name="Grid Table 3 Accent 5" w:uiPriority="48"/>
+    <w:lsdException w:name="Grid Table 4 Accent 5" w:uiPriority="49"/>
+    <w:lsdException w:name="Grid Table 5 Dark Accent 5" w:uiPriority="50"/>
+    <w:lsdException w:name="Grid Table 6 Colorful Accent 5" w:uiPriority="51"/>
+    <w:lsdException w:name="Grid Table 7 Colorful Accent 5" w:uiPriority="52"/>
+    <w:lsdException w:name="Grid Table 1 Light Accent 6" w:uiPriority="46"/>
+    <w:lsdException w:name="Grid Table 2 Accent 6" w:uiPriority="47"/>
+    <w:lsdException w:name="Grid Table 3 Accent 6" w:uiPriority="48"/>
+    <w:lsdException w:name="Grid Table 4 Accent 6" w:uiPriority="49"/>
+    <w:lsdException w:name="Grid Table 5 Dark Accent 6" w:uiPriority="50"/>
+    <w:lsdException w:name="Grid Table 6 Colorful Accent 6" w:uiPriority="51"/>
+    <w:lsdException w:name="Grid Table 7 Colorful Accent 6" w:uiPriority="52"/>
+    <w:lsdException w:name="List Table 1 Light" w:uiPriority="46"/>
+    <w:lsdException w:name="List Table 2" w:uiPriority="47"/>
+    <w:lsdException w:name="List Table 3" w:uiPriority="48"/>
+    <w:lsdException w:name="List Table 4" w:uiPriority="49"/>
+    <w:lsdException w:name="List Table 5 Dark" w:uiPriority="50"/>
+    <w:lsdException w:name="List Table 6 Colorful" w:uiPriority="51"/>
+    <w:lsdException w:name="List Table 7 Colorful" w:uiPriority="52"/>
+    <w:lsdException w:name="List Table 1 Light Accent 1" w:uiPriority="46"/>
+    <w:lsdException w:name="List Table 2 Accent 1" w:uiPriority="47"/>
+    <w:lsdException w:name="List Table 3 Accent 1" w:uiPriority="48"/>
+    <w:lsdException w:name="List Table 4 Accent 1" w:uiPriority="49"/>
+    <w:lsdException w:name="List Table 5 Dark Accent 1" w:uiPriority="50"/>
+    <w:lsdException w:name="List Table 6 Colorful Accent 1" w:uiPriority="51"/>
+    <w:lsdException w:name="List Table 7 Colorful Accent 1" w:uiPriority="52"/>
+    <w:lsdException w:name="List Table 1 Light Accent 2" w:uiPriority="46"/>
+    <w:lsdException w:name="List Table 2 Accent 2" w:uiPriority="47"/>
+    <w:lsdException w:name="List Table 3 Accent 2" w:uiPriority="48"/>
+    <w:lsdException w:name="List Table 4 Accent 2" w:uiPriority="49"/>
+    <w:lsdException w:name="List Table 5 Dark Accent 2" w:uiPriority="50"/>
+    <w:lsdException w:name="List Table 6 Colorful Accent 2" w:uiPriority="51"/>
+    <w:lsdException w:name="List Table 7 Colorful Accent 2" w:uiPriority="52"/>
+    <w:lsdException w:name="List Table 1 Light Accent 3" w:uiPriority="46"/>
+    <w:lsdException w:name="List Table 2 Accent 3" w:uiPriority="47"/>
+    <w:lsdException w:name="List Table 3 Accent 3" w:uiPriority="48"/>
+    <w:lsdException w:name="List Table 4 Accent 3" w:uiPriority="49"/>
+    <w:lsdException w:name="List Table 5 Dark Accent 3" w:uiPriority="50"/>
+    <w:lsdException w:name="List Table 6 Colorful Accent 3" w:uiPriority="51"/>
+    <w:lsdException w:name="List Table 7 Colorful Accent 3" w:uiPriority="52"/>
+    <w:lsdException w:name="List Table 1 Light Accent 4" w:uiPriority="46"/>
+    <w:lsdException w:name="List Table 2 Accent 4" w:uiPriority="47"/>
+    <w:lsdException w:name="List Table 3 Accent 4" w:uiPriority="48"/>
+    <w:lsdException w:name="List Table 4 Accent 4" w:uiPriority="49"/>
+    <w:lsdException w:name="List Table 5 Dark Accent 4" w:uiPriority="50"/>
+    <w:lsdException w:name="List Table 6 Colorful Accent 4" w:uiPriority="51"/>
+    <w:lsdException w:name="List Table 7 Colorful Accent 4" w:uiPriority="52"/>
+    <w:lsdException w:name="List Table 1 Light Accent 5" w:uiPriority="46"/>
+    <w:lsdException w:name="List Table 2 Accent 5" w:uiPriority="47"/>
+    <w:lsdException w:name="List Table 3 Accent 5" w:uiPriority="48"/>
+    <w:lsdException w:name="List Table 4 Accent 5" w:uiPriority="49"/>
+    <w:lsdException w:name="List Table 5 Dark Accent 5" w:uiPriority="50"/>
+    <w:lsdException w:name="List Table 6 Colorful Accent 5" w:uiPriority="51"/>
+    <w:lsdException w:name="List Table 7 Colorful Accent 5" w:uiPriority="52"/>
+    <w:lsdException w:name="List Table 1 Light Accent 6" w:uiPriority="46"/>
+    <w:lsdException w:name="List Table 2 Accent 6" w:uiPriority="47"/>
+    <w:lsdException w:name="List Table 3 Accent 6" w:uiPriority="48"/>
+    <w:lsdException w:name="List Table 4 Accent 6" w:uiPriority="49"/>
+    <w:lsdException w:name="List Table 5 Dark Accent 6" w:uiPriority="50"/>
+    <w:lsdException w:name="List Table 6 Colorful Accent 6" w:uiPriority="51"/>
+    <w:lsdException w:name="List Table 7 Colorful Accent 6" w:uiPriority="52"/>
+    <w:lsdException w:name="Mention" w:semiHidden="1" w:unhideWhenUsed="1"/>
+    <w:lsdException w:name="Smart Hyperlink" w:semiHidden="1" w:unhideWhenUsed="1"/>
+    <w:lsdException w:name="Hashtag" w:semiHidden="1" w:unhideWhenUsed="1"/>
+    <w:lsdException w:name="Unresolved Mention" w:semiHidden="1" w:unhideWhenUsed="1"/>
   </w:latentStyles>
-  <w:style w:type="paragraph" w:default="1" w:styleId="1">
+  <w:style w:type="paragraph" w:default="1" w:styleId="a">
     <w:name w:val="Normal"/>
     <w:qFormat/>
-    <w:uiPriority w:val="0"/>
     <w:pPr>
       <w:spacing w:after="160" w:line="259" w:lineRule="auto"/>
     </w:pPr>
     <w:rPr>
-      <w:rFonts w:asciiTheme="minorHAnsi" w:hAnsiTheme="minorHAnsi" w:eastAsiaTheme="minorHAnsi" w:cstheme="minorBidi"/>
+      <w:rFonts w:asciiTheme="minorHAnsi" w:eastAsiaTheme="minorHAnsi" w:hAnsiTheme="minorHAnsi" w:cstheme="minorBidi"/>
       <w:sz w:val="22"/>
       <w:szCs w:val="22"/>
-      <w:lang w:val="ru-RU" w:eastAsia="en-US" w:bidi="ar-SA"/>
+      <w:lang w:eastAsia="en-US"/>
     </w:rPr>
   </w:style>
-  <w:style w:type="paragraph" w:styleId="2">
+  <w:style w:type="paragraph" w:styleId="1">
     <w:name w:val="heading 1"/>
-    <w:basedOn w:val="1"/>
-    <w:next w:val="1"/>
-    <w:link w:val="8"/>
+    <w:basedOn w:val="a"/>
+    <w:next w:val="a"/>
+    <w:link w:val="10"/>
+    <w:uiPriority w:val="9"/>
     <w:qFormat/>
-    <w:uiPriority w:val="9"/>
     <w:pPr>
       <w:keepNext/>
       <w:keepLines/>
@@ -4967,21 +4885,21 @@
       <w:outlineLvl w:val="0"/>
     </w:pPr>
     <w:rPr>
-      <w:rFonts w:asciiTheme="majorHAnsi" w:hAnsiTheme="majorHAnsi" w:eastAsiaTheme="majorEastAsia" w:cstheme="majorBidi"/>
-      <w:color w:val="2F5597" w:themeColor="accent1" w:themeShade="BF"/>
+      <w:rFonts w:asciiTheme="majorHAnsi" w:eastAsiaTheme="majorEastAsia" w:hAnsiTheme="majorHAnsi" w:cstheme="majorBidi"/>
+      <w:color w:val="2F5496" w:themeColor="accent1" w:themeShade="BF"/>
       <w:sz w:val="32"/>
       <w:szCs w:val="32"/>
     </w:rPr>
   </w:style>
-  <w:style w:type="paragraph" w:styleId="3">
+  <w:style w:type="paragraph" w:styleId="2">
     <w:name w:val="heading 2"/>
-    <w:basedOn w:val="1"/>
-    <w:next w:val="1"/>
-    <w:link w:val="11"/>
+    <w:basedOn w:val="a"/>
+    <w:next w:val="a"/>
+    <w:link w:val="20"/>
+    <w:uiPriority w:val="9"/>
     <w:semiHidden/>
     <w:unhideWhenUsed/>
     <w:qFormat/>
-    <w:uiPriority w:val="9"/>
     <w:pPr>
       <w:keepNext/>
       <w:keepLines/>
@@ -4989,25 +4907,47 @@
       <w:outlineLvl w:val="1"/>
     </w:pPr>
     <w:rPr>
-      <w:rFonts w:asciiTheme="majorHAnsi" w:hAnsiTheme="majorHAnsi" w:eastAsiaTheme="majorEastAsia" w:cstheme="majorBidi"/>
-      <w:color w:val="2F5597" w:themeColor="accent1" w:themeShade="BF"/>
+      <w:rFonts w:asciiTheme="majorHAnsi" w:eastAsiaTheme="majorEastAsia" w:hAnsiTheme="majorHAnsi" w:cstheme="majorBidi"/>
+      <w:color w:val="2F5496" w:themeColor="accent1" w:themeShade="BF"/>
       <w:sz w:val="26"/>
       <w:szCs w:val="26"/>
     </w:rPr>
   </w:style>
-  <w:style w:type="character" w:default="1" w:styleId="4">
-    <w:name w:val="Default Paragraph Font"/>
-    <w:semiHidden/>
-    <w:unhideWhenUsed/>
-    <w:uiPriority w:val="1"/>
-  </w:style>
-  <w:style w:type="table" w:default="1" w:styleId="5">
-    <w:name w:val="Normal Table"/>
+  <w:style w:type="paragraph" w:styleId="3">
+    <w:name w:val="heading 3"/>
+    <w:basedOn w:val="a"/>
+    <w:next w:val="a"/>
+    <w:link w:val="30"/>
+    <w:uiPriority w:val="9"/>
     <w:semiHidden/>
     <w:unhideWhenUsed/>
     <w:qFormat/>
+    <w:rsid w:val="00E220F0"/>
+    <w:pPr>
+      <w:keepNext/>
+      <w:keepLines/>
+      <w:spacing w:before="40" w:after="0"/>
+      <w:outlineLvl w:val="2"/>
+    </w:pPr>
+    <w:rPr>
+      <w:rFonts w:asciiTheme="majorHAnsi" w:eastAsiaTheme="majorEastAsia" w:hAnsiTheme="majorHAnsi" w:cstheme="majorBidi"/>
+      <w:color w:val="1F3763" w:themeColor="accent1" w:themeShade="7F"/>
+      <w:sz w:val="24"/>
+      <w:szCs w:val="24"/>
+    </w:rPr>
+  </w:style>
+  <w:style w:type="character" w:default="1" w:styleId="a0">
+    <w:name w:val="Default Paragraph Font"/>
+    <w:uiPriority w:val="1"/>
+    <w:unhideWhenUsed/>
+  </w:style>
+  <w:style w:type="table" w:default="1" w:styleId="a1">
+    <w:name w:val="Normal Table"/>
     <w:uiPriority w:val="99"/>
+    <w:semiHidden/>
+    <w:unhideWhenUsed/>
     <w:tblPr>
+      <w:tblInd w:w="0" w:type="dxa"/>
       <w:tblCellMar>
         <w:top w:w="0" w:type="dxa"/>
         <w:left w:w="108" w:type="dxa"/>
@@ -5016,14 +4956,20 @@
       </w:tblCellMar>
     </w:tblPr>
   </w:style>
-  <w:style w:type="paragraph" w:styleId="6">
+  <w:style w:type="numbering" w:default="1" w:styleId="a2">
+    <w:name w:val="No List"/>
+    <w:uiPriority w:val="99"/>
+    <w:semiHidden/>
+    <w:unhideWhenUsed/>
+  </w:style>
+  <w:style w:type="paragraph" w:styleId="HTML">
     <w:name w:val="HTML Preformatted"/>
-    <w:basedOn w:val="1"/>
-    <w:link w:val="10"/>
+    <w:basedOn w:val="a"/>
+    <w:link w:val="HTML0"/>
+    <w:uiPriority w:val="99"/>
     <w:semiHidden/>
     <w:unhideWhenUsed/>
     <w:qFormat/>
-    <w:uiPriority w:val="99"/>
     <w:pPr>
       <w:tabs>
         <w:tab w:val="left" w:pos="916"/>
@@ -5046,102 +4992,110 @@
       <w:spacing w:after="0" w:line="240" w:lineRule="auto"/>
     </w:pPr>
     <w:rPr>
-      <w:rFonts w:ascii="Courier New" w:hAnsi="Courier New" w:eastAsia="Times New Roman" w:cs="Courier New"/>
+      <w:rFonts w:ascii="Courier New" w:eastAsia="Times New Roman" w:hAnsi="Courier New" w:cs="Courier New"/>
       <w:sz w:val="20"/>
       <w:szCs w:val="20"/>
       <w:lang w:eastAsia="ru-RU"/>
     </w:rPr>
   </w:style>
-  <w:style w:type="table" w:styleId="7">
+  <w:style w:type="table" w:styleId="a3">
     <w:name w:val="Table Grid"/>
-    <w:basedOn w:val="5"/>
+    <w:basedOn w:val="a1"/>
+    <w:uiPriority w:val="39"/>
     <w:qFormat/>
-    <w:uiPriority w:val="39"/>
-    <w:pPr>
-      <w:spacing w:after="0" w:line="240" w:lineRule="auto"/>
-    </w:pPr>
     <w:tblPr>
       <w:tblBorders>
-        <w:top w:val="single" w:color="auto" w:sz="4" w:space="0"/>
-        <w:left w:val="single" w:color="auto" w:sz="4" w:space="0"/>
-        <w:bottom w:val="single" w:color="auto" w:sz="4" w:space="0"/>
-        <w:right w:val="single" w:color="auto" w:sz="4" w:space="0"/>
-        <w:insideH w:val="single" w:color="auto" w:sz="4" w:space="0"/>
-        <w:insideV w:val="single" w:color="auto" w:sz="4" w:space="0"/>
+        <w:top w:val="single" w:sz="4" w:space="0" w:color="auto"/>
+        <w:left w:val="single" w:sz="4" w:space="0" w:color="auto"/>
+        <w:bottom w:val="single" w:sz="4" w:space="0" w:color="auto"/>
+        <w:right w:val="single" w:sz="4" w:space="0" w:color="auto"/>
+        <w:insideH w:val="single" w:sz="4" w:space="0" w:color="auto"/>
+        <w:insideV w:val="single" w:sz="4" w:space="0" w:color="auto"/>
       </w:tblBorders>
     </w:tblPr>
   </w:style>
-  <w:style w:type="character" w:customStyle="1" w:styleId="8">
+  <w:style w:type="character" w:customStyle="1" w:styleId="10">
     <w:name w:val="Заголовок 1 Знак"/>
-    <w:basedOn w:val="4"/>
-    <w:link w:val="2"/>
+    <w:basedOn w:val="a0"/>
+    <w:link w:val="1"/>
     <w:uiPriority w:val="9"/>
     <w:rPr>
-      <w:rFonts w:asciiTheme="majorHAnsi" w:hAnsiTheme="majorHAnsi" w:eastAsiaTheme="majorEastAsia" w:cstheme="majorBidi"/>
-      <w:color w:val="2F5597" w:themeColor="accent1" w:themeShade="BF"/>
+      <w:rFonts w:asciiTheme="majorHAnsi" w:eastAsiaTheme="majorEastAsia" w:hAnsiTheme="majorHAnsi" w:cstheme="majorBidi"/>
+      <w:color w:val="2F5496" w:themeColor="accent1" w:themeShade="BF"/>
       <w:sz w:val="32"/>
       <w:szCs w:val="32"/>
     </w:rPr>
   </w:style>
-  <w:style w:type="paragraph" w:styleId="9">
+  <w:style w:type="paragraph" w:styleId="a4">
     <w:name w:val="List Paragraph"/>
-    <w:basedOn w:val="1"/>
+    <w:basedOn w:val="a"/>
+    <w:uiPriority w:val="34"/>
     <w:qFormat/>
-    <w:uiPriority w:val="34"/>
     <w:pPr>
       <w:ind w:left="720"/>
       <w:contextualSpacing/>
     </w:pPr>
   </w:style>
-  <w:style w:type="character" w:customStyle="1" w:styleId="10">
+  <w:style w:type="character" w:customStyle="1" w:styleId="HTML0">
     <w:name w:val="Стандартный HTML Знак"/>
-    <w:basedOn w:val="4"/>
-    <w:link w:val="6"/>
+    <w:basedOn w:val="a0"/>
+    <w:link w:val="HTML"/>
+    <w:uiPriority w:val="99"/>
     <w:semiHidden/>
     <w:qFormat/>
-    <w:uiPriority w:val="99"/>
     <w:rPr>
-      <w:rFonts w:ascii="Courier New" w:hAnsi="Courier New" w:eastAsia="Times New Roman" w:cs="Courier New"/>
+      <w:rFonts w:ascii="Courier New" w:eastAsia="Times New Roman" w:hAnsi="Courier New" w:cs="Courier New"/>
       <w:sz w:val="20"/>
       <w:szCs w:val="20"/>
       <w:lang w:eastAsia="ru-RU"/>
     </w:rPr>
   </w:style>
-  <w:style w:type="character" w:customStyle="1" w:styleId="11">
+  <w:style w:type="character" w:customStyle="1" w:styleId="20">
     <w:name w:val="Заголовок 2 Знак"/>
-    <w:basedOn w:val="4"/>
-    <w:link w:val="3"/>
+    <w:basedOn w:val="a0"/>
+    <w:link w:val="2"/>
+    <w:uiPriority w:val="9"/>
     <w:semiHidden/>
     <w:qFormat/>
-    <w:uiPriority w:val="9"/>
     <w:rPr>
-      <w:rFonts w:asciiTheme="majorHAnsi" w:hAnsiTheme="majorHAnsi" w:eastAsiaTheme="majorEastAsia" w:cstheme="majorBidi"/>
-      <w:color w:val="2F5597" w:themeColor="accent1" w:themeShade="BF"/>
+      <w:rFonts w:asciiTheme="majorHAnsi" w:eastAsiaTheme="majorEastAsia" w:hAnsiTheme="majorHAnsi" w:cstheme="majorBidi"/>
+      <w:color w:val="2F5496" w:themeColor="accent1" w:themeShade="BF"/>
       <w:sz w:val="26"/>
       <w:szCs w:val="26"/>
     </w:rPr>
   </w:style>
-  <w:style w:type="paragraph" w:customStyle="1" w:styleId="12">
+  <w:style w:type="paragraph" w:customStyle="1" w:styleId="Standard">
     <w:name w:val="Standard"/>
     <w:qFormat/>
-    <w:uiPriority w:val="0"/>
     <w:pPr>
       <w:suppressAutoHyphens/>
       <w:overflowPunct w:val="0"/>
       <w:autoSpaceDE w:val="0"/>
       <w:autoSpaceDN w:val="0"/>
-      <w:spacing w:after="0" w:line="240" w:lineRule="auto"/>
       <w:jc w:val="both"/>
       <w:textAlignment w:val="baseline"/>
     </w:pPr>
     <w:rPr>
-      <w:rFonts w:ascii="XO Thames" w:hAnsi="XO Thames" w:eastAsia="XO Thames" w:cs="XO Thames"/>
+      <w:rFonts w:ascii="XO Thames" w:eastAsia="XO Thames" w:hAnsi="XO Thames" w:cs="XO Thames"/>
       <w:color w:val="000000"/>
       <w:kern w:val="3"/>
       <w:sz w:val="28"/>
       <w:szCs w:val="28"/>
-      <w:lang w:val="ru-RU" w:eastAsia="ru-RU" w:bidi="ar-SA"/>
-      <w14:ligatures w14:val="none"/>
+    </w:rPr>
+  </w:style>
+  <w:style w:type="character" w:customStyle="1" w:styleId="30">
+    <w:name w:val="Заголовок 3 Знак"/>
+    <w:basedOn w:val="a0"/>
+    <w:link w:val="3"/>
+    <w:uiPriority w:val="9"/>
+    <w:semiHidden/>
+    <w:rsid w:val="00E220F0"/>
+    <w:rPr>
+      <w:rFonts w:asciiTheme="majorHAnsi" w:eastAsiaTheme="majorEastAsia" w:hAnsiTheme="majorHAnsi" w:cstheme="majorBidi"/>
+      <w:color w:val="1F3763" w:themeColor="accent1" w:themeShade="7F"/>
+      <w:sz w:val="24"/>
+      <w:szCs w:val="24"/>
+      <w:lang w:eastAsia="en-US"/>
     </w:rPr>
   </w:style>
 </w:styles>
@@ -5399,6 +5353,7 @@
     </a:fmtScheme>
   </a:themeElements>
   <a:objectDefaults/>
+  <a:extraClrSchemeLst/>
 </a:theme>
 </file>
 
@@ -5407,7 +5362,9 @@
 </file>
 
 <file path=customXml/itemProps1.xml><?xml version="1.0" encoding="utf-8"?>
-<ds:datastoreItem xmlns:ds="http://schemas.openxmlformats.org/officeDocument/2006/customXml" ds:itemID="{259EF55C-B29C-4ED8-93D3-FB6BECAE0C39}">
-  <ds:schemaRefs/>
+<ds:datastoreItem xmlns:ds="http://schemas.openxmlformats.org/officeDocument/2006/customXml" ds:itemID="{CC3A0B68-C083-4883-9C73-C51642DF762D}">
+  <ds:schemaRefs>
+    <ds:schemaRef ds:uri="http://schemas.openxmlformats.org/officeDocument/2006/bibliography"/>
+  </ds:schemaRefs>
 </ds:datastoreItem>
 </file>
--- a/уп 0104.docx
+++ b/уп 0104.docx
@@ -2641,36 +2641,48 @@
         <w:jc w:val="both"/>
         <w:rPr>
           <w:rFonts w:ascii="Times New Roman" w:hAnsi="Times New Roman" w:cs="Times New Roman"/>
+          <w:sz w:val="24"/>
+          <w:szCs w:val="24"/>
+        </w:rPr>
+      </w:pPr>
+      <w:r>
+        <w:rPr>
+          <w:rFonts w:ascii="Times New Roman" w:hAnsi="Times New Roman" w:cs="Times New Roman"/>
+          <w:sz w:val="24"/>
+          <w:szCs w:val="24"/>
+        </w:rPr>
+        <w:t>Используйте предложенные шаблоны оценочных листов и чек-листы для проверки практических работ как основу для составления</w:t>
+      </w:r>
+      <w:r>
+        <w:rPr>
+          <w:rFonts w:ascii="Times New Roman" w:hAnsi="Times New Roman" w:cs="Times New Roman"/>
+          <w:sz w:val="24"/>
+          <w:szCs w:val="24"/>
+        </w:rPr>
+        <w:t xml:space="preserve"> ваших собственных методических материалов. Вы можете адаптировать формы контроля под особенности вашей учебной группы и доступные технические средства (от традиционной меловой доски до современных систем электронного обучения). Внедрение модульного принци</w:t>
+      </w:r>
+      <w:r>
+        <w:rPr>
+          <w:rFonts w:ascii="Times New Roman" w:hAnsi="Times New Roman" w:cs="Times New Roman"/>
+          <w:sz w:val="24"/>
+          <w:szCs w:val="24"/>
+        </w:rPr>
+        <w:t>па проверки, описанного в руководстве, превратит контроль знаний из формальной процедуры в эффективный инструмент управления учебным процессом.</w:t>
+      </w:r>
+    </w:p>
+    <w:p>
+      <w:pPr>
+        <w:jc w:val="both"/>
+        <w:rPr>
+          <w:rFonts w:ascii="Times New Roman" w:hAnsi="Times New Roman" w:cs="Times New Roman"/>
           <w:b/>
           <w:bCs/>
           <w:sz w:val="24"/>
           <w:szCs w:val="24"/>
         </w:rPr>
       </w:pPr>
-      <w:r>
-        <w:rPr>
-          <w:rFonts w:ascii="Times New Roman" w:hAnsi="Times New Roman" w:cs="Times New Roman"/>
-          <w:sz w:val="24"/>
-          <w:szCs w:val="24"/>
-        </w:rPr>
-        <w:t>Используйте предложенные шаблоны оценочных листов и чек-листы для проверки практических работ как основу для составления</w:t>
-      </w:r>
-      <w:r>
-        <w:rPr>
-          <w:rFonts w:ascii="Times New Roman" w:hAnsi="Times New Roman" w:cs="Times New Roman"/>
-          <w:sz w:val="24"/>
-          <w:szCs w:val="24"/>
-        </w:rPr>
-        <w:t xml:space="preserve"> ваших собственных методических материалов. Вы можете адаптировать формы контроля под особенности вашей учебной группы и доступные технические средства (от традиционной меловой доски до современных систем электронного обучения). Внедрение модульного принци</w:t>
-      </w:r>
-      <w:r>
-        <w:rPr>
-          <w:rFonts w:ascii="Times New Roman" w:hAnsi="Times New Roman" w:cs="Times New Roman"/>
-          <w:sz w:val="24"/>
-          <w:szCs w:val="24"/>
-        </w:rPr>
-        <w:t>па проверки, описанного в руководстве, превратит контроль знаний из формальной процедуры в эффективный инструмент управления учебным процессом.</w:t>
-      </w:r>
+      <w:bookmarkStart w:id="0" w:name="_GoBack"/>
+      <w:bookmarkEnd w:id="0"/>
     </w:p>
     <w:p>
       <w:pPr>
@@ -2804,6 +2816,273 @@
         <w:t>4.Наличие и качество файла справки (понятное описание работы, пример, действия при ошибках).</w:t>
       </w:r>
     </w:p>
+    <w:tbl>
+      <w:tblPr>
+        <w:tblStyle w:val="a3"/>
+        <w:tblpPr w:leftFromText="180" w:rightFromText="180" w:vertAnchor="text" w:horzAnchor="margin" w:tblpXSpec="center" w:tblpY="479"/>
+        <w:tblW w:w="0" w:type="auto"/>
+        <w:tblLook w:val="04A0" w:firstRow="1" w:lastRow="0" w:firstColumn="1" w:lastColumn="0" w:noHBand="0" w:noVBand="1"/>
+      </w:tblPr>
+      <w:tblGrid>
+        <w:gridCol w:w="2689"/>
+        <w:gridCol w:w="2838"/>
+      </w:tblGrid>
+      <w:tr>
+        <w:trPr>
+          <w:trHeight w:val="268"/>
+        </w:trPr>
+        <w:tc>
+          <w:tcPr>
+            <w:tcW w:w="2689" w:type="dxa"/>
+          </w:tcPr>
+          <w:p>
+            <w:pPr>
+              <w:spacing w:after="0" w:line="240" w:lineRule="auto"/>
+              <w:rPr>
+                <w:rFonts w:ascii="Times New Roman" w:hAnsi="Times New Roman" w:cs="Times New Roman"/>
+                <w:sz w:val="24"/>
+                <w:szCs w:val="24"/>
+              </w:rPr>
+            </w:pPr>
+            <w:r>
+              <w:rPr>
+                <w:rFonts w:ascii="Times New Roman" w:hAnsi="Times New Roman" w:cs="Times New Roman"/>
+                <w:sz w:val="24"/>
+                <w:szCs w:val="24"/>
+              </w:rPr>
+              <w:t>Процент выполнения</w:t>
+            </w:r>
+          </w:p>
+        </w:tc>
+        <w:tc>
+          <w:tcPr>
+            <w:tcW w:w="2838" w:type="dxa"/>
+          </w:tcPr>
+          <w:p>
+            <w:pPr>
+              <w:spacing w:after="0" w:line="240" w:lineRule="auto"/>
+              <w:rPr>
+                <w:rFonts w:ascii="Times New Roman" w:hAnsi="Times New Roman" w:cs="Times New Roman"/>
+                <w:sz w:val="24"/>
+                <w:szCs w:val="24"/>
+              </w:rPr>
+            </w:pPr>
+            <w:r>
+              <w:rPr>
+                <w:rFonts w:ascii="Times New Roman" w:hAnsi="Times New Roman" w:cs="Times New Roman"/>
+                <w:sz w:val="24"/>
+                <w:szCs w:val="24"/>
+              </w:rPr>
+              <w:t>Традиционная оценка</w:t>
+            </w:r>
+          </w:p>
+        </w:tc>
+      </w:tr>
+      <w:tr>
+        <w:trPr>
+          <w:trHeight w:val="268"/>
+        </w:trPr>
+        <w:tc>
+          <w:tcPr>
+            <w:tcW w:w="2689" w:type="dxa"/>
+          </w:tcPr>
+          <w:p>
+            <w:pPr>
+              <w:spacing w:after="0" w:line="240" w:lineRule="auto"/>
+              <w:rPr>
+                <w:rFonts w:ascii="Times New Roman" w:hAnsi="Times New Roman" w:cs="Times New Roman"/>
+                <w:sz w:val="24"/>
+                <w:szCs w:val="24"/>
+              </w:rPr>
+            </w:pPr>
+            <w:r>
+              <w:rPr>
+                <w:rFonts w:ascii="Times New Roman" w:hAnsi="Times New Roman" w:cs="Times New Roman"/>
+                <w:sz w:val="24"/>
+                <w:szCs w:val="24"/>
+              </w:rPr>
+              <w:t>85%-100%</w:t>
+            </w:r>
+          </w:p>
+        </w:tc>
+        <w:tc>
+          <w:tcPr>
+            <w:tcW w:w="2838" w:type="dxa"/>
+          </w:tcPr>
+          <w:p>
+            <w:pPr>
+              <w:spacing w:after="0" w:line="240" w:lineRule="auto"/>
+              <w:rPr>
+                <w:rFonts w:ascii="Times New Roman" w:hAnsi="Times New Roman" w:cs="Times New Roman"/>
+                <w:sz w:val="24"/>
+                <w:szCs w:val="24"/>
+              </w:rPr>
+            </w:pPr>
+            <w:r>
+              <w:rPr>
+                <w:rFonts w:ascii="Times New Roman" w:hAnsi="Times New Roman" w:cs="Times New Roman"/>
+                <w:sz w:val="24"/>
+                <w:szCs w:val="24"/>
+              </w:rPr>
+              <w:t>5(Отлично)</w:t>
+            </w:r>
+          </w:p>
+        </w:tc>
+      </w:tr>
+      <w:tr>
+        <w:trPr>
+          <w:trHeight w:val="268"/>
+        </w:trPr>
+        <w:tc>
+          <w:tcPr>
+            <w:tcW w:w="2689" w:type="dxa"/>
+          </w:tcPr>
+          <w:p>
+            <w:pPr>
+              <w:spacing w:after="0" w:line="240" w:lineRule="auto"/>
+              <w:rPr>
+                <w:rFonts w:ascii="Times New Roman" w:hAnsi="Times New Roman" w:cs="Times New Roman"/>
+                <w:sz w:val="24"/>
+                <w:szCs w:val="24"/>
+              </w:rPr>
+            </w:pPr>
+            <w:r>
+              <w:rPr>
+                <w:rFonts w:ascii="Times New Roman" w:hAnsi="Times New Roman" w:cs="Times New Roman"/>
+                <w:sz w:val="24"/>
+                <w:szCs w:val="24"/>
+              </w:rPr>
+              <w:t>65%-84%</w:t>
+            </w:r>
+          </w:p>
+        </w:tc>
+        <w:tc>
+          <w:tcPr>
+            <w:tcW w:w="2838" w:type="dxa"/>
+          </w:tcPr>
+          <w:p>
+            <w:pPr>
+              <w:spacing w:after="0" w:line="240" w:lineRule="auto"/>
+              <w:rPr>
+                <w:rFonts w:ascii="Times New Roman" w:hAnsi="Times New Roman" w:cs="Times New Roman"/>
+                <w:sz w:val="24"/>
+                <w:szCs w:val="24"/>
+              </w:rPr>
+            </w:pPr>
+            <w:r>
+              <w:rPr>
+                <w:rFonts w:ascii="Times New Roman" w:hAnsi="Times New Roman" w:cs="Times New Roman"/>
+                <w:sz w:val="24"/>
+                <w:szCs w:val="24"/>
+              </w:rPr>
+              <w:t>4(Хорошо)</w:t>
+            </w:r>
+          </w:p>
+        </w:tc>
+      </w:tr>
+      <w:tr>
+        <w:trPr>
+          <w:trHeight w:val="252"/>
+        </w:trPr>
+        <w:tc>
+          <w:tcPr>
+            <w:tcW w:w="2689" w:type="dxa"/>
+          </w:tcPr>
+          <w:p>
+            <w:pPr>
+              <w:spacing w:after="0" w:line="240" w:lineRule="auto"/>
+              <w:rPr>
+                <w:rFonts w:ascii="Times New Roman" w:hAnsi="Times New Roman" w:cs="Times New Roman"/>
+                <w:sz w:val="24"/>
+                <w:szCs w:val="24"/>
+              </w:rPr>
+            </w:pPr>
+            <w:r>
+              <w:rPr>
+                <w:rFonts w:ascii="Times New Roman" w:hAnsi="Times New Roman" w:cs="Times New Roman"/>
+                <w:sz w:val="24"/>
+                <w:szCs w:val="24"/>
+              </w:rPr>
+              <w:t>50%-64%</w:t>
+            </w:r>
+          </w:p>
+        </w:tc>
+        <w:tc>
+          <w:tcPr>
+            <w:tcW w:w="2838" w:type="dxa"/>
+          </w:tcPr>
+          <w:p>
+            <w:pPr>
+              <w:spacing w:after="0" w:line="240" w:lineRule="auto"/>
+              <w:rPr>
+                <w:rFonts w:ascii="Times New Roman" w:hAnsi="Times New Roman" w:cs="Times New Roman"/>
+                <w:sz w:val="24"/>
+                <w:szCs w:val="24"/>
+              </w:rPr>
+            </w:pPr>
+            <w:r>
+              <w:rPr>
+                <w:rFonts w:ascii="Times New Roman" w:hAnsi="Times New Roman" w:cs="Times New Roman"/>
+                <w:sz w:val="24"/>
+                <w:szCs w:val="24"/>
+              </w:rPr>
+              <w:t>3(удовлетворительно)</w:t>
+            </w:r>
+          </w:p>
+        </w:tc>
+      </w:tr>
+      <w:tr>
+        <w:trPr>
+          <w:trHeight w:val="268"/>
+        </w:trPr>
+        <w:tc>
+          <w:tcPr>
+            <w:tcW w:w="2689" w:type="dxa"/>
+          </w:tcPr>
+          <w:p>
+            <w:pPr>
+              <w:spacing w:after="0" w:line="240" w:lineRule="auto"/>
+              <w:rPr>
+                <w:rFonts w:ascii="Times New Roman" w:hAnsi="Times New Roman" w:cs="Times New Roman"/>
+                <w:sz w:val="24"/>
+                <w:szCs w:val="24"/>
+              </w:rPr>
+            </w:pPr>
+            <w:r>
+              <w:rPr>
+                <w:rFonts w:ascii="Times New Roman" w:hAnsi="Times New Roman" w:cs="Times New Roman"/>
+                <w:sz w:val="24"/>
+                <w:szCs w:val="24"/>
+              </w:rPr>
+              <w:t>Менее 50%</w:t>
+            </w:r>
+          </w:p>
+        </w:tc>
+        <w:tc>
+          <w:tcPr>
+            <w:tcW w:w="2838" w:type="dxa"/>
+          </w:tcPr>
+          <w:p>
+            <w:pPr>
+              <w:spacing w:after="0" w:line="240" w:lineRule="auto"/>
+              <w:rPr>
+                <w:rFonts w:ascii="Times New Roman" w:hAnsi="Times New Roman" w:cs="Times New Roman"/>
+                <w:sz w:val="24"/>
+                <w:szCs w:val="24"/>
+              </w:rPr>
+            </w:pPr>
+            <w:r>
+              <w:rPr>
+                <w:rFonts w:ascii="Times New Roman" w:hAnsi="Times New Roman" w:cs="Times New Roman"/>
+                <w:sz w:val="24"/>
+                <w:szCs w:val="24"/>
+              </w:rPr>
+              <w:t>2(неудовлетворительно)</w:t>
+            </w:r>
+          </w:p>
+        </w:tc>
+      </w:tr>
+    </w:tbl>
     <w:p/>
     <w:p/>
     <w:p/>
@@ -2981,17 +3260,7 @@
           <w:sz w:val="24"/>
           <w:shd w:val="clear" w:color="auto" w:fill="FFFFFF"/>
         </w:rPr>
-        <w:t xml:space="preserve">Джон Мюллер, </w:t>
-      </w:r>
-      <w:bookmarkStart w:id="0" w:name="_GoBack"/>
-      <w:bookmarkEnd w:id="0"/>
-      <w:r>
-        <w:rPr>
-          <w:rFonts w:ascii="Times New Roman" w:hAnsi="Times New Roman" w:cs="Times New Roman"/>
-          <w:sz w:val="24"/>
-          <w:shd w:val="clear" w:color="auto" w:fill="FFFFFF"/>
-        </w:rPr>
-        <w:t xml:space="preserve">Билл </w:t>
+        <w:t xml:space="preserve">Джон Мюллер, Билл </w:t>
       </w:r>
       <w:proofErr w:type="spellStart"/>
       <w:r>
@@ -4861,6 +5130,7 @@
   <w:style w:type="paragraph" w:default="1" w:styleId="a">
     <w:name w:val="Normal"/>
     <w:qFormat/>
+    <w:rsid w:val="00512360"/>
     <w:pPr>
       <w:spacing w:after="160" w:line="259" w:lineRule="auto"/>
     </w:pPr>
@@ -5362,7 +5632,7 @@
 </file>
 
 <file path=customXml/itemProps1.xml><?xml version="1.0" encoding="utf-8"?>
-<ds:datastoreItem xmlns:ds="http://schemas.openxmlformats.org/officeDocument/2006/customXml" ds:itemID="{CC3A0B68-C083-4883-9C73-C51642DF762D}">
+<ds:datastoreItem xmlns:ds="http://schemas.openxmlformats.org/officeDocument/2006/customXml" ds:itemID="{12F149BF-3CC2-4273-A68A-06FDC382AF59}">
   <ds:schemaRefs>
     <ds:schemaRef ds:uri="http://schemas.openxmlformats.org/officeDocument/2006/bibliography"/>
   </ds:schemaRefs>

--- a/уп 0104.docx
+++ b/уп 0104.docx
@@ -239,16 +239,36 @@
           <w:sz w:val="24"/>
           <w:szCs w:val="24"/>
         </w:rPr>
-        <w:t>Работу выполнила</w:t>
-      </w:r>
-      <w:r>
-        <w:rPr>
-          <w:rFonts w:ascii="Times New Roman" w:hAnsi="Times New Roman" w:cs="Times New Roman"/>
-          <w:sz w:val="24"/>
-          <w:szCs w:val="24"/>
-        </w:rPr>
-        <w:t>:</w:t>
-      </w:r>
+        <w:t xml:space="preserve">Работу выполнила: </w:t>
+      </w:r>
+    </w:p>
+    <w:p>
+      <w:pPr>
+        <w:jc w:val="right"/>
+        <w:rPr>
+          <w:rFonts w:ascii="Times New Roman" w:hAnsi="Times New Roman" w:cs="Times New Roman"/>
+          <w:sz w:val="24"/>
+          <w:szCs w:val="24"/>
+        </w:rPr>
+      </w:pPr>
+      <w:r>
+        <w:rPr>
+          <w:rFonts w:ascii="Times New Roman" w:hAnsi="Times New Roman" w:cs="Times New Roman"/>
+          <w:sz w:val="24"/>
+          <w:szCs w:val="24"/>
+        </w:rPr>
+        <w:t>студентка группы ИС-51,</w:t>
+      </w:r>
+    </w:p>
+    <w:p>
+      <w:pPr>
+        <w:jc w:val="right"/>
+        <w:rPr>
+          <w:rFonts w:ascii="Times New Roman" w:hAnsi="Times New Roman" w:cs="Times New Roman"/>
+          <w:sz w:val="24"/>
+          <w:szCs w:val="24"/>
+        </w:rPr>
+      </w:pPr>
       <w:r>
         <w:rPr>
           <w:rFonts w:ascii="Times New Roman" w:hAnsi="Times New Roman" w:cs="Times New Roman"/>
@@ -257,6 +277,16 @@
         </w:rPr>
         <w:t xml:space="preserve"> </w:t>
       </w:r>
+      <w:proofErr w:type="spellStart"/>
+      <w:r>
+        <w:rPr>
+          <w:rFonts w:ascii="Times New Roman" w:hAnsi="Times New Roman" w:cs="Times New Roman"/>
+          <w:sz w:val="24"/>
+          <w:szCs w:val="24"/>
+        </w:rPr>
+        <w:t>Захарова.Ю.Д</w:t>
+      </w:r>
+      <w:proofErr w:type="spellEnd"/>
     </w:p>
     <w:p>
       <w:pPr>
@@ -267,38 +297,6 @@
           <w:szCs w:val="24"/>
         </w:rPr>
       </w:pPr>
-      <w:r>
-        <w:rPr>
-          <w:rFonts w:ascii="Times New Roman" w:hAnsi="Times New Roman" w:cs="Times New Roman"/>
-          <w:sz w:val="24"/>
-          <w:szCs w:val="24"/>
-        </w:rPr>
-        <w:t xml:space="preserve">студентка </w:t>
-      </w:r>
-      <w:r>
-        <w:rPr>
-          <w:rFonts w:ascii="Times New Roman" w:hAnsi="Times New Roman" w:cs="Times New Roman"/>
-          <w:sz w:val="24"/>
-          <w:szCs w:val="24"/>
-        </w:rPr>
-        <w:t>г</w:t>
-      </w:r>
-      <w:r>
-        <w:rPr>
-          <w:rFonts w:ascii="Times New Roman" w:hAnsi="Times New Roman" w:cs="Times New Roman"/>
-          <w:sz w:val="24"/>
-          <w:szCs w:val="24"/>
-        </w:rPr>
-        <w:t>руппы ИС-51</w:t>
-      </w:r>
-      <w:r>
-        <w:rPr>
-          <w:rFonts w:ascii="Times New Roman" w:hAnsi="Times New Roman" w:cs="Times New Roman"/>
-          <w:sz w:val="24"/>
-          <w:szCs w:val="24"/>
-        </w:rPr>
-        <w:t>,</w:t>
-      </w:r>
     </w:p>
     <w:p>
       <w:pPr>
@@ -309,32 +307,16 @@
           <w:szCs w:val="24"/>
         </w:rPr>
       </w:pPr>
-      <w:r>
-        <w:rPr>
-          <w:rFonts w:ascii="Times New Roman" w:hAnsi="Times New Roman" w:cs="Times New Roman"/>
-          <w:sz w:val="24"/>
-          <w:szCs w:val="24"/>
-        </w:rPr>
-        <w:t xml:space="preserve"> </w:t>
-      </w:r>
-      <w:proofErr w:type="spellStart"/>
-      <w:r>
-        <w:rPr>
-          <w:rFonts w:ascii="Times New Roman" w:hAnsi="Times New Roman" w:cs="Times New Roman"/>
-          <w:sz w:val="24"/>
-          <w:szCs w:val="24"/>
-        </w:rPr>
-        <w:t>Захарова</w:t>
-      </w:r>
-      <w:r>
-        <w:rPr>
-          <w:rFonts w:ascii="Times New Roman" w:hAnsi="Times New Roman" w:cs="Times New Roman"/>
-          <w:sz w:val="24"/>
-          <w:szCs w:val="24"/>
-        </w:rPr>
-        <w:t>.Ю.Д</w:t>
-      </w:r>
-      <w:proofErr w:type="spellEnd"/>
+    </w:p>
+    <w:p>
+      <w:pPr>
+        <w:jc w:val="both"/>
+        <w:rPr>
+          <w:rFonts w:ascii="Times New Roman" w:hAnsi="Times New Roman" w:cs="Times New Roman"/>
+          <w:sz w:val="24"/>
+          <w:szCs w:val="24"/>
+        </w:rPr>
+      </w:pPr>
     </w:p>
     <w:p>
       <w:pPr>
@@ -358,16 +340,6 @@
     </w:p>
     <w:p>
       <w:pPr>
-        <w:jc w:val="both"/>
-        <w:rPr>
-          <w:rFonts w:ascii="Times New Roman" w:hAnsi="Times New Roman" w:cs="Times New Roman"/>
-          <w:sz w:val="24"/>
-          <w:szCs w:val="24"/>
-        </w:rPr>
-      </w:pPr>
-    </w:p>
-    <w:p>
-      <w:pPr>
         <w:jc w:val="right"/>
         <w:rPr>
           <w:rFonts w:ascii="Times New Roman" w:hAnsi="Times New Roman" w:cs="Times New Roman"/>
@@ -398,26 +370,6 @@
     </w:p>
     <w:p>
       <w:pPr>
-        <w:jc w:val="right"/>
-        <w:rPr>
-          <w:rFonts w:ascii="Times New Roman" w:hAnsi="Times New Roman" w:cs="Times New Roman"/>
-          <w:sz w:val="24"/>
-          <w:szCs w:val="24"/>
-        </w:rPr>
-      </w:pPr>
-    </w:p>
-    <w:p>
-      <w:pPr>
-        <w:jc w:val="right"/>
-        <w:rPr>
-          <w:rFonts w:ascii="Times New Roman" w:hAnsi="Times New Roman" w:cs="Times New Roman"/>
-          <w:sz w:val="24"/>
-          <w:szCs w:val="24"/>
-        </w:rPr>
-      </w:pPr>
-    </w:p>
-    <w:p>
-      <w:pPr>
         <w:jc w:val="center"/>
         <w:rPr>
           <w:rFonts w:ascii="Times New Roman" w:hAnsi="Times New Roman" w:cs="Times New Roman"/>
@@ -431,15 +383,7 @@
           <w:sz w:val="24"/>
           <w:szCs w:val="24"/>
         </w:rPr>
-        <w:t>Новосибирск 2026</w:t>
-      </w:r>
-      <w:r>
-        <w:rPr>
-          <w:rFonts w:ascii="Times New Roman" w:hAnsi="Times New Roman" w:cs="Times New Roman"/>
-          <w:sz w:val="24"/>
-          <w:szCs w:val="24"/>
-        </w:rPr>
-        <w:t>-2027</w:t>
+        <w:t>Новосибирск 2026-2027</w:t>
       </w:r>
     </w:p>
     <w:p>
@@ -686,15 +630,7 @@
           <w:sz w:val="24"/>
           <w:szCs w:val="24"/>
         </w:rPr>
-        <w:t xml:space="preserve">- </w:t>
-      </w:r>
-      <w:r>
-        <w:rPr>
-          <w:rFonts w:ascii="Times New Roman" w:hAnsi="Times New Roman" w:cs="Times New Roman"/>
-          <w:sz w:val="24"/>
-          <w:szCs w:val="24"/>
-        </w:rPr>
-        <w:t>Предыдущий вопрос</w:t>
+        <w:t>- Предыдущий вопрос</w:t>
       </w:r>
     </w:p>
     <w:p>
@@ -979,14 +915,7 @@
           <w:color w:val="000000" w:themeColor="text1"/>
         </w:rPr>
         <w:lastRenderedPageBreak/>
-        <w:t>3.</w:t>
-      </w:r>
-      <w:r>
-        <w:rPr>
-          <w:rFonts w:ascii="Times New Roman" w:hAnsi="Times New Roman" w:cs="Times New Roman"/>
-          <w:color w:val="000000" w:themeColor="text1"/>
-        </w:rPr>
-        <w:t>Внутренняя спецификация программы</w:t>
+        <w:t>3.Внутренняя спецификация программы</w:t>
       </w:r>
     </w:p>
     <w:p>
@@ -1146,31 +1075,7 @@
         <w:rPr>
           <w:rFonts w:ascii="Times New Roman" w:hAnsi="Times New Roman" w:cs="Times New Roman"/>
         </w:rPr>
-        <w:t xml:space="preserve"> - </w:t>
-      </w:r>
-      <w:r>
-        <w:rPr>
-          <w:rFonts w:ascii="Times New Roman" w:hAnsi="Times New Roman" w:cs="Times New Roman"/>
-        </w:rPr>
-        <w:t>сохраняет</w:t>
-      </w:r>
-      <w:r>
-        <w:rPr>
-          <w:rFonts w:ascii="Times New Roman" w:hAnsi="Times New Roman" w:cs="Times New Roman"/>
-        </w:rPr>
-        <w:t xml:space="preserve"> кол-во</w:t>
-      </w:r>
-      <w:r>
-        <w:rPr>
-          <w:rFonts w:ascii="Times New Roman" w:hAnsi="Times New Roman" w:cs="Times New Roman"/>
-        </w:rPr>
-        <w:t xml:space="preserve"> ошиб</w:t>
-      </w:r>
-      <w:r>
-        <w:rPr>
-          <w:rFonts w:ascii="Times New Roman" w:hAnsi="Times New Roman" w:cs="Times New Roman"/>
-        </w:rPr>
-        <w:t>ок</w:t>
+        <w:t xml:space="preserve"> - сохраняет кол-во ошибок</w:t>
       </w:r>
     </w:p>
     <w:p>
@@ -1193,25 +1098,7 @@
         <w:rPr>
           <w:rFonts w:ascii="Times New Roman" w:hAnsi="Times New Roman" w:cs="Times New Roman"/>
         </w:rPr>
-        <w:t xml:space="preserve"> - </w:t>
-      </w:r>
-      <w:r>
-        <w:rPr>
-          <w:rFonts w:ascii="Times New Roman" w:hAnsi="Times New Roman" w:cs="Times New Roman"/>
-        </w:rPr>
-        <w:t>отображает</w:t>
-      </w:r>
-      <w:r>
-        <w:rPr>
-          <w:rFonts w:ascii="Times New Roman" w:hAnsi="Times New Roman" w:cs="Times New Roman"/>
-        </w:rPr>
-        <w:t xml:space="preserve"> список</w:t>
-      </w:r>
-      <w:r>
-        <w:rPr>
-          <w:rFonts w:ascii="Times New Roman" w:hAnsi="Times New Roman" w:cs="Times New Roman"/>
-        </w:rPr>
-        <w:t xml:space="preserve"> вопросов </w:t>
+        <w:t xml:space="preserve"> - отображает список вопросов </w:t>
       </w:r>
     </w:p>
     <w:p>
@@ -1235,25 +1122,7 @@
         <w:rPr>
           <w:rFonts w:ascii="Times New Roman" w:hAnsi="Times New Roman" w:cs="Times New Roman"/>
         </w:rPr>
-        <w:t xml:space="preserve"> - Помогает </w:t>
-      </w:r>
-      <w:r>
-        <w:rPr>
-          <w:rFonts w:ascii="Times New Roman" w:hAnsi="Times New Roman" w:cs="Times New Roman"/>
-        </w:rPr>
-        <w:t>вывести</w:t>
-      </w:r>
-      <w:r>
-        <w:rPr>
-          <w:rFonts w:ascii="Times New Roman" w:hAnsi="Times New Roman" w:cs="Times New Roman"/>
-        </w:rPr>
-        <w:t xml:space="preserve"> </w:t>
-      </w:r>
-      <w:r>
-        <w:rPr>
-          <w:rFonts w:ascii="Times New Roman" w:hAnsi="Times New Roman" w:cs="Times New Roman"/>
-        </w:rPr>
-        <w:t xml:space="preserve">текст </w:t>
+        <w:t xml:space="preserve"> - Помогает вывести текст </w:t>
       </w:r>
     </w:p>
     <w:p>
@@ -1472,7 +1341,15 @@
           <w:sz w:val="28"/>
           <w:szCs w:val="28"/>
         </w:rPr>
-        <w:t xml:space="preserve">программа сравнивает с полем </w:t>
+        <w:t>программа сравнивает</w:t>
+      </w:r>
+      <w:r>
+        <w:rPr>
+          <w:rFonts w:ascii="Times New Roman" w:hAnsi="Times New Roman" w:cs="Times New Roman"/>
+          <w:sz w:val="28"/>
+          <w:szCs w:val="28"/>
+        </w:rPr>
+        <w:t xml:space="preserve"> с правильным ответом «</w:t>
       </w:r>
       <w:proofErr w:type="spellStart"/>
       <w:r>
@@ -1481,9 +1358,17 @@
           <w:sz w:val="28"/>
           <w:szCs w:val="28"/>
         </w:rPr>
-        <w:t>CorrectAnswer</w:t>
+        <w:t>Answer</w:t>
       </w:r>
       <w:proofErr w:type="spellEnd"/>
+      <w:r>
+        <w:rPr>
+          <w:rFonts w:ascii="Times New Roman" w:hAnsi="Times New Roman" w:cs="Times New Roman"/>
+          <w:sz w:val="28"/>
+          <w:szCs w:val="28"/>
+        </w:rPr>
+        <w:t>»</w:t>
+      </w:r>
     </w:p>
     <w:p/>
     <w:p>
@@ -1630,35 +1515,26 @@
           <w:szCs w:val="28"/>
         </w:rPr>
         <w:lastRenderedPageBreak/>
-        <w:t xml:space="preserve">Внешняя </w:t>
-      </w:r>
-      <w:r>
+        <w:t>Внешняя спецификация</w:t>
+      </w:r>
+    </w:p>
+    <w:p>
+      <w:pPr>
+        <w:spacing w:line="240" w:lineRule="auto"/>
         <w:rPr>
           <w:rFonts w:ascii="Times New Roman" w:hAnsi="Times New Roman" w:cs="Times New Roman"/>
           <w:b/>
           <w:sz w:val="28"/>
           <w:szCs w:val="28"/>
         </w:rPr>
-        <w:t>спецификация</w:t>
-      </w:r>
-    </w:p>
-    <w:p>
-      <w:pPr>
-        <w:spacing w:line="240" w:lineRule="auto"/>
+      </w:pPr>
+      <w:r>
         <w:rPr>
           <w:rFonts w:ascii="Times New Roman" w:hAnsi="Times New Roman" w:cs="Times New Roman"/>
           <w:b/>
           <w:sz w:val="28"/>
           <w:szCs w:val="28"/>
         </w:rPr>
-      </w:pPr>
-      <w:r>
-        <w:rPr>
-          <w:rFonts w:ascii="Times New Roman" w:hAnsi="Times New Roman" w:cs="Times New Roman"/>
-          <w:b/>
-          <w:sz w:val="28"/>
-          <w:szCs w:val="28"/>
-        </w:rPr>
         <w:t>Требования к системе</w:t>
       </w:r>
     </w:p>
@@ -1842,6 +1718,8 @@
         </w:rPr>
         <w:t>иск от 10 Мб</w:t>
       </w:r>
+      <w:bookmarkStart w:id="0" w:name="_GoBack"/>
+      <w:bookmarkEnd w:id="0"/>
     </w:p>
     <w:p>
       <w:pPr>
@@ -1924,15 +1802,7 @@
           <w:sz w:val="28"/>
           <w:szCs w:val="28"/>
         </w:rPr>
-        <w:t xml:space="preserve">При </w:t>
-      </w:r>
-      <w:r>
-        <w:rPr>
-          <w:rFonts w:ascii="Times New Roman" w:hAnsi="Times New Roman" w:cs="Times New Roman"/>
-          <w:sz w:val="28"/>
-          <w:szCs w:val="28"/>
-        </w:rPr>
-        <w:t>выборе «Начать тест»:</w:t>
+        <w:t>При выборе «Начать тест»:</w:t>
       </w:r>
     </w:p>
     <w:p>
@@ -2007,6 +1877,7 @@
           <w:rFonts w:ascii="Times New Roman" w:hAnsi="Times New Roman" w:cs="Times New Roman"/>
           <w:sz w:val="28"/>
           <w:szCs w:val="28"/>
+          <w:lang w:val="en-GB"/>
         </w:rPr>
       </w:pPr>
       <w:r>
@@ -2068,23 +1939,7 @@
           <w:sz w:val="24"/>
           <w:szCs w:val="24"/>
         </w:rPr>
-        <w:t xml:space="preserve">Дисциплина «Основы </w:t>
-      </w:r>
-      <w:r>
-        <w:rPr>
-          <w:rFonts w:ascii="Times New Roman" w:hAnsi="Times New Roman" w:cs="Times New Roman"/>
-          <w:sz w:val="24"/>
-          <w:szCs w:val="24"/>
-        </w:rPr>
-        <w:t>алгоритмизации» состоит из нескольких логически завершенных тем. Данное руководство описывает подход к организации проверки знаний, позволяющий оценить степень усвоения материала по каждой теме отдельно (текущий контроль) и итоговый уровень подготовки (про</w:t>
-      </w:r>
-      <w:r>
-        <w:rPr>
-          <w:rFonts w:ascii="Times New Roman" w:hAnsi="Times New Roman" w:cs="Times New Roman"/>
-          <w:sz w:val="24"/>
-          <w:szCs w:val="24"/>
-        </w:rPr>
-        <w:t>межуточная аттестация).</w:t>
+        <w:t>Дисциплина «Основы алгоритмизации» состоит из нескольких логически завершенных тем. Данное руководство описывает подход к организации проверки знаний, позволяющий оценить степень усвоения материала по каждой теме отдельно (текущий контроль) и итоговый уровень подготовки (промежуточная аттестация).</w:t>
       </w:r>
     </w:p>
     <w:p>
@@ -2512,15 +2367,7 @@
           <w:sz w:val="24"/>
           <w:szCs w:val="24"/>
         </w:rPr>
-        <w:t xml:space="preserve">Данное руководство представляет собой практический инструмент для организации контроля знаний по дисциплине «Основы алгоритмизации». Следуя изложенным </w:t>
-      </w:r>
-      <w:r>
-        <w:rPr>
-          <w:rFonts w:ascii="Times New Roman" w:hAnsi="Times New Roman" w:cs="Times New Roman"/>
-          <w:sz w:val="24"/>
-          <w:szCs w:val="24"/>
-        </w:rPr>
-        <w:t>рекомендациям, вы сможете выстроить прозрачную и объективную систему оценки, которая позволит:</w:t>
+        <w:t>Данное руководство представляет собой практический инструмент для организации контроля знаний по дисциплине «Основы алгоритмизации». Следуя изложенным рекомендациям, вы сможете выстроить прозрачную и объективную систему оценки, которая позволит:</w:t>
       </w:r>
     </w:p>
     <w:p>
@@ -2552,15 +2399,7 @@
           <w:sz w:val="24"/>
           <w:szCs w:val="24"/>
         </w:rPr>
-        <w:t> в знаниях учащихся по каждой конкретной теме (например, сложности с пониманием работы циклов или алгоритмизацией массивов) до того,</w:t>
-      </w:r>
-      <w:r>
-        <w:rPr>
-          <w:rFonts w:ascii="Times New Roman" w:hAnsi="Times New Roman" w:cs="Times New Roman"/>
-          <w:sz w:val="24"/>
-          <w:szCs w:val="24"/>
-        </w:rPr>
-        <w:t xml:space="preserve"> как они накопятся к итоговой аттестации.</w:t>
+        <w:t> в знаниях учащихся по каждой конкретной теме (например, сложности с пониманием работы циклов или алгоритмизацией массивов) до того, как они накопятся к итоговой аттестации.</w:t>
       </w:r>
     </w:p>
     <w:p>
@@ -2625,15 +2464,7 @@
           <w:sz w:val="24"/>
           <w:szCs w:val="24"/>
         </w:rPr>
-        <w:t>, так как четкая стру</w:t>
-      </w:r>
-      <w:r>
-        <w:rPr>
-          <w:rFonts w:ascii="Times New Roman" w:hAnsi="Times New Roman" w:cs="Times New Roman"/>
-          <w:sz w:val="24"/>
-          <w:szCs w:val="24"/>
-        </w:rPr>
-        <w:t>ктура контроля (входной, текущий, рубежный) и понятные критерии оценок делают процесс обучения предсказуемым и снижают уровень стресса.</w:t>
+        <w:t>, так как четкая структура контроля (входной, текущий, рубежный) и понятные критерии оценок делают процесс обучения предсказуемым и снижают уровень стресса.</w:t>
       </w:r>
     </w:p>
     <w:p>
@@ -2651,23 +2482,7 @@
           <w:sz w:val="24"/>
           <w:szCs w:val="24"/>
         </w:rPr>
-        <w:t>Используйте предложенные шаблоны оценочных листов и чек-листы для проверки практических работ как основу для составления</w:t>
-      </w:r>
-      <w:r>
-        <w:rPr>
-          <w:rFonts w:ascii="Times New Roman" w:hAnsi="Times New Roman" w:cs="Times New Roman"/>
-          <w:sz w:val="24"/>
-          <w:szCs w:val="24"/>
-        </w:rPr>
-        <w:t xml:space="preserve"> ваших собственных методических материалов. Вы можете адаптировать формы контроля под особенности вашей учебной группы и доступные технические средства (от традиционной меловой доски до современных систем электронного обучения). Внедрение модульного принци</w:t>
-      </w:r>
-      <w:r>
-        <w:rPr>
-          <w:rFonts w:ascii="Times New Roman" w:hAnsi="Times New Roman" w:cs="Times New Roman"/>
-          <w:sz w:val="24"/>
-          <w:szCs w:val="24"/>
-        </w:rPr>
-        <w:t>па проверки, описанного в руководстве, превратит контроль знаний из формальной процедуры в эффективный инструмент управления учебным процессом.</w:t>
+        <w:t>Используйте предложенные шаблоны оценочных листов и чек-листы для проверки практических работ как основу для составления ваших собственных методических материалов. Вы можете адаптировать формы контроля под особенности вашей учебной группы и доступные технические средства (от традиционной меловой доски до современных систем электронного обучения). Внедрение модульного принципа проверки, описанного в руководстве, превратит контроль знаний из формальной процедуры в эффективный инструмент управления учебным процессом.</w:t>
       </w:r>
     </w:p>
     <w:p>
@@ -2681,8 +2496,6 @@
           <w:szCs w:val="24"/>
         </w:rPr>
       </w:pPr>
-      <w:bookmarkStart w:id="0" w:name="_GoBack"/>
-      <w:bookmarkEnd w:id="0"/>
     </w:p>
     <w:p>
       <w:pPr>
@@ -2698,14 +2511,7 @@
           <w:rFonts w:ascii="Times New Roman" w:hAnsi="Times New Roman" w:cs="Times New Roman"/>
           <w:color w:val="000000" w:themeColor="text1"/>
         </w:rPr>
-        <w:t>7.</w:t>
-      </w:r>
-      <w:r>
-        <w:rPr>
-          <w:rFonts w:ascii="Times New Roman" w:hAnsi="Times New Roman" w:cs="Times New Roman"/>
-          <w:color w:val="000000" w:themeColor="text1"/>
-        </w:rPr>
-        <w:t>Описание тестов</w:t>
+        <w:t>7.Описание тестов</w:t>
       </w:r>
     </w:p>
     <w:p>
@@ -2789,15 +2595,7 @@
           <w:sz w:val="24"/>
           <w:szCs w:val="24"/>
         </w:rPr>
-        <w:t>Работу алгоритма (корректный резуль</w:t>
-      </w:r>
-      <w:r>
-        <w:rPr>
-          <w:rFonts w:ascii="Times New Roman" w:eastAsia="Helvetica" w:hAnsi="Times New Roman" w:cs="Times New Roman"/>
-          <w:sz w:val="24"/>
-          <w:szCs w:val="24"/>
-        </w:rPr>
-        <w:t xml:space="preserve">тат на верных данных, отсутствие вылетов на неверных). </w:t>
+        <w:t xml:space="preserve">Работу алгоритма (корректный результат на верных данных, отсутствие вылетов на неверных). </w:t>
       </w:r>
     </w:p>
     <w:p>
@@ -3235,15 +3033,7 @@
           <w:bCs/>
           <w:sz w:val="24"/>
         </w:rPr>
-        <w:t>C# для чайников (2019)</w:t>
-      </w:r>
-      <w:r>
-        <w:rPr>
-          <w:rFonts w:ascii="Times New Roman" w:hAnsi="Times New Roman" w:cs="Times New Roman"/>
-          <w:bCs/>
-          <w:sz w:val="24"/>
-        </w:rPr>
-        <w:t xml:space="preserve"> </w:t>
+        <w:t xml:space="preserve">C# для чайников (2019) </w:t>
       </w:r>
       <w:r>
         <w:rPr>
@@ -5209,6 +4999,7 @@
   <w:style w:type="character" w:default="1" w:styleId="a0">
     <w:name w:val="Default Paragraph Font"/>
     <w:uiPriority w:val="1"/>
+    <w:semiHidden/>
     <w:unhideWhenUsed/>
   </w:style>
   <w:style w:type="table" w:default="1" w:styleId="a1">
@@ -5632,7 +5423,7 @@
 </file>
 
 <file path=customXml/itemProps1.xml><?xml version="1.0" encoding="utf-8"?>
-<ds:datastoreItem xmlns:ds="http://schemas.openxmlformats.org/officeDocument/2006/customXml" ds:itemID="{12F149BF-3CC2-4273-A68A-06FDC382AF59}">
+<ds:datastoreItem xmlns:ds="http://schemas.openxmlformats.org/officeDocument/2006/customXml" ds:itemID="{3C875691-C45F-47FB-8617-86A9FDA00479}">
   <ds:schemaRefs>
     <ds:schemaRef ds:uri="http://schemas.openxmlformats.org/officeDocument/2006/bibliography"/>
   </ds:schemaRefs>
